--- a/Tai_Lieu_Tich_Hop_API_He_Thong.docx
+++ b/Tai_Lieu_Tich_Hop_API_He_Thong.docx
@@ -46,7 +46,7 @@
           <w:color w:val="4A5568"/>
           <w:sz w:val="21"/>
         </w:rPr>
-        <w:t>Bao gồm: Nhóm Internal API cho Client Máy Cắt, Quản lý Cấu hình Xe, Kho Mẫu SVG, Đại Lý &amp; Người Dùng</w:t>
+        <w:t>Bao gồm: Nhóm Internal API cho Client Máy Cắt, Quản lý Cấu hình Xe, Kho Mẫu SVG, Quản Trị Bản Đã Lưu (User Saved Files), Đại Lý &amp; Người Dùng</w:t>
       </w:r>
     </w:p>
     <w:tbl>
@@ -4617,6 +4617,2797 @@
       </w:r>
     </w:p>
     <w:p>
+      <w:pPr>
+        <w:pStyle w:val="Heading2"/>
+        <w:keepNext/>
+        <w:spacing w:before="280" w:after="120"/>
+      </w:pPr>
+      <w:r>
+        <w:rPr>
+          <w:rFonts w:ascii="Arial" w:hAnsi="Arial"/>
+          <w:b/>
+          <w:color w:val="2B6CB0"/>
+          <w:sz w:val="26"/>
+        </w:rPr>
+        <w:t>2.7. Lưu Bản Vẽ SVG Người Dùng (Internal Save User SVG File)</w:t>
+      </w:r>
+    </w:p>
+    <w:p>
+      <w:r>
+        <w:rPr>
+          <w:b/>
+        </w:rPr>
+        <w:t xml:space="preserve">• Endpoint: </w:t>
+      </w:r>
+      <w:r>
+        <w:t>POST /api/internal/user-files</w:t>
+        <w:br/>
+      </w:r>
+      <w:r>
+        <w:rPr>
+          <w:b/>
+        </w:rPr>
+        <w:t xml:space="preserve">• Header: </w:t>
+      </w:r>
+      <w:r>
+        <w:t>Authorization: Bearer &lt;accessToken&gt; (Bắt buộc - Role USER, AGENT hoặc ADMIN)</w:t>
+        <w:br/>
+      </w:r>
+      <w:r>
+        <w:rPr>
+          <w:b/>
+        </w:rPr>
+        <w:t xml:space="preserve">• Định dạng hỗ trợ: </w:t>
+      </w:r>
+      <w:r>
+        <w:t>Hệ thống hỗ trợ 02 hình thức nạp dữ liệu linh hoạt:</w:t>
+        <w:br/>
+      </w:r>
+      <w:r>
+        <w:t xml:space="preserve">   1) multipart/form-data: Tải file nhị phân đính kèm (param 'file') kèm metadata.</w:t>
+        <w:br/>
+      </w:r>
+      <w:r>
+        <w:t xml:space="preserve">   2) application/json: Gửi nội dung XML chuỗi SVG trực tiếp trong body JSON (field 'svgContent').</w:t>
+        <w:br/>
+      </w:r>
+      <w:r>
+        <w:rPr>
+          <w:b/>
+        </w:rPr>
+        <w:t xml:space="preserve">• Mục đích: </w:t>
+      </w:r>
+      <w:r>
+        <w:t>Cho phép người dùng máy cắt tại Đại lý lưu lại các bản vẽ SVG đã chỉnh sửa / xếp part trực tiếp từ phần mềm cắt. Hệ thống tự động khử độc SVG (Sanitize), tính mã băm SHA-256, lưu trữ an toàn và gắn bản lưu với tài khoản người dùng hiện tại.</w:t>
+      </w:r>
+    </w:p>
+    <w:p>
+      <w:r>
+        <w:rPr>
+          <w:b/>
+        </w:rPr>
+        <w:t>Bảng Tham số Lưu File SVG Người Dùng:</w:t>
+      </w:r>
+    </w:p>
+    <w:tbl>
+      <w:tblPr>
+        <w:tblW w:type="auto" w:w="0"/>
+        <w:jc w:val="center"/>
+        <w:tblLayout w:type="fixed"/>
+        <w:tblLook w:firstColumn="1" w:firstRow="1" w:lastColumn="0" w:lastRow="0" w:noHBand="0" w:noVBand="1" w:val="04A0"/>
+      </w:tblPr>
+      <w:tblGrid>
+        <w:gridCol w:w="1930"/>
+        <w:gridCol w:w="1930"/>
+        <w:gridCol w:w="1930"/>
+        <w:gridCol w:w="1930"/>
+        <w:gridCol w:w="1930"/>
+      </w:tblGrid>
+      <w:tr>
+        <w:tc>
+          <w:tcPr>
+            <w:tcW w:type="dxa" w:w="1872"/>
+            <w:shd w:fill="2B6CB0"/>
+            <w:tcMar>
+              <w:top w:w="120" w:type="dxa"/>
+              <w:bottom w:w="120" w:type="dxa"/>
+              <w:left w:w="120" w:type="dxa"/>
+              <w:right w:w="120" w:type="dxa"/>
+            </w:tcMar>
+            <w:tcBorders>
+              <w:top w:val="single" w:sz="4" w:space="0" w:color="2B6CB0"/>
+              <w:left w:val="none" w:sz="0" w:space="0" w:color="auto"/>
+              <w:bottom w:val="single" w:sz="12" w:space="0" w:color="2B6CB0"/>
+              <w:right w:val="none" w:sz="0" w:space="0" w:color="auto"/>
+            </w:tcBorders>
+          </w:tcPr>
+          <w:p>
+            <w:pPr>
+              <w:spacing w:before="40" w:after="40"/>
+            </w:pPr>
+            <w:r>
+              <w:rPr>
+                <w:rFonts w:ascii="Arial" w:hAnsi="Arial"/>
+                <w:b/>
+                <w:color w:val="FFFFFF"/>
+                <w:sz w:val="19"/>
+              </w:rPr>
+              <w:t>Trường / Tham số</w:t>
+            </w:r>
+          </w:p>
+        </w:tc>
+        <w:tc>
+          <w:tcPr>
+            <w:tcW w:type="dxa" w:w="1152"/>
+            <w:shd w:fill="2B6CB0"/>
+            <w:tcMar>
+              <w:top w:w="120" w:type="dxa"/>
+              <w:bottom w:w="120" w:type="dxa"/>
+              <w:left w:w="120" w:type="dxa"/>
+              <w:right w:w="120" w:type="dxa"/>
+            </w:tcMar>
+            <w:tcBorders>
+              <w:top w:val="single" w:sz="4" w:space="0" w:color="2B6CB0"/>
+              <w:left w:val="none" w:sz="0" w:space="0" w:color="auto"/>
+              <w:bottom w:val="single" w:sz="12" w:space="0" w:color="2B6CB0"/>
+              <w:right w:val="none" w:sz="0" w:space="0" w:color="auto"/>
+            </w:tcBorders>
+          </w:tcPr>
+          <w:p>
+            <w:pPr>
+              <w:spacing w:before="40" w:after="40"/>
+            </w:pPr>
+            <w:r>
+              <w:rPr>
+                <w:rFonts w:ascii="Arial" w:hAnsi="Arial"/>
+                <w:b/>
+                <w:color w:val="FFFFFF"/>
+                <w:sz w:val="19"/>
+              </w:rPr>
+              <w:t>Kiểu dữ liệu</w:t>
+            </w:r>
+          </w:p>
+        </w:tc>
+        <w:tc>
+          <w:tcPr>
+            <w:tcW w:type="dxa" w:w="1440"/>
+            <w:shd w:fill="2B6CB0"/>
+            <w:tcMar>
+              <w:top w:w="120" w:type="dxa"/>
+              <w:bottom w:w="120" w:type="dxa"/>
+              <w:left w:w="120" w:type="dxa"/>
+              <w:right w:w="120" w:type="dxa"/>
+            </w:tcMar>
+            <w:tcBorders>
+              <w:top w:val="single" w:sz="4" w:space="0" w:color="2B6CB0"/>
+              <w:left w:val="none" w:sz="0" w:space="0" w:color="auto"/>
+              <w:bottom w:val="single" w:sz="12" w:space="0" w:color="2B6CB0"/>
+              <w:right w:val="none" w:sz="0" w:space="0" w:color="auto"/>
+            </w:tcBorders>
+          </w:tcPr>
+          <w:p>
+            <w:pPr>
+              <w:spacing w:before="40" w:after="40"/>
+            </w:pPr>
+            <w:r>
+              <w:rPr>
+                <w:rFonts w:ascii="Arial" w:hAnsi="Arial"/>
+                <w:b/>
+                <w:color w:val="FFFFFF"/>
+                <w:sz w:val="19"/>
+              </w:rPr>
+              <w:t>Bắt buộc</w:t>
+            </w:r>
+          </w:p>
+        </w:tc>
+        <w:tc>
+          <w:tcPr>
+            <w:tcW w:type="dxa" w:w="3168"/>
+            <w:shd w:fill="2B6CB0"/>
+            <w:tcMar>
+              <w:top w:w="120" w:type="dxa"/>
+              <w:bottom w:w="120" w:type="dxa"/>
+              <w:left w:w="120" w:type="dxa"/>
+              <w:right w:w="120" w:type="dxa"/>
+            </w:tcMar>
+            <w:tcBorders>
+              <w:top w:val="single" w:sz="4" w:space="0" w:color="2B6CB0"/>
+              <w:left w:val="none" w:sz="0" w:space="0" w:color="auto"/>
+              <w:bottom w:val="single" w:sz="12" w:space="0" w:color="2B6CB0"/>
+              <w:right w:val="none" w:sz="0" w:space="0" w:color="auto"/>
+            </w:tcBorders>
+          </w:tcPr>
+          <w:p>
+            <w:pPr>
+              <w:spacing w:before="40" w:after="40"/>
+            </w:pPr>
+            <w:r>
+              <w:rPr>
+                <w:rFonts w:ascii="Arial" w:hAnsi="Arial"/>
+                <w:b/>
+                <w:color w:val="FFFFFF"/>
+                <w:sz w:val="19"/>
+              </w:rPr>
+              <w:t>Mô tả</w:t>
+            </w:r>
+          </w:p>
+        </w:tc>
+        <w:tc>
+          <w:tcPr>
+            <w:tcW w:type="dxa" w:w="1728"/>
+            <w:shd w:fill="2B6CB0"/>
+            <w:tcMar>
+              <w:top w:w="120" w:type="dxa"/>
+              <w:bottom w:w="120" w:type="dxa"/>
+              <w:left w:w="120" w:type="dxa"/>
+              <w:right w:w="120" w:type="dxa"/>
+            </w:tcMar>
+            <w:tcBorders>
+              <w:top w:val="single" w:sz="4" w:space="0" w:color="2B6CB0"/>
+              <w:left w:val="none" w:sz="0" w:space="0" w:color="auto"/>
+              <w:bottom w:val="single" w:sz="12" w:space="0" w:color="2B6CB0"/>
+              <w:right w:val="none" w:sz="0" w:space="0" w:color="auto"/>
+            </w:tcBorders>
+          </w:tcPr>
+          <w:p>
+            <w:pPr>
+              <w:spacing w:before="40" w:after="40"/>
+            </w:pPr>
+            <w:r>
+              <w:rPr>
+                <w:rFonts w:ascii="Arial" w:hAnsi="Arial"/>
+                <w:b/>
+                <w:color w:val="FFFFFF"/>
+                <w:sz w:val="19"/>
+              </w:rPr>
+              <w:t>Ví dụ</w:t>
+            </w:r>
+          </w:p>
+        </w:tc>
+      </w:tr>
+      <w:tr>
+        <w:tc>
+          <w:tcPr>
+            <w:tcW w:type="dxa" w:w="1872"/>
+            <w:shd w:fill="FFFFFF"/>
+            <w:tcMar>
+              <w:top w:w="80" w:type="dxa"/>
+              <w:bottom w:w="80" w:type="dxa"/>
+              <w:left w:w="100" w:type="dxa"/>
+              <w:right w:w="100" w:type="dxa"/>
+            </w:tcMar>
+            <w:tcBorders>
+              <w:top w:val="single" w:sz="4" w:space="0" w:color="E2E8F0"/>
+              <w:left w:val="none" w:sz="0" w:space="0" w:color="auto"/>
+              <w:bottom w:val="single" w:sz="4" w:space="0" w:color="E2E8F0"/>
+              <w:right w:val="none" w:sz="0" w:space="0" w:color="auto"/>
+            </w:tcBorders>
+          </w:tcPr>
+          <w:p>
+            <w:pPr>
+              <w:spacing w:before="40" w:after="40"/>
+            </w:pPr>
+            <w:r>
+              <w:rPr>
+                <w:rFonts w:ascii="Arial" w:hAnsi="Arial"/>
+                <w:color w:val="2D3748"/>
+                <w:sz w:val="18"/>
+              </w:rPr>
+              <w:t>file</w:t>
+            </w:r>
+          </w:p>
+        </w:tc>
+        <w:tc>
+          <w:tcPr>
+            <w:tcW w:type="dxa" w:w="1152"/>
+            <w:shd w:fill="FFFFFF"/>
+            <w:tcMar>
+              <w:top w:w="80" w:type="dxa"/>
+              <w:bottom w:w="80" w:type="dxa"/>
+              <w:left w:w="100" w:type="dxa"/>
+              <w:right w:w="100" w:type="dxa"/>
+            </w:tcMar>
+            <w:tcBorders>
+              <w:top w:val="single" w:sz="4" w:space="0" w:color="E2E8F0"/>
+              <w:left w:val="none" w:sz="0" w:space="0" w:color="auto"/>
+              <w:bottom w:val="single" w:sz="4" w:space="0" w:color="E2E8F0"/>
+              <w:right w:val="none" w:sz="0" w:space="0" w:color="auto"/>
+            </w:tcBorders>
+          </w:tcPr>
+          <w:p>
+            <w:pPr>
+              <w:spacing w:before="40" w:after="40"/>
+            </w:pPr>
+            <w:r>
+              <w:rPr>
+                <w:rFonts w:ascii="Arial" w:hAnsi="Arial"/>
+                <w:color w:val="2D3748"/>
+                <w:sz w:val="18"/>
+              </w:rPr>
+              <w:t>Binary</w:t>
+            </w:r>
+          </w:p>
+        </w:tc>
+        <w:tc>
+          <w:tcPr>
+            <w:tcW w:type="dxa" w:w="1440"/>
+            <w:shd w:fill="FFFFFF"/>
+            <w:tcMar>
+              <w:top w:w="80" w:type="dxa"/>
+              <w:bottom w:w="80" w:type="dxa"/>
+              <w:left w:w="100" w:type="dxa"/>
+              <w:right w:w="100" w:type="dxa"/>
+            </w:tcMar>
+            <w:tcBorders>
+              <w:top w:val="single" w:sz="4" w:space="0" w:color="E2E8F0"/>
+              <w:left w:val="none" w:sz="0" w:space="0" w:color="auto"/>
+              <w:bottom w:val="single" w:sz="4" w:space="0" w:color="E2E8F0"/>
+              <w:right w:val="none" w:sz="0" w:space="0" w:color="auto"/>
+            </w:tcBorders>
+          </w:tcPr>
+          <w:p>
+            <w:pPr>
+              <w:spacing w:before="40" w:after="40"/>
+            </w:pPr>
+            <w:r>
+              <w:rPr>
+                <w:rFonts w:ascii="Arial" w:hAnsi="Arial"/>
+                <w:color w:val="2D3748"/>
+                <w:sz w:val="18"/>
+              </w:rPr>
+              <w:t>Bắt buộc*</w:t>
+            </w:r>
+          </w:p>
+        </w:tc>
+        <w:tc>
+          <w:tcPr>
+            <w:tcW w:type="dxa" w:w="3168"/>
+            <w:shd w:fill="FFFFFF"/>
+            <w:tcMar>
+              <w:top w:w="80" w:type="dxa"/>
+              <w:bottom w:w="80" w:type="dxa"/>
+              <w:left w:w="100" w:type="dxa"/>
+              <w:right w:w="100" w:type="dxa"/>
+            </w:tcMar>
+            <w:tcBorders>
+              <w:top w:val="single" w:sz="4" w:space="0" w:color="E2E8F0"/>
+              <w:left w:val="none" w:sz="0" w:space="0" w:color="auto"/>
+              <w:bottom w:val="single" w:sz="4" w:space="0" w:color="E2E8F0"/>
+              <w:right w:val="none" w:sz="0" w:space="0" w:color="auto"/>
+            </w:tcBorders>
+          </w:tcPr>
+          <w:p>
+            <w:pPr>
+              <w:spacing w:before="40" w:after="40"/>
+            </w:pPr>
+            <w:r>
+              <w:rPr>
+                <w:rFonts w:ascii="Arial" w:hAnsi="Arial"/>
+                <w:color w:val="2D3748"/>
+                <w:sz w:val="18"/>
+              </w:rPr>
+              <w:t>File SVG nhị phân đính kèm (dùng cho multipart/form-data)</w:t>
+            </w:r>
+          </w:p>
+        </w:tc>
+        <w:tc>
+          <w:tcPr>
+            <w:tcW w:type="dxa" w:w="1728"/>
+            <w:shd w:fill="FFFFFF"/>
+            <w:tcMar>
+              <w:top w:w="80" w:type="dxa"/>
+              <w:bottom w:w="80" w:type="dxa"/>
+              <w:left w:w="100" w:type="dxa"/>
+              <w:right w:w="100" w:type="dxa"/>
+            </w:tcMar>
+            <w:tcBorders>
+              <w:top w:val="single" w:sz="4" w:space="0" w:color="E2E8F0"/>
+              <w:left w:val="none" w:sz="0" w:space="0" w:color="auto"/>
+              <w:bottom w:val="single" w:sz="4" w:space="0" w:color="E2E8F0"/>
+              <w:right w:val="none" w:sz="0" w:space="0" w:color="auto"/>
+            </w:tcBorders>
+          </w:tcPr>
+          <w:p>
+            <w:pPr>
+              <w:spacing w:before="40" w:after="40"/>
+            </w:pPr>
+            <w:r>
+              <w:rPr>
+                <w:rFonts w:ascii="Arial" w:hAnsi="Arial"/>
+                <w:color w:val="2D3748"/>
+                <w:sz w:val="18"/>
+              </w:rPr>
+              <w:t>MyDesign.svg</w:t>
+            </w:r>
+          </w:p>
+        </w:tc>
+      </w:tr>
+      <w:tr>
+        <w:tc>
+          <w:tcPr>
+            <w:tcW w:type="dxa" w:w="1872"/>
+            <w:shd w:fill="F7FAFC"/>
+            <w:tcMar>
+              <w:top w:w="80" w:type="dxa"/>
+              <w:bottom w:w="80" w:type="dxa"/>
+              <w:left w:w="100" w:type="dxa"/>
+              <w:right w:w="100" w:type="dxa"/>
+            </w:tcMar>
+            <w:tcBorders>
+              <w:top w:val="single" w:sz="4" w:space="0" w:color="E2E8F0"/>
+              <w:left w:val="none" w:sz="0" w:space="0" w:color="auto"/>
+              <w:bottom w:val="single" w:sz="4" w:space="0" w:color="E2E8F0"/>
+              <w:right w:val="none" w:sz="0" w:space="0" w:color="auto"/>
+            </w:tcBorders>
+          </w:tcPr>
+          <w:p>
+            <w:pPr>
+              <w:spacing w:before="40" w:after="40"/>
+            </w:pPr>
+            <w:r>
+              <w:rPr>
+                <w:rFonts w:ascii="Arial" w:hAnsi="Arial"/>
+                <w:color w:val="2D3748"/>
+                <w:sz w:val="18"/>
+              </w:rPr>
+              <w:t>svgContent</w:t>
+            </w:r>
+          </w:p>
+        </w:tc>
+        <w:tc>
+          <w:tcPr>
+            <w:tcW w:type="dxa" w:w="1152"/>
+            <w:shd w:fill="F7FAFC"/>
+            <w:tcMar>
+              <w:top w:w="80" w:type="dxa"/>
+              <w:bottom w:w="80" w:type="dxa"/>
+              <w:left w:w="100" w:type="dxa"/>
+              <w:right w:w="100" w:type="dxa"/>
+            </w:tcMar>
+            <w:tcBorders>
+              <w:top w:val="single" w:sz="4" w:space="0" w:color="E2E8F0"/>
+              <w:left w:val="none" w:sz="0" w:space="0" w:color="auto"/>
+              <w:bottom w:val="single" w:sz="4" w:space="0" w:color="E2E8F0"/>
+              <w:right w:val="none" w:sz="0" w:space="0" w:color="auto"/>
+            </w:tcBorders>
+          </w:tcPr>
+          <w:p>
+            <w:pPr>
+              <w:spacing w:before="40" w:after="40"/>
+            </w:pPr>
+            <w:r>
+              <w:rPr>
+                <w:rFonts w:ascii="Arial" w:hAnsi="Arial"/>
+                <w:color w:val="2D3748"/>
+                <w:sz w:val="18"/>
+              </w:rPr>
+              <w:t>String</w:t>
+            </w:r>
+          </w:p>
+        </w:tc>
+        <w:tc>
+          <w:tcPr>
+            <w:tcW w:type="dxa" w:w="1440"/>
+            <w:shd w:fill="F7FAFC"/>
+            <w:tcMar>
+              <w:top w:w="80" w:type="dxa"/>
+              <w:bottom w:w="80" w:type="dxa"/>
+              <w:left w:w="100" w:type="dxa"/>
+              <w:right w:w="100" w:type="dxa"/>
+            </w:tcMar>
+            <w:tcBorders>
+              <w:top w:val="single" w:sz="4" w:space="0" w:color="E2E8F0"/>
+              <w:left w:val="none" w:sz="0" w:space="0" w:color="auto"/>
+              <w:bottom w:val="single" w:sz="4" w:space="0" w:color="E2E8F0"/>
+              <w:right w:val="none" w:sz="0" w:space="0" w:color="auto"/>
+            </w:tcBorders>
+          </w:tcPr>
+          <w:p>
+            <w:pPr>
+              <w:spacing w:before="40" w:after="40"/>
+            </w:pPr>
+            <w:r>
+              <w:rPr>
+                <w:rFonts w:ascii="Arial" w:hAnsi="Arial"/>
+                <w:color w:val="2D3748"/>
+                <w:sz w:val="18"/>
+              </w:rPr>
+              <w:t>Bắt buộc*</w:t>
+            </w:r>
+          </w:p>
+        </w:tc>
+        <w:tc>
+          <w:tcPr>
+            <w:tcW w:type="dxa" w:w="3168"/>
+            <w:shd w:fill="F7FAFC"/>
+            <w:tcMar>
+              <w:top w:w="80" w:type="dxa"/>
+              <w:bottom w:w="80" w:type="dxa"/>
+              <w:left w:w="100" w:type="dxa"/>
+              <w:right w:w="100" w:type="dxa"/>
+            </w:tcMar>
+            <w:tcBorders>
+              <w:top w:val="single" w:sz="4" w:space="0" w:color="E2E8F0"/>
+              <w:left w:val="none" w:sz="0" w:space="0" w:color="auto"/>
+              <w:bottom w:val="single" w:sz="4" w:space="0" w:color="E2E8F0"/>
+              <w:right w:val="none" w:sz="0" w:space="0" w:color="auto"/>
+            </w:tcBorders>
+          </w:tcPr>
+          <w:p>
+            <w:pPr>
+              <w:spacing w:before="40" w:after="40"/>
+            </w:pPr>
+            <w:r>
+              <w:rPr>
+                <w:rFonts w:ascii="Arial" w:hAnsi="Arial"/>
+                <w:color w:val="2D3748"/>
+                <w:sz w:val="18"/>
+              </w:rPr>
+              <w:t>Chuỗi nội dung XML SVG (dùng cho application/json)</w:t>
+            </w:r>
+          </w:p>
+        </w:tc>
+        <w:tc>
+          <w:tcPr>
+            <w:tcW w:type="dxa" w:w="1728"/>
+            <w:shd w:fill="F7FAFC"/>
+            <w:tcMar>
+              <w:top w:w="80" w:type="dxa"/>
+              <w:bottom w:w="80" w:type="dxa"/>
+              <w:left w:w="100" w:type="dxa"/>
+              <w:right w:w="100" w:type="dxa"/>
+            </w:tcMar>
+            <w:tcBorders>
+              <w:top w:val="single" w:sz="4" w:space="0" w:color="E2E8F0"/>
+              <w:left w:val="none" w:sz="0" w:space="0" w:color="auto"/>
+              <w:bottom w:val="single" w:sz="4" w:space="0" w:color="E2E8F0"/>
+              <w:right w:val="none" w:sz="0" w:space="0" w:color="auto"/>
+            </w:tcBorders>
+          </w:tcPr>
+          <w:p>
+            <w:pPr>
+              <w:spacing w:before="40" w:after="40"/>
+            </w:pPr>
+            <w:r>
+              <w:rPr>
+                <w:rFonts w:ascii="Arial" w:hAnsi="Arial"/>
+                <w:color w:val="2D3748"/>
+                <w:sz w:val="18"/>
+              </w:rPr>
+              <w:t>&lt;svg viewBox=...&gt;</w:t>
+            </w:r>
+          </w:p>
+        </w:tc>
+      </w:tr>
+      <w:tr>
+        <w:tc>
+          <w:tcPr>
+            <w:tcW w:type="dxa" w:w="1872"/>
+            <w:shd w:fill="FFFFFF"/>
+            <w:tcMar>
+              <w:top w:w="80" w:type="dxa"/>
+              <w:bottom w:w="80" w:type="dxa"/>
+              <w:left w:w="100" w:type="dxa"/>
+              <w:right w:w="100" w:type="dxa"/>
+            </w:tcMar>
+            <w:tcBorders>
+              <w:top w:val="single" w:sz="4" w:space="0" w:color="E2E8F0"/>
+              <w:left w:val="none" w:sz="0" w:space="0" w:color="auto"/>
+              <w:bottom w:val="single" w:sz="4" w:space="0" w:color="E2E8F0"/>
+              <w:right w:val="none" w:sz="0" w:space="0" w:color="auto"/>
+            </w:tcBorders>
+          </w:tcPr>
+          <w:p>
+            <w:pPr>
+              <w:spacing w:before="40" w:after="40"/>
+            </w:pPr>
+            <w:r>
+              <w:rPr>
+                <w:rFonts w:ascii="Arial" w:hAnsi="Arial"/>
+                <w:color w:val="2D3748"/>
+                <w:sz w:val="18"/>
+              </w:rPr>
+              <w:t>fileName</w:t>
+            </w:r>
+          </w:p>
+        </w:tc>
+        <w:tc>
+          <w:tcPr>
+            <w:tcW w:type="dxa" w:w="1152"/>
+            <w:shd w:fill="FFFFFF"/>
+            <w:tcMar>
+              <w:top w:w="80" w:type="dxa"/>
+              <w:bottom w:w="80" w:type="dxa"/>
+              <w:left w:w="100" w:type="dxa"/>
+              <w:right w:w="100" w:type="dxa"/>
+            </w:tcMar>
+            <w:tcBorders>
+              <w:top w:val="single" w:sz="4" w:space="0" w:color="E2E8F0"/>
+              <w:left w:val="none" w:sz="0" w:space="0" w:color="auto"/>
+              <w:bottom w:val="single" w:sz="4" w:space="0" w:color="E2E8F0"/>
+              <w:right w:val="none" w:sz="0" w:space="0" w:color="auto"/>
+            </w:tcBorders>
+          </w:tcPr>
+          <w:p>
+            <w:pPr>
+              <w:spacing w:before="40" w:after="40"/>
+            </w:pPr>
+            <w:r>
+              <w:rPr>
+                <w:rFonts w:ascii="Arial" w:hAnsi="Arial"/>
+                <w:color w:val="2D3748"/>
+                <w:sz w:val="18"/>
+              </w:rPr>
+              <w:t>String</w:t>
+            </w:r>
+          </w:p>
+        </w:tc>
+        <w:tc>
+          <w:tcPr>
+            <w:tcW w:type="dxa" w:w="1440"/>
+            <w:shd w:fill="FFFFFF"/>
+            <w:tcMar>
+              <w:top w:w="80" w:type="dxa"/>
+              <w:bottom w:w="80" w:type="dxa"/>
+              <w:left w:w="100" w:type="dxa"/>
+              <w:right w:w="100" w:type="dxa"/>
+            </w:tcMar>
+            <w:tcBorders>
+              <w:top w:val="single" w:sz="4" w:space="0" w:color="E2E8F0"/>
+              <w:left w:val="none" w:sz="0" w:space="0" w:color="auto"/>
+              <w:bottom w:val="single" w:sz="4" w:space="0" w:color="E2E8F0"/>
+              <w:right w:val="none" w:sz="0" w:space="0" w:color="auto"/>
+            </w:tcBorders>
+          </w:tcPr>
+          <w:p>
+            <w:pPr>
+              <w:spacing w:before="40" w:after="40"/>
+            </w:pPr>
+            <w:r>
+              <w:rPr>
+                <w:rFonts w:ascii="Arial" w:hAnsi="Arial"/>
+                <w:color w:val="2D3748"/>
+                <w:sz w:val="18"/>
+              </w:rPr>
+              <w:t>Tùy chọn</w:t>
+            </w:r>
+          </w:p>
+        </w:tc>
+        <w:tc>
+          <w:tcPr>
+            <w:tcW w:type="dxa" w:w="3168"/>
+            <w:shd w:fill="FFFFFF"/>
+            <w:tcMar>
+              <w:top w:w="80" w:type="dxa"/>
+              <w:bottom w:w="80" w:type="dxa"/>
+              <w:left w:w="100" w:type="dxa"/>
+              <w:right w:w="100" w:type="dxa"/>
+            </w:tcMar>
+            <w:tcBorders>
+              <w:top w:val="single" w:sz="4" w:space="0" w:color="E2E8F0"/>
+              <w:left w:val="none" w:sz="0" w:space="0" w:color="auto"/>
+              <w:bottom w:val="single" w:sz="4" w:space="0" w:color="E2E8F0"/>
+              <w:right w:val="none" w:sz="0" w:space="0" w:color="auto"/>
+            </w:tcBorders>
+          </w:tcPr>
+          <w:p>
+            <w:pPr>
+              <w:spacing w:before="40" w:after="40"/>
+            </w:pPr>
+            <w:r>
+              <w:rPr>
+                <w:rFonts w:ascii="Arial" w:hAnsi="Arial"/>
+                <w:color w:val="2D3748"/>
+                <w:sz w:val="18"/>
+              </w:rPr>
+              <w:t>Tên bản lưu hiển thị trên hệ thống</w:t>
+            </w:r>
+          </w:p>
+        </w:tc>
+        <w:tc>
+          <w:tcPr>
+            <w:tcW w:type="dxa" w:w="1728"/>
+            <w:shd w:fill="FFFFFF"/>
+            <w:tcMar>
+              <w:top w:w="80" w:type="dxa"/>
+              <w:bottom w:w="80" w:type="dxa"/>
+              <w:left w:w="100" w:type="dxa"/>
+              <w:right w:w="100" w:type="dxa"/>
+            </w:tcMar>
+            <w:tcBorders>
+              <w:top w:val="single" w:sz="4" w:space="0" w:color="E2E8F0"/>
+              <w:left w:val="none" w:sz="0" w:space="0" w:color="auto"/>
+              <w:bottom w:val="single" w:sz="4" w:space="0" w:color="E2E8F0"/>
+              <w:right w:val="none" w:sz="0" w:space="0" w:color="auto"/>
+            </w:tcBorders>
+          </w:tcPr>
+          <w:p>
+            <w:pPr>
+              <w:spacing w:before="40" w:after="40"/>
+            </w:pPr>
+            <w:r>
+              <w:rPr>
+                <w:rFonts w:ascii="Arial" w:hAnsi="Arial"/>
+                <w:color w:val="2D3748"/>
+                <w:sz w:val="18"/>
+              </w:rPr>
+              <w:t>BMW_X5_Door_Cut.svg</w:t>
+            </w:r>
+          </w:p>
+        </w:tc>
+      </w:tr>
+      <w:tr>
+        <w:tc>
+          <w:tcPr>
+            <w:tcW w:type="dxa" w:w="1872"/>
+            <w:shd w:fill="F7FAFC"/>
+            <w:tcMar>
+              <w:top w:w="80" w:type="dxa"/>
+              <w:bottom w:w="80" w:type="dxa"/>
+              <w:left w:w="100" w:type="dxa"/>
+              <w:right w:w="100" w:type="dxa"/>
+            </w:tcMar>
+            <w:tcBorders>
+              <w:top w:val="single" w:sz="4" w:space="0" w:color="E2E8F0"/>
+              <w:left w:val="none" w:sz="0" w:space="0" w:color="auto"/>
+              <w:bottom w:val="single" w:sz="4" w:space="0" w:color="E2E8F0"/>
+              <w:right w:val="none" w:sz="0" w:space="0" w:color="auto"/>
+            </w:tcBorders>
+          </w:tcPr>
+          <w:p>
+            <w:pPr>
+              <w:spacing w:before="40" w:after="40"/>
+            </w:pPr>
+            <w:r>
+              <w:rPr>
+                <w:rFonts w:ascii="Arial" w:hAnsi="Arial"/>
+                <w:color w:val="2D3748"/>
+                <w:sz w:val="18"/>
+              </w:rPr>
+              <w:t>categoryId</w:t>
+            </w:r>
+          </w:p>
+        </w:tc>
+        <w:tc>
+          <w:tcPr>
+            <w:tcW w:type="dxa" w:w="1152"/>
+            <w:shd w:fill="F7FAFC"/>
+            <w:tcMar>
+              <w:top w:w="80" w:type="dxa"/>
+              <w:bottom w:w="80" w:type="dxa"/>
+              <w:left w:w="100" w:type="dxa"/>
+              <w:right w:w="100" w:type="dxa"/>
+            </w:tcMar>
+            <w:tcBorders>
+              <w:top w:val="single" w:sz="4" w:space="0" w:color="E2E8F0"/>
+              <w:left w:val="none" w:sz="0" w:space="0" w:color="auto"/>
+              <w:bottom w:val="single" w:sz="4" w:space="0" w:color="E2E8F0"/>
+              <w:right w:val="none" w:sz="0" w:space="0" w:color="auto"/>
+            </w:tcBorders>
+          </w:tcPr>
+          <w:p>
+            <w:pPr>
+              <w:spacing w:before="40" w:after="40"/>
+            </w:pPr>
+            <w:r>
+              <w:rPr>
+                <w:rFonts w:ascii="Arial" w:hAnsi="Arial"/>
+                <w:color w:val="2D3748"/>
+                <w:sz w:val="18"/>
+              </w:rPr>
+              <w:t>Long</w:t>
+            </w:r>
+          </w:p>
+        </w:tc>
+        <w:tc>
+          <w:tcPr>
+            <w:tcW w:type="dxa" w:w="1440"/>
+            <w:shd w:fill="F7FAFC"/>
+            <w:tcMar>
+              <w:top w:w="80" w:type="dxa"/>
+              <w:bottom w:w="80" w:type="dxa"/>
+              <w:left w:w="100" w:type="dxa"/>
+              <w:right w:w="100" w:type="dxa"/>
+            </w:tcMar>
+            <w:tcBorders>
+              <w:top w:val="single" w:sz="4" w:space="0" w:color="E2E8F0"/>
+              <w:left w:val="none" w:sz="0" w:space="0" w:color="auto"/>
+              <w:bottom w:val="single" w:sz="4" w:space="0" w:color="E2E8F0"/>
+              <w:right w:val="none" w:sz="0" w:space="0" w:color="auto"/>
+            </w:tcBorders>
+          </w:tcPr>
+          <w:p>
+            <w:pPr>
+              <w:spacing w:before="40" w:after="40"/>
+            </w:pPr>
+            <w:r>
+              <w:rPr>
+                <w:rFonts w:ascii="Arial" w:hAnsi="Arial"/>
+                <w:color w:val="2D3748"/>
+                <w:sz w:val="18"/>
+              </w:rPr>
+              <w:t>Tùy chọn</w:t>
+            </w:r>
+          </w:p>
+        </w:tc>
+        <w:tc>
+          <w:tcPr>
+            <w:tcW w:type="dxa" w:w="3168"/>
+            <w:shd w:fill="F7FAFC"/>
+            <w:tcMar>
+              <w:top w:w="80" w:type="dxa"/>
+              <w:bottom w:w="80" w:type="dxa"/>
+              <w:left w:w="100" w:type="dxa"/>
+              <w:right w:w="100" w:type="dxa"/>
+            </w:tcMar>
+            <w:tcBorders>
+              <w:top w:val="single" w:sz="4" w:space="0" w:color="E2E8F0"/>
+              <w:left w:val="none" w:sz="0" w:space="0" w:color="auto"/>
+              <w:bottom w:val="single" w:sz="4" w:space="0" w:color="E2E8F0"/>
+              <w:right w:val="none" w:sz="0" w:space="0" w:color="auto"/>
+            </w:tcBorders>
+          </w:tcPr>
+          <w:p>
+            <w:pPr>
+              <w:spacing w:before="40" w:after="40"/>
+            </w:pPr>
+            <w:r>
+              <w:rPr>
+                <w:rFonts w:ascii="Arial" w:hAnsi="Arial"/>
+                <w:color w:val="2D3748"/>
+                <w:sz w:val="18"/>
+              </w:rPr>
+              <w:t>ID danh mục (PPF Exterior, Interior, Window Film...)</w:t>
+            </w:r>
+          </w:p>
+        </w:tc>
+        <w:tc>
+          <w:tcPr>
+            <w:tcW w:type="dxa" w:w="1728"/>
+            <w:shd w:fill="F7FAFC"/>
+            <w:tcMar>
+              <w:top w:w="80" w:type="dxa"/>
+              <w:bottom w:w="80" w:type="dxa"/>
+              <w:left w:w="100" w:type="dxa"/>
+              <w:right w:w="100" w:type="dxa"/>
+            </w:tcMar>
+            <w:tcBorders>
+              <w:top w:val="single" w:sz="4" w:space="0" w:color="E2E8F0"/>
+              <w:left w:val="none" w:sz="0" w:space="0" w:color="auto"/>
+              <w:bottom w:val="single" w:sz="4" w:space="0" w:color="E2E8F0"/>
+              <w:right w:val="none" w:sz="0" w:space="0" w:color="auto"/>
+            </w:tcBorders>
+          </w:tcPr>
+          <w:p>
+            <w:pPr>
+              <w:spacing w:before="40" w:after="40"/>
+            </w:pPr>
+            <w:r>
+              <w:rPr>
+                <w:rFonts w:ascii="Arial" w:hAnsi="Arial"/>
+                <w:color w:val="2D3748"/>
+                <w:sz w:val="18"/>
+              </w:rPr>
+              <w:t>1</w:t>
+            </w:r>
+          </w:p>
+        </w:tc>
+      </w:tr>
+      <w:tr>
+        <w:tc>
+          <w:tcPr>
+            <w:tcW w:type="dxa" w:w="1872"/>
+            <w:shd w:fill="FFFFFF"/>
+            <w:tcMar>
+              <w:top w:w="80" w:type="dxa"/>
+              <w:bottom w:w="80" w:type="dxa"/>
+              <w:left w:w="100" w:type="dxa"/>
+              <w:right w:w="100" w:type="dxa"/>
+            </w:tcMar>
+            <w:tcBorders>
+              <w:top w:val="single" w:sz="4" w:space="0" w:color="E2E8F0"/>
+              <w:left w:val="none" w:sz="0" w:space="0" w:color="auto"/>
+              <w:bottom w:val="single" w:sz="4" w:space="0" w:color="E2E8F0"/>
+              <w:right w:val="none" w:sz="0" w:space="0" w:color="auto"/>
+            </w:tcBorders>
+          </w:tcPr>
+          <w:p>
+            <w:pPr>
+              <w:spacing w:before="40" w:after="40"/>
+            </w:pPr>
+            <w:r>
+              <w:rPr>
+                <w:rFonts w:ascii="Arial" w:hAnsi="Arial"/>
+                <w:color w:val="2D3748"/>
+                <w:sz w:val="18"/>
+              </w:rPr>
+              <w:t>vehicleNodeId</w:t>
+            </w:r>
+          </w:p>
+        </w:tc>
+        <w:tc>
+          <w:tcPr>
+            <w:tcW w:type="dxa" w:w="1152"/>
+            <w:shd w:fill="FFFFFF"/>
+            <w:tcMar>
+              <w:top w:w="80" w:type="dxa"/>
+              <w:bottom w:w="80" w:type="dxa"/>
+              <w:left w:w="100" w:type="dxa"/>
+              <w:right w:w="100" w:type="dxa"/>
+            </w:tcMar>
+            <w:tcBorders>
+              <w:top w:val="single" w:sz="4" w:space="0" w:color="E2E8F0"/>
+              <w:left w:val="none" w:sz="0" w:space="0" w:color="auto"/>
+              <w:bottom w:val="single" w:sz="4" w:space="0" w:color="E2E8F0"/>
+              <w:right w:val="none" w:sz="0" w:space="0" w:color="auto"/>
+            </w:tcBorders>
+          </w:tcPr>
+          <w:p>
+            <w:pPr>
+              <w:spacing w:before="40" w:after="40"/>
+            </w:pPr>
+            <w:r>
+              <w:rPr>
+                <w:rFonts w:ascii="Arial" w:hAnsi="Arial"/>
+                <w:color w:val="2D3748"/>
+                <w:sz w:val="18"/>
+              </w:rPr>
+              <w:t>Long</w:t>
+            </w:r>
+          </w:p>
+        </w:tc>
+        <w:tc>
+          <w:tcPr>
+            <w:tcW w:type="dxa" w:w="1440"/>
+            <w:shd w:fill="FFFFFF"/>
+            <w:tcMar>
+              <w:top w:w="80" w:type="dxa"/>
+              <w:bottom w:w="80" w:type="dxa"/>
+              <w:left w:w="100" w:type="dxa"/>
+              <w:right w:w="100" w:type="dxa"/>
+            </w:tcMar>
+            <w:tcBorders>
+              <w:top w:val="single" w:sz="4" w:space="0" w:color="E2E8F0"/>
+              <w:left w:val="none" w:sz="0" w:space="0" w:color="auto"/>
+              <w:bottom w:val="single" w:sz="4" w:space="0" w:color="E2E8F0"/>
+              <w:right w:val="none" w:sz="0" w:space="0" w:color="auto"/>
+            </w:tcBorders>
+          </w:tcPr>
+          <w:p>
+            <w:pPr>
+              <w:spacing w:before="40" w:after="40"/>
+            </w:pPr>
+            <w:r>
+              <w:rPr>
+                <w:rFonts w:ascii="Arial" w:hAnsi="Arial"/>
+                <w:color w:val="2D3748"/>
+                <w:sz w:val="18"/>
+              </w:rPr>
+              <w:t>Tùy chọn</w:t>
+            </w:r>
+          </w:p>
+        </w:tc>
+        <w:tc>
+          <w:tcPr>
+            <w:tcW w:type="dxa" w:w="3168"/>
+            <w:shd w:fill="FFFFFF"/>
+            <w:tcMar>
+              <w:top w:w="80" w:type="dxa"/>
+              <w:bottom w:w="80" w:type="dxa"/>
+              <w:left w:w="100" w:type="dxa"/>
+              <w:right w:w="100" w:type="dxa"/>
+            </w:tcMar>
+            <w:tcBorders>
+              <w:top w:val="single" w:sz="4" w:space="0" w:color="E2E8F0"/>
+              <w:left w:val="none" w:sz="0" w:space="0" w:color="auto"/>
+              <w:bottom w:val="single" w:sz="4" w:space="0" w:color="E2E8F0"/>
+              <w:right w:val="none" w:sz="0" w:space="0" w:color="auto"/>
+            </w:tcBorders>
+          </w:tcPr>
+          <w:p>
+            <w:pPr>
+              <w:spacing w:before="40" w:after="40"/>
+            </w:pPr>
+            <w:r>
+              <w:rPr>
+                <w:rFonts w:ascii="Arial" w:hAnsi="Arial"/>
+                <w:color w:val="2D3748"/>
+                <w:sz w:val="18"/>
+              </w:rPr>
+              <w:t>ID node xe / cấu hình xe liên kết</w:t>
+            </w:r>
+          </w:p>
+        </w:tc>
+        <w:tc>
+          <w:tcPr>
+            <w:tcW w:type="dxa" w:w="1728"/>
+            <w:shd w:fill="FFFFFF"/>
+            <w:tcMar>
+              <w:top w:w="80" w:type="dxa"/>
+              <w:bottom w:w="80" w:type="dxa"/>
+              <w:left w:w="100" w:type="dxa"/>
+              <w:right w:w="100" w:type="dxa"/>
+            </w:tcMar>
+            <w:tcBorders>
+              <w:top w:val="single" w:sz="4" w:space="0" w:color="E2E8F0"/>
+              <w:left w:val="none" w:sz="0" w:space="0" w:color="auto"/>
+              <w:bottom w:val="single" w:sz="4" w:space="0" w:color="E2E8F0"/>
+              <w:right w:val="none" w:sz="0" w:space="0" w:color="auto"/>
+            </w:tcBorders>
+          </w:tcPr>
+          <w:p>
+            <w:pPr>
+              <w:spacing w:before="40" w:after="40"/>
+            </w:pPr>
+            <w:r>
+              <w:rPr>
+                <w:rFonts w:ascii="Arial" w:hAnsi="Arial"/>
+                <w:color w:val="2D3748"/>
+                <w:sz w:val="18"/>
+              </w:rPr>
+              <w:t>12</w:t>
+            </w:r>
+          </w:p>
+        </w:tc>
+      </w:tr>
+      <w:tr>
+        <w:tc>
+          <w:tcPr>
+            <w:tcW w:type="dxa" w:w="1872"/>
+            <w:shd w:fill="F7FAFC"/>
+            <w:tcMar>
+              <w:top w:w="80" w:type="dxa"/>
+              <w:bottom w:w="80" w:type="dxa"/>
+              <w:left w:w="100" w:type="dxa"/>
+              <w:right w:w="100" w:type="dxa"/>
+            </w:tcMar>
+            <w:tcBorders>
+              <w:top w:val="single" w:sz="4" w:space="0" w:color="E2E8F0"/>
+              <w:left w:val="none" w:sz="0" w:space="0" w:color="auto"/>
+              <w:bottom w:val="single" w:sz="4" w:space="0" w:color="E2E8F0"/>
+              <w:right w:val="none" w:sz="0" w:space="0" w:color="auto"/>
+            </w:tcBorders>
+          </w:tcPr>
+          <w:p>
+            <w:pPr>
+              <w:spacing w:before="40" w:after="40"/>
+            </w:pPr>
+            <w:r>
+              <w:rPr>
+                <w:rFonts w:ascii="Arial" w:hAnsi="Arial"/>
+                <w:color w:val="2D3748"/>
+                <w:sz w:val="18"/>
+              </w:rPr>
+              <w:t>brandName</w:t>
+            </w:r>
+          </w:p>
+        </w:tc>
+        <w:tc>
+          <w:tcPr>
+            <w:tcW w:type="dxa" w:w="1152"/>
+            <w:shd w:fill="F7FAFC"/>
+            <w:tcMar>
+              <w:top w:w="80" w:type="dxa"/>
+              <w:bottom w:w="80" w:type="dxa"/>
+              <w:left w:w="100" w:type="dxa"/>
+              <w:right w:w="100" w:type="dxa"/>
+            </w:tcMar>
+            <w:tcBorders>
+              <w:top w:val="single" w:sz="4" w:space="0" w:color="E2E8F0"/>
+              <w:left w:val="none" w:sz="0" w:space="0" w:color="auto"/>
+              <w:bottom w:val="single" w:sz="4" w:space="0" w:color="E2E8F0"/>
+              <w:right w:val="none" w:sz="0" w:space="0" w:color="auto"/>
+            </w:tcBorders>
+          </w:tcPr>
+          <w:p>
+            <w:pPr>
+              <w:spacing w:before="40" w:after="40"/>
+            </w:pPr>
+            <w:r>
+              <w:rPr>
+                <w:rFonts w:ascii="Arial" w:hAnsi="Arial"/>
+                <w:color w:val="2D3748"/>
+                <w:sz w:val="18"/>
+              </w:rPr>
+              <w:t>String</w:t>
+            </w:r>
+          </w:p>
+        </w:tc>
+        <w:tc>
+          <w:tcPr>
+            <w:tcW w:type="dxa" w:w="1440"/>
+            <w:shd w:fill="F7FAFC"/>
+            <w:tcMar>
+              <w:top w:w="80" w:type="dxa"/>
+              <w:bottom w:w="80" w:type="dxa"/>
+              <w:left w:w="100" w:type="dxa"/>
+              <w:right w:w="100" w:type="dxa"/>
+            </w:tcMar>
+            <w:tcBorders>
+              <w:top w:val="single" w:sz="4" w:space="0" w:color="E2E8F0"/>
+              <w:left w:val="none" w:sz="0" w:space="0" w:color="auto"/>
+              <w:bottom w:val="single" w:sz="4" w:space="0" w:color="E2E8F0"/>
+              <w:right w:val="none" w:sz="0" w:space="0" w:color="auto"/>
+            </w:tcBorders>
+          </w:tcPr>
+          <w:p>
+            <w:pPr>
+              <w:spacing w:before="40" w:after="40"/>
+            </w:pPr>
+            <w:r>
+              <w:rPr>
+                <w:rFonts w:ascii="Arial" w:hAnsi="Arial"/>
+                <w:color w:val="2D3748"/>
+                <w:sz w:val="18"/>
+              </w:rPr>
+              <w:t>Tùy chọn</w:t>
+            </w:r>
+          </w:p>
+        </w:tc>
+        <w:tc>
+          <w:tcPr>
+            <w:tcW w:type="dxa" w:w="3168"/>
+            <w:shd w:fill="F7FAFC"/>
+            <w:tcMar>
+              <w:top w:w="80" w:type="dxa"/>
+              <w:bottom w:w="80" w:type="dxa"/>
+              <w:left w:w="100" w:type="dxa"/>
+              <w:right w:w="100" w:type="dxa"/>
+            </w:tcMar>
+            <w:tcBorders>
+              <w:top w:val="single" w:sz="4" w:space="0" w:color="E2E8F0"/>
+              <w:left w:val="none" w:sz="0" w:space="0" w:color="auto"/>
+              <w:bottom w:val="single" w:sz="4" w:space="0" w:color="E2E8F0"/>
+              <w:right w:val="none" w:sz="0" w:space="0" w:color="auto"/>
+            </w:tcBorders>
+          </w:tcPr>
+          <w:p>
+            <w:pPr>
+              <w:spacing w:before="40" w:after="40"/>
+            </w:pPr>
+            <w:r>
+              <w:rPr>
+                <w:rFonts w:ascii="Arial" w:hAnsi="Arial"/>
+                <w:color w:val="2D3748"/>
+                <w:sz w:val="18"/>
+              </w:rPr>
+              <w:t>Tên hãng xe</w:t>
+            </w:r>
+          </w:p>
+        </w:tc>
+        <w:tc>
+          <w:tcPr>
+            <w:tcW w:type="dxa" w:w="1728"/>
+            <w:shd w:fill="F7FAFC"/>
+            <w:tcMar>
+              <w:top w:w="80" w:type="dxa"/>
+              <w:bottom w:w="80" w:type="dxa"/>
+              <w:left w:w="100" w:type="dxa"/>
+              <w:right w:w="100" w:type="dxa"/>
+            </w:tcMar>
+            <w:tcBorders>
+              <w:top w:val="single" w:sz="4" w:space="0" w:color="E2E8F0"/>
+              <w:left w:val="none" w:sz="0" w:space="0" w:color="auto"/>
+              <w:bottom w:val="single" w:sz="4" w:space="0" w:color="E2E8F0"/>
+              <w:right w:val="none" w:sz="0" w:space="0" w:color="auto"/>
+            </w:tcBorders>
+          </w:tcPr>
+          <w:p>
+            <w:pPr>
+              <w:spacing w:before="40" w:after="40"/>
+            </w:pPr>
+            <w:r>
+              <w:rPr>
+                <w:rFonts w:ascii="Arial" w:hAnsi="Arial"/>
+                <w:color w:val="2D3748"/>
+                <w:sz w:val="18"/>
+              </w:rPr>
+              <w:t>BMW</w:t>
+            </w:r>
+          </w:p>
+        </w:tc>
+      </w:tr>
+      <w:tr>
+        <w:tc>
+          <w:tcPr>
+            <w:tcW w:type="dxa" w:w="1872"/>
+            <w:shd w:fill="FFFFFF"/>
+            <w:tcMar>
+              <w:top w:w="80" w:type="dxa"/>
+              <w:bottom w:w="80" w:type="dxa"/>
+              <w:left w:w="100" w:type="dxa"/>
+              <w:right w:w="100" w:type="dxa"/>
+            </w:tcMar>
+            <w:tcBorders>
+              <w:top w:val="single" w:sz="4" w:space="0" w:color="E2E8F0"/>
+              <w:left w:val="none" w:sz="0" w:space="0" w:color="auto"/>
+              <w:bottom w:val="single" w:sz="4" w:space="0" w:color="E2E8F0"/>
+              <w:right w:val="none" w:sz="0" w:space="0" w:color="auto"/>
+            </w:tcBorders>
+          </w:tcPr>
+          <w:p>
+            <w:pPr>
+              <w:spacing w:before="40" w:after="40"/>
+            </w:pPr>
+            <w:r>
+              <w:rPr>
+                <w:rFonts w:ascii="Arial" w:hAnsi="Arial"/>
+                <w:color w:val="2D3748"/>
+                <w:sz w:val="18"/>
+              </w:rPr>
+              <w:t>modelName</w:t>
+            </w:r>
+          </w:p>
+        </w:tc>
+        <w:tc>
+          <w:tcPr>
+            <w:tcW w:type="dxa" w:w="1152"/>
+            <w:shd w:fill="FFFFFF"/>
+            <w:tcMar>
+              <w:top w:w="80" w:type="dxa"/>
+              <w:bottom w:w="80" w:type="dxa"/>
+              <w:left w:w="100" w:type="dxa"/>
+              <w:right w:w="100" w:type="dxa"/>
+            </w:tcMar>
+            <w:tcBorders>
+              <w:top w:val="single" w:sz="4" w:space="0" w:color="E2E8F0"/>
+              <w:left w:val="none" w:sz="0" w:space="0" w:color="auto"/>
+              <w:bottom w:val="single" w:sz="4" w:space="0" w:color="E2E8F0"/>
+              <w:right w:val="none" w:sz="0" w:space="0" w:color="auto"/>
+            </w:tcBorders>
+          </w:tcPr>
+          <w:p>
+            <w:pPr>
+              <w:spacing w:before="40" w:after="40"/>
+            </w:pPr>
+            <w:r>
+              <w:rPr>
+                <w:rFonts w:ascii="Arial" w:hAnsi="Arial"/>
+                <w:color w:val="2D3748"/>
+                <w:sz w:val="18"/>
+              </w:rPr>
+              <w:t>String</w:t>
+            </w:r>
+          </w:p>
+        </w:tc>
+        <w:tc>
+          <w:tcPr>
+            <w:tcW w:type="dxa" w:w="1440"/>
+            <w:shd w:fill="FFFFFF"/>
+            <w:tcMar>
+              <w:top w:w="80" w:type="dxa"/>
+              <w:bottom w:w="80" w:type="dxa"/>
+              <w:left w:w="100" w:type="dxa"/>
+              <w:right w:w="100" w:type="dxa"/>
+            </w:tcMar>
+            <w:tcBorders>
+              <w:top w:val="single" w:sz="4" w:space="0" w:color="E2E8F0"/>
+              <w:left w:val="none" w:sz="0" w:space="0" w:color="auto"/>
+              <w:bottom w:val="single" w:sz="4" w:space="0" w:color="E2E8F0"/>
+              <w:right w:val="none" w:sz="0" w:space="0" w:color="auto"/>
+            </w:tcBorders>
+          </w:tcPr>
+          <w:p>
+            <w:pPr>
+              <w:spacing w:before="40" w:after="40"/>
+            </w:pPr>
+            <w:r>
+              <w:rPr>
+                <w:rFonts w:ascii="Arial" w:hAnsi="Arial"/>
+                <w:color w:val="2D3748"/>
+                <w:sz w:val="18"/>
+              </w:rPr>
+              <w:t>Tùy chọn</w:t>
+            </w:r>
+          </w:p>
+        </w:tc>
+        <w:tc>
+          <w:tcPr>
+            <w:tcW w:type="dxa" w:w="3168"/>
+            <w:shd w:fill="FFFFFF"/>
+            <w:tcMar>
+              <w:top w:w="80" w:type="dxa"/>
+              <w:bottom w:w="80" w:type="dxa"/>
+              <w:left w:w="100" w:type="dxa"/>
+              <w:right w:w="100" w:type="dxa"/>
+            </w:tcMar>
+            <w:tcBorders>
+              <w:top w:val="single" w:sz="4" w:space="0" w:color="E2E8F0"/>
+              <w:left w:val="none" w:sz="0" w:space="0" w:color="auto"/>
+              <w:bottom w:val="single" w:sz="4" w:space="0" w:color="E2E8F0"/>
+              <w:right w:val="none" w:sz="0" w:space="0" w:color="auto"/>
+            </w:tcBorders>
+          </w:tcPr>
+          <w:p>
+            <w:pPr>
+              <w:spacing w:before="40" w:after="40"/>
+            </w:pPr>
+            <w:r>
+              <w:rPr>
+                <w:rFonts w:ascii="Arial" w:hAnsi="Arial"/>
+                <w:color w:val="2D3748"/>
+                <w:sz w:val="18"/>
+              </w:rPr>
+              <w:t>Tên dòng xe</w:t>
+            </w:r>
+          </w:p>
+        </w:tc>
+        <w:tc>
+          <w:tcPr>
+            <w:tcW w:type="dxa" w:w="1728"/>
+            <w:shd w:fill="FFFFFF"/>
+            <w:tcMar>
+              <w:top w:w="80" w:type="dxa"/>
+              <w:bottom w:w="80" w:type="dxa"/>
+              <w:left w:w="100" w:type="dxa"/>
+              <w:right w:w="100" w:type="dxa"/>
+            </w:tcMar>
+            <w:tcBorders>
+              <w:top w:val="single" w:sz="4" w:space="0" w:color="E2E8F0"/>
+              <w:left w:val="none" w:sz="0" w:space="0" w:color="auto"/>
+              <w:bottom w:val="single" w:sz="4" w:space="0" w:color="E2E8F0"/>
+              <w:right w:val="none" w:sz="0" w:space="0" w:color="auto"/>
+            </w:tcBorders>
+          </w:tcPr>
+          <w:p>
+            <w:pPr>
+              <w:spacing w:before="40" w:after="40"/>
+            </w:pPr>
+            <w:r>
+              <w:rPr>
+                <w:rFonts w:ascii="Arial" w:hAnsi="Arial"/>
+                <w:color w:val="2D3748"/>
+                <w:sz w:val="18"/>
+              </w:rPr>
+              <w:t>X5</w:t>
+            </w:r>
+          </w:p>
+        </w:tc>
+      </w:tr>
+      <w:tr>
+        <w:tc>
+          <w:tcPr>
+            <w:tcW w:type="dxa" w:w="1872"/>
+            <w:shd w:fill="F7FAFC"/>
+            <w:tcMar>
+              <w:top w:w="80" w:type="dxa"/>
+              <w:bottom w:w="80" w:type="dxa"/>
+              <w:left w:w="100" w:type="dxa"/>
+              <w:right w:w="100" w:type="dxa"/>
+            </w:tcMar>
+            <w:tcBorders>
+              <w:top w:val="single" w:sz="4" w:space="0" w:color="E2E8F0"/>
+              <w:left w:val="none" w:sz="0" w:space="0" w:color="auto"/>
+              <w:bottom w:val="single" w:sz="4" w:space="0" w:color="E2E8F0"/>
+              <w:right w:val="none" w:sz="0" w:space="0" w:color="auto"/>
+            </w:tcBorders>
+          </w:tcPr>
+          <w:p>
+            <w:pPr>
+              <w:spacing w:before="40" w:after="40"/>
+            </w:pPr>
+            <w:r>
+              <w:rPr>
+                <w:rFonts w:ascii="Arial" w:hAnsi="Arial"/>
+                <w:color w:val="2D3748"/>
+                <w:sz w:val="18"/>
+              </w:rPr>
+              <w:t>yearFrom / yearTo</w:t>
+            </w:r>
+          </w:p>
+        </w:tc>
+        <w:tc>
+          <w:tcPr>
+            <w:tcW w:type="dxa" w:w="1152"/>
+            <w:shd w:fill="F7FAFC"/>
+            <w:tcMar>
+              <w:top w:w="80" w:type="dxa"/>
+              <w:bottom w:w="80" w:type="dxa"/>
+              <w:left w:w="100" w:type="dxa"/>
+              <w:right w:w="100" w:type="dxa"/>
+            </w:tcMar>
+            <w:tcBorders>
+              <w:top w:val="single" w:sz="4" w:space="0" w:color="E2E8F0"/>
+              <w:left w:val="none" w:sz="0" w:space="0" w:color="auto"/>
+              <w:bottom w:val="single" w:sz="4" w:space="0" w:color="E2E8F0"/>
+              <w:right w:val="none" w:sz="0" w:space="0" w:color="auto"/>
+            </w:tcBorders>
+          </w:tcPr>
+          <w:p>
+            <w:pPr>
+              <w:spacing w:before="40" w:after="40"/>
+            </w:pPr>
+            <w:r>
+              <w:rPr>
+                <w:rFonts w:ascii="Arial" w:hAnsi="Arial"/>
+                <w:color w:val="2D3748"/>
+                <w:sz w:val="18"/>
+              </w:rPr>
+              <w:t>Integer</w:t>
+            </w:r>
+          </w:p>
+        </w:tc>
+        <w:tc>
+          <w:tcPr>
+            <w:tcW w:type="dxa" w:w="1440"/>
+            <w:shd w:fill="F7FAFC"/>
+            <w:tcMar>
+              <w:top w:w="80" w:type="dxa"/>
+              <w:bottom w:w="80" w:type="dxa"/>
+              <w:left w:w="100" w:type="dxa"/>
+              <w:right w:w="100" w:type="dxa"/>
+            </w:tcMar>
+            <w:tcBorders>
+              <w:top w:val="single" w:sz="4" w:space="0" w:color="E2E8F0"/>
+              <w:left w:val="none" w:sz="0" w:space="0" w:color="auto"/>
+              <w:bottom w:val="single" w:sz="4" w:space="0" w:color="E2E8F0"/>
+              <w:right w:val="none" w:sz="0" w:space="0" w:color="auto"/>
+            </w:tcBorders>
+          </w:tcPr>
+          <w:p>
+            <w:pPr>
+              <w:spacing w:before="40" w:after="40"/>
+            </w:pPr>
+            <w:r>
+              <w:rPr>
+                <w:rFonts w:ascii="Arial" w:hAnsi="Arial"/>
+                <w:color w:val="2D3748"/>
+                <w:sz w:val="18"/>
+              </w:rPr>
+              <w:t>Tùy chọn</w:t>
+            </w:r>
+          </w:p>
+        </w:tc>
+        <w:tc>
+          <w:tcPr>
+            <w:tcW w:type="dxa" w:w="3168"/>
+            <w:shd w:fill="F7FAFC"/>
+            <w:tcMar>
+              <w:top w:w="80" w:type="dxa"/>
+              <w:bottom w:w="80" w:type="dxa"/>
+              <w:left w:w="100" w:type="dxa"/>
+              <w:right w:w="100" w:type="dxa"/>
+            </w:tcMar>
+            <w:tcBorders>
+              <w:top w:val="single" w:sz="4" w:space="0" w:color="E2E8F0"/>
+              <w:left w:val="none" w:sz="0" w:space="0" w:color="auto"/>
+              <w:bottom w:val="single" w:sz="4" w:space="0" w:color="E2E8F0"/>
+              <w:right w:val="none" w:sz="0" w:space="0" w:color="auto"/>
+            </w:tcBorders>
+          </w:tcPr>
+          <w:p>
+            <w:pPr>
+              <w:spacing w:before="40" w:after="40"/>
+            </w:pPr>
+            <w:r>
+              <w:rPr>
+                <w:rFonts w:ascii="Arial" w:hAnsi="Arial"/>
+                <w:color w:val="2D3748"/>
+                <w:sz w:val="18"/>
+              </w:rPr>
+              <w:t>Năm sản xuất từ - đến</w:t>
+            </w:r>
+          </w:p>
+        </w:tc>
+        <w:tc>
+          <w:tcPr>
+            <w:tcW w:type="dxa" w:w="1728"/>
+            <w:shd w:fill="F7FAFC"/>
+            <w:tcMar>
+              <w:top w:w="80" w:type="dxa"/>
+              <w:bottom w:w="80" w:type="dxa"/>
+              <w:left w:w="100" w:type="dxa"/>
+              <w:right w:w="100" w:type="dxa"/>
+            </w:tcMar>
+            <w:tcBorders>
+              <w:top w:val="single" w:sz="4" w:space="0" w:color="E2E8F0"/>
+              <w:left w:val="none" w:sz="0" w:space="0" w:color="auto"/>
+              <w:bottom w:val="single" w:sz="4" w:space="0" w:color="E2E8F0"/>
+              <w:right w:val="none" w:sz="0" w:space="0" w:color="auto"/>
+            </w:tcBorders>
+          </w:tcPr>
+          <w:p>
+            <w:pPr>
+              <w:spacing w:before="40" w:after="40"/>
+            </w:pPr>
+            <w:r>
+              <w:rPr>
+                <w:rFonts w:ascii="Arial" w:hAnsi="Arial"/>
+                <w:color w:val="2D3748"/>
+                <w:sz w:val="18"/>
+              </w:rPr>
+              <w:t>2019 / 2024</w:t>
+            </w:r>
+          </w:p>
+        </w:tc>
+      </w:tr>
+      <w:tr>
+        <w:tc>
+          <w:tcPr>
+            <w:tcW w:type="dxa" w:w="1872"/>
+            <w:shd w:fill="FFFFFF"/>
+            <w:tcMar>
+              <w:top w:w="80" w:type="dxa"/>
+              <w:bottom w:w="80" w:type="dxa"/>
+              <w:left w:w="100" w:type="dxa"/>
+              <w:right w:w="100" w:type="dxa"/>
+            </w:tcMar>
+            <w:tcBorders>
+              <w:top w:val="single" w:sz="4" w:space="0" w:color="E2E8F0"/>
+              <w:left w:val="none" w:sz="0" w:space="0" w:color="auto"/>
+              <w:bottom w:val="single" w:sz="4" w:space="0" w:color="E2E8F0"/>
+              <w:right w:val="none" w:sz="0" w:space="0" w:color="auto"/>
+            </w:tcBorders>
+          </w:tcPr>
+          <w:p>
+            <w:pPr>
+              <w:spacing w:before="40" w:after="40"/>
+            </w:pPr>
+            <w:r>
+              <w:rPr>
+                <w:rFonts w:ascii="Arial" w:hAnsi="Arial"/>
+                <w:color w:val="2D3748"/>
+                <w:sz w:val="18"/>
+              </w:rPr>
+              <w:t>generationCode</w:t>
+            </w:r>
+          </w:p>
+        </w:tc>
+        <w:tc>
+          <w:tcPr>
+            <w:tcW w:type="dxa" w:w="1152"/>
+            <w:shd w:fill="FFFFFF"/>
+            <w:tcMar>
+              <w:top w:w="80" w:type="dxa"/>
+              <w:bottom w:w="80" w:type="dxa"/>
+              <w:left w:w="100" w:type="dxa"/>
+              <w:right w:w="100" w:type="dxa"/>
+            </w:tcMar>
+            <w:tcBorders>
+              <w:top w:val="single" w:sz="4" w:space="0" w:color="E2E8F0"/>
+              <w:left w:val="none" w:sz="0" w:space="0" w:color="auto"/>
+              <w:bottom w:val="single" w:sz="4" w:space="0" w:color="E2E8F0"/>
+              <w:right w:val="none" w:sz="0" w:space="0" w:color="auto"/>
+            </w:tcBorders>
+          </w:tcPr>
+          <w:p>
+            <w:pPr>
+              <w:spacing w:before="40" w:after="40"/>
+            </w:pPr>
+            <w:r>
+              <w:rPr>
+                <w:rFonts w:ascii="Arial" w:hAnsi="Arial"/>
+                <w:color w:val="2D3748"/>
+                <w:sz w:val="18"/>
+              </w:rPr>
+              <w:t>String</w:t>
+            </w:r>
+          </w:p>
+        </w:tc>
+        <w:tc>
+          <w:tcPr>
+            <w:tcW w:type="dxa" w:w="1440"/>
+            <w:shd w:fill="FFFFFF"/>
+            <w:tcMar>
+              <w:top w:w="80" w:type="dxa"/>
+              <w:bottom w:w="80" w:type="dxa"/>
+              <w:left w:w="100" w:type="dxa"/>
+              <w:right w:w="100" w:type="dxa"/>
+            </w:tcMar>
+            <w:tcBorders>
+              <w:top w:val="single" w:sz="4" w:space="0" w:color="E2E8F0"/>
+              <w:left w:val="none" w:sz="0" w:space="0" w:color="auto"/>
+              <w:bottom w:val="single" w:sz="4" w:space="0" w:color="E2E8F0"/>
+              <w:right w:val="none" w:sz="0" w:space="0" w:color="auto"/>
+            </w:tcBorders>
+          </w:tcPr>
+          <w:p>
+            <w:pPr>
+              <w:spacing w:before="40" w:after="40"/>
+            </w:pPr>
+            <w:r>
+              <w:rPr>
+                <w:rFonts w:ascii="Arial" w:hAnsi="Arial"/>
+                <w:color w:val="2D3748"/>
+                <w:sz w:val="18"/>
+              </w:rPr>
+              <w:t>Tùy chọn</w:t>
+            </w:r>
+          </w:p>
+        </w:tc>
+        <w:tc>
+          <w:tcPr>
+            <w:tcW w:type="dxa" w:w="3168"/>
+            <w:shd w:fill="FFFFFF"/>
+            <w:tcMar>
+              <w:top w:w="80" w:type="dxa"/>
+              <w:bottom w:w="80" w:type="dxa"/>
+              <w:left w:w="100" w:type="dxa"/>
+              <w:right w:w="100" w:type="dxa"/>
+            </w:tcMar>
+            <w:tcBorders>
+              <w:top w:val="single" w:sz="4" w:space="0" w:color="E2E8F0"/>
+              <w:left w:val="none" w:sz="0" w:space="0" w:color="auto"/>
+              <w:bottom w:val="single" w:sz="4" w:space="0" w:color="E2E8F0"/>
+              <w:right w:val="none" w:sz="0" w:space="0" w:color="auto"/>
+            </w:tcBorders>
+          </w:tcPr>
+          <w:p>
+            <w:pPr>
+              <w:spacing w:before="40" w:after="40"/>
+            </w:pPr>
+            <w:r>
+              <w:rPr>
+                <w:rFonts w:ascii="Arial" w:hAnsi="Arial"/>
+                <w:color w:val="2D3748"/>
+                <w:sz w:val="18"/>
+              </w:rPr>
+              <w:t>Mã đời / Mã khung xe</w:t>
+            </w:r>
+          </w:p>
+        </w:tc>
+        <w:tc>
+          <w:tcPr>
+            <w:tcW w:type="dxa" w:w="1728"/>
+            <w:shd w:fill="FFFFFF"/>
+            <w:tcMar>
+              <w:top w:w="80" w:type="dxa"/>
+              <w:bottom w:w="80" w:type="dxa"/>
+              <w:left w:w="100" w:type="dxa"/>
+              <w:right w:w="100" w:type="dxa"/>
+            </w:tcMar>
+            <w:tcBorders>
+              <w:top w:val="single" w:sz="4" w:space="0" w:color="E2E8F0"/>
+              <w:left w:val="none" w:sz="0" w:space="0" w:color="auto"/>
+              <w:bottom w:val="single" w:sz="4" w:space="0" w:color="E2E8F0"/>
+              <w:right w:val="none" w:sz="0" w:space="0" w:color="auto"/>
+            </w:tcBorders>
+          </w:tcPr>
+          <w:p>
+            <w:pPr>
+              <w:spacing w:before="40" w:after="40"/>
+            </w:pPr>
+            <w:r>
+              <w:rPr>
+                <w:rFonts w:ascii="Arial" w:hAnsi="Arial"/>
+                <w:color w:val="2D3748"/>
+                <w:sz w:val="18"/>
+              </w:rPr>
+              <w:t>G05</w:t>
+            </w:r>
+          </w:p>
+        </w:tc>
+      </w:tr>
+      <w:tr>
+        <w:tc>
+          <w:tcPr>
+            <w:tcW w:type="dxa" w:w="1872"/>
+            <w:shd w:fill="F7FAFC"/>
+            <w:tcMar>
+              <w:top w:w="80" w:type="dxa"/>
+              <w:bottom w:w="80" w:type="dxa"/>
+              <w:left w:w="100" w:type="dxa"/>
+              <w:right w:w="100" w:type="dxa"/>
+            </w:tcMar>
+            <w:tcBorders>
+              <w:top w:val="single" w:sz="4" w:space="0" w:color="E2E8F0"/>
+              <w:left w:val="none" w:sz="0" w:space="0" w:color="auto"/>
+              <w:bottom w:val="single" w:sz="4" w:space="0" w:color="E2E8F0"/>
+              <w:right w:val="none" w:sz="0" w:space="0" w:color="auto"/>
+            </w:tcBorders>
+          </w:tcPr>
+          <w:p>
+            <w:pPr>
+              <w:spacing w:before="40" w:after="40"/>
+            </w:pPr>
+            <w:r>
+              <w:rPr>
+                <w:rFonts w:ascii="Arial" w:hAnsi="Arial"/>
+                <w:color w:val="2D3748"/>
+                <w:sz w:val="18"/>
+              </w:rPr>
+              <w:t>productGroup</w:t>
+            </w:r>
+          </w:p>
+        </w:tc>
+        <w:tc>
+          <w:tcPr>
+            <w:tcW w:type="dxa" w:w="1152"/>
+            <w:shd w:fill="F7FAFC"/>
+            <w:tcMar>
+              <w:top w:w="80" w:type="dxa"/>
+              <w:bottom w:w="80" w:type="dxa"/>
+              <w:left w:w="100" w:type="dxa"/>
+              <w:right w:w="100" w:type="dxa"/>
+            </w:tcMar>
+            <w:tcBorders>
+              <w:top w:val="single" w:sz="4" w:space="0" w:color="E2E8F0"/>
+              <w:left w:val="none" w:sz="0" w:space="0" w:color="auto"/>
+              <w:bottom w:val="single" w:sz="4" w:space="0" w:color="E2E8F0"/>
+              <w:right w:val="none" w:sz="0" w:space="0" w:color="auto"/>
+            </w:tcBorders>
+          </w:tcPr>
+          <w:p>
+            <w:pPr>
+              <w:spacing w:before="40" w:after="40"/>
+            </w:pPr>
+            <w:r>
+              <w:rPr>
+                <w:rFonts w:ascii="Arial" w:hAnsi="Arial"/>
+                <w:color w:val="2D3748"/>
+                <w:sz w:val="18"/>
+              </w:rPr>
+              <w:t>String</w:t>
+            </w:r>
+          </w:p>
+        </w:tc>
+        <w:tc>
+          <w:tcPr>
+            <w:tcW w:type="dxa" w:w="1440"/>
+            <w:shd w:fill="F7FAFC"/>
+            <w:tcMar>
+              <w:top w:w="80" w:type="dxa"/>
+              <w:bottom w:w="80" w:type="dxa"/>
+              <w:left w:w="100" w:type="dxa"/>
+              <w:right w:w="100" w:type="dxa"/>
+            </w:tcMar>
+            <w:tcBorders>
+              <w:top w:val="single" w:sz="4" w:space="0" w:color="E2E8F0"/>
+              <w:left w:val="none" w:sz="0" w:space="0" w:color="auto"/>
+              <w:bottom w:val="single" w:sz="4" w:space="0" w:color="E2E8F0"/>
+              <w:right w:val="none" w:sz="0" w:space="0" w:color="auto"/>
+            </w:tcBorders>
+          </w:tcPr>
+          <w:p>
+            <w:pPr>
+              <w:spacing w:before="40" w:after="40"/>
+            </w:pPr>
+            <w:r>
+              <w:rPr>
+                <w:rFonts w:ascii="Arial" w:hAnsi="Arial"/>
+                <w:color w:val="2D3748"/>
+                <w:sz w:val="18"/>
+              </w:rPr>
+              <w:t>Tùy chọn</w:t>
+            </w:r>
+          </w:p>
+        </w:tc>
+        <w:tc>
+          <w:tcPr>
+            <w:tcW w:type="dxa" w:w="3168"/>
+            <w:shd w:fill="F7FAFC"/>
+            <w:tcMar>
+              <w:top w:w="80" w:type="dxa"/>
+              <w:bottom w:w="80" w:type="dxa"/>
+              <w:left w:w="100" w:type="dxa"/>
+              <w:right w:w="100" w:type="dxa"/>
+            </w:tcMar>
+            <w:tcBorders>
+              <w:top w:val="single" w:sz="4" w:space="0" w:color="E2E8F0"/>
+              <w:left w:val="none" w:sz="0" w:space="0" w:color="auto"/>
+              <w:bottom w:val="single" w:sz="4" w:space="0" w:color="E2E8F0"/>
+              <w:right w:val="none" w:sz="0" w:space="0" w:color="auto"/>
+            </w:tcBorders>
+          </w:tcPr>
+          <w:p>
+            <w:pPr>
+              <w:spacing w:before="40" w:after="40"/>
+            </w:pPr>
+            <w:r>
+              <w:rPr>
+                <w:rFonts w:ascii="Arial" w:hAnsi="Arial"/>
+                <w:color w:val="2D3748"/>
+                <w:sz w:val="18"/>
+              </w:rPr>
+              <w:t>Mã nhóm sản phẩm (PPF_EXTERIOR, PPF_INTERIOR, WINDOW_FILM)</w:t>
+            </w:r>
+          </w:p>
+        </w:tc>
+        <w:tc>
+          <w:tcPr>
+            <w:tcW w:type="dxa" w:w="1728"/>
+            <w:shd w:fill="F7FAFC"/>
+            <w:tcMar>
+              <w:top w:w="80" w:type="dxa"/>
+              <w:bottom w:w="80" w:type="dxa"/>
+              <w:left w:w="100" w:type="dxa"/>
+              <w:right w:w="100" w:type="dxa"/>
+            </w:tcMar>
+            <w:tcBorders>
+              <w:top w:val="single" w:sz="4" w:space="0" w:color="E2E8F0"/>
+              <w:left w:val="none" w:sz="0" w:space="0" w:color="auto"/>
+              <w:bottom w:val="single" w:sz="4" w:space="0" w:color="E2E8F0"/>
+              <w:right w:val="none" w:sz="0" w:space="0" w:color="auto"/>
+            </w:tcBorders>
+          </w:tcPr>
+          <w:p>
+            <w:pPr>
+              <w:spacing w:before="40" w:after="40"/>
+            </w:pPr>
+            <w:r>
+              <w:rPr>
+                <w:rFonts w:ascii="Arial" w:hAnsi="Arial"/>
+                <w:color w:val="2D3748"/>
+                <w:sz w:val="18"/>
+              </w:rPr>
+              <w:t>PPF_EXTERIOR</w:t>
+            </w:r>
+          </w:p>
+        </w:tc>
+      </w:tr>
+      <w:tr>
+        <w:tc>
+          <w:tcPr>
+            <w:tcW w:type="dxa" w:w="1872"/>
+            <w:shd w:fill="FFFFFF"/>
+            <w:tcMar>
+              <w:top w:w="80" w:type="dxa"/>
+              <w:bottom w:w="80" w:type="dxa"/>
+              <w:left w:w="100" w:type="dxa"/>
+              <w:right w:w="100" w:type="dxa"/>
+            </w:tcMar>
+            <w:tcBorders>
+              <w:top w:val="single" w:sz="4" w:space="0" w:color="E2E8F0"/>
+              <w:left w:val="none" w:sz="0" w:space="0" w:color="auto"/>
+              <w:bottom w:val="single" w:sz="4" w:space="0" w:color="E2E8F0"/>
+              <w:right w:val="none" w:sz="0" w:space="0" w:color="auto"/>
+            </w:tcBorders>
+          </w:tcPr>
+          <w:p>
+            <w:pPr>
+              <w:spacing w:before="40" w:after="40"/>
+            </w:pPr>
+            <w:r>
+              <w:rPr>
+                <w:rFonts w:ascii="Arial" w:hAnsi="Arial"/>
+                <w:color w:val="2D3748"/>
+                <w:sz w:val="18"/>
+              </w:rPr>
+              <w:t>filmWidth</w:t>
+            </w:r>
+          </w:p>
+        </w:tc>
+        <w:tc>
+          <w:tcPr>
+            <w:tcW w:type="dxa" w:w="1152"/>
+            <w:shd w:fill="FFFFFF"/>
+            <w:tcMar>
+              <w:top w:w="80" w:type="dxa"/>
+              <w:bottom w:w="80" w:type="dxa"/>
+              <w:left w:w="100" w:type="dxa"/>
+              <w:right w:w="100" w:type="dxa"/>
+            </w:tcMar>
+            <w:tcBorders>
+              <w:top w:val="single" w:sz="4" w:space="0" w:color="E2E8F0"/>
+              <w:left w:val="none" w:sz="0" w:space="0" w:color="auto"/>
+              <w:bottom w:val="single" w:sz="4" w:space="0" w:color="E2E8F0"/>
+              <w:right w:val="none" w:sz="0" w:space="0" w:color="auto"/>
+            </w:tcBorders>
+          </w:tcPr>
+          <w:p>
+            <w:pPr>
+              <w:spacing w:before="40" w:after="40"/>
+            </w:pPr>
+            <w:r>
+              <w:rPr>
+                <w:rFonts w:ascii="Arial" w:hAnsi="Arial"/>
+                <w:color w:val="2D3748"/>
+                <w:sz w:val="18"/>
+              </w:rPr>
+              <w:t>Double</w:t>
+            </w:r>
+          </w:p>
+        </w:tc>
+        <w:tc>
+          <w:tcPr>
+            <w:tcW w:type="dxa" w:w="1440"/>
+            <w:shd w:fill="FFFFFF"/>
+            <w:tcMar>
+              <w:top w:w="80" w:type="dxa"/>
+              <w:bottom w:w="80" w:type="dxa"/>
+              <w:left w:w="100" w:type="dxa"/>
+              <w:right w:w="100" w:type="dxa"/>
+            </w:tcMar>
+            <w:tcBorders>
+              <w:top w:val="single" w:sz="4" w:space="0" w:color="E2E8F0"/>
+              <w:left w:val="none" w:sz="0" w:space="0" w:color="auto"/>
+              <w:bottom w:val="single" w:sz="4" w:space="0" w:color="E2E8F0"/>
+              <w:right w:val="none" w:sz="0" w:space="0" w:color="auto"/>
+            </w:tcBorders>
+          </w:tcPr>
+          <w:p>
+            <w:pPr>
+              <w:spacing w:before="40" w:after="40"/>
+            </w:pPr>
+            <w:r>
+              <w:rPr>
+                <w:rFonts w:ascii="Arial" w:hAnsi="Arial"/>
+                <w:color w:val="2D3748"/>
+                <w:sz w:val="18"/>
+              </w:rPr>
+              <w:t>Tùy chọn</w:t>
+            </w:r>
+          </w:p>
+        </w:tc>
+        <w:tc>
+          <w:tcPr>
+            <w:tcW w:type="dxa" w:w="3168"/>
+            <w:shd w:fill="FFFFFF"/>
+            <w:tcMar>
+              <w:top w:w="80" w:type="dxa"/>
+              <w:bottom w:w="80" w:type="dxa"/>
+              <w:left w:w="100" w:type="dxa"/>
+              <w:right w:w="100" w:type="dxa"/>
+            </w:tcMar>
+            <w:tcBorders>
+              <w:top w:val="single" w:sz="4" w:space="0" w:color="E2E8F0"/>
+              <w:left w:val="none" w:sz="0" w:space="0" w:color="auto"/>
+              <w:bottom w:val="single" w:sz="4" w:space="0" w:color="E2E8F0"/>
+              <w:right w:val="none" w:sz="0" w:space="0" w:color="auto"/>
+            </w:tcBorders>
+          </w:tcPr>
+          <w:p>
+            <w:pPr>
+              <w:spacing w:before="40" w:after="40"/>
+            </w:pPr>
+            <w:r>
+              <w:rPr>
+                <w:rFonts w:ascii="Arial" w:hAnsi="Arial"/>
+                <w:color w:val="2D3748"/>
+                <w:sz w:val="18"/>
+              </w:rPr>
+              <w:t>Khổ phim chiều rộng Y (mm) thiết lập trên máy cắt</w:t>
+            </w:r>
+          </w:p>
+        </w:tc>
+        <w:tc>
+          <w:tcPr>
+            <w:tcW w:type="dxa" w:w="1728"/>
+            <w:shd w:fill="FFFFFF"/>
+            <w:tcMar>
+              <w:top w:w="80" w:type="dxa"/>
+              <w:bottom w:w="80" w:type="dxa"/>
+              <w:left w:w="100" w:type="dxa"/>
+              <w:right w:w="100" w:type="dxa"/>
+            </w:tcMar>
+            <w:tcBorders>
+              <w:top w:val="single" w:sz="4" w:space="0" w:color="E2E8F0"/>
+              <w:left w:val="none" w:sz="0" w:space="0" w:color="auto"/>
+              <w:bottom w:val="single" w:sz="4" w:space="0" w:color="E2E8F0"/>
+              <w:right w:val="none" w:sz="0" w:space="0" w:color="auto"/>
+            </w:tcBorders>
+          </w:tcPr>
+          <w:p>
+            <w:pPr>
+              <w:spacing w:before="40" w:after="40"/>
+            </w:pPr>
+            <w:r>
+              <w:rPr>
+                <w:rFonts w:ascii="Arial" w:hAnsi="Arial"/>
+                <w:color w:val="2D3748"/>
+                <w:sz w:val="18"/>
+              </w:rPr>
+              <w:t>1520.0</w:t>
+            </w:r>
+          </w:p>
+        </w:tc>
+      </w:tr>
+      <w:tr>
+        <w:tc>
+          <w:tcPr>
+            <w:tcW w:type="dxa" w:w="1872"/>
+            <w:shd w:fill="F7FAFC"/>
+            <w:tcMar>
+              <w:top w:w="80" w:type="dxa"/>
+              <w:bottom w:w="80" w:type="dxa"/>
+              <w:left w:w="100" w:type="dxa"/>
+              <w:right w:w="100" w:type="dxa"/>
+            </w:tcMar>
+            <w:tcBorders>
+              <w:top w:val="single" w:sz="4" w:space="0" w:color="E2E8F0"/>
+              <w:left w:val="none" w:sz="0" w:space="0" w:color="auto"/>
+              <w:bottom w:val="single" w:sz="4" w:space="0" w:color="E2E8F0"/>
+              <w:right w:val="none" w:sz="0" w:space="0" w:color="auto"/>
+            </w:tcBorders>
+          </w:tcPr>
+          <w:p>
+            <w:pPr>
+              <w:spacing w:before="40" w:after="40"/>
+            </w:pPr>
+            <w:r>
+              <w:rPr>
+                <w:rFonts w:ascii="Arial" w:hAnsi="Arial"/>
+                <w:color w:val="2D3748"/>
+                <w:sz w:val="18"/>
+              </w:rPr>
+              <w:t>rollLength</w:t>
+            </w:r>
+          </w:p>
+        </w:tc>
+        <w:tc>
+          <w:tcPr>
+            <w:tcW w:type="dxa" w:w="1152"/>
+            <w:shd w:fill="F7FAFC"/>
+            <w:tcMar>
+              <w:top w:w="80" w:type="dxa"/>
+              <w:bottom w:w="80" w:type="dxa"/>
+              <w:left w:w="100" w:type="dxa"/>
+              <w:right w:w="100" w:type="dxa"/>
+            </w:tcMar>
+            <w:tcBorders>
+              <w:top w:val="single" w:sz="4" w:space="0" w:color="E2E8F0"/>
+              <w:left w:val="none" w:sz="0" w:space="0" w:color="auto"/>
+              <w:bottom w:val="single" w:sz="4" w:space="0" w:color="E2E8F0"/>
+              <w:right w:val="none" w:sz="0" w:space="0" w:color="auto"/>
+            </w:tcBorders>
+          </w:tcPr>
+          <w:p>
+            <w:pPr>
+              <w:spacing w:before="40" w:after="40"/>
+            </w:pPr>
+            <w:r>
+              <w:rPr>
+                <w:rFonts w:ascii="Arial" w:hAnsi="Arial"/>
+                <w:color w:val="2D3748"/>
+                <w:sz w:val="18"/>
+              </w:rPr>
+              <w:t>Double</w:t>
+            </w:r>
+          </w:p>
+        </w:tc>
+        <w:tc>
+          <w:tcPr>
+            <w:tcW w:type="dxa" w:w="1440"/>
+            <w:shd w:fill="F7FAFC"/>
+            <w:tcMar>
+              <w:top w:w="80" w:type="dxa"/>
+              <w:bottom w:w="80" w:type="dxa"/>
+              <w:left w:w="100" w:type="dxa"/>
+              <w:right w:w="100" w:type="dxa"/>
+            </w:tcMar>
+            <w:tcBorders>
+              <w:top w:val="single" w:sz="4" w:space="0" w:color="E2E8F0"/>
+              <w:left w:val="none" w:sz="0" w:space="0" w:color="auto"/>
+              <w:bottom w:val="single" w:sz="4" w:space="0" w:color="E2E8F0"/>
+              <w:right w:val="none" w:sz="0" w:space="0" w:color="auto"/>
+            </w:tcBorders>
+          </w:tcPr>
+          <w:p>
+            <w:pPr>
+              <w:spacing w:before="40" w:after="40"/>
+            </w:pPr>
+            <w:r>
+              <w:rPr>
+                <w:rFonts w:ascii="Arial" w:hAnsi="Arial"/>
+                <w:color w:val="2D3748"/>
+                <w:sz w:val="18"/>
+              </w:rPr>
+              <w:t>Tùy chọn</w:t>
+            </w:r>
+          </w:p>
+        </w:tc>
+        <w:tc>
+          <w:tcPr>
+            <w:tcW w:type="dxa" w:w="3168"/>
+            <w:shd w:fill="F7FAFC"/>
+            <w:tcMar>
+              <w:top w:w="80" w:type="dxa"/>
+              <w:bottom w:w="80" w:type="dxa"/>
+              <w:left w:w="100" w:type="dxa"/>
+              <w:right w:w="100" w:type="dxa"/>
+            </w:tcMar>
+            <w:tcBorders>
+              <w:top w:val="single" w:sz="4" w:space="0" w:color="E2E8F0"/>
+              <w:left w:val="none" w:sz="0" w:space="0" w:color="auto"/>
+              <w:bottom w:val="single" w:sz="4" w:space="0" w:color="E2E8F0"/>
+              <w:right w:val="none" w:sz="0" w:space="0" w:color="auto"/>
+            </w:tcBorders>
+          </w:tcPr>
+          <w:p>
+            <w:pPr>
+              <w:spacing w:before="40" w:after="40"/>
+            </w:pPr>
+            <w:r>
+              <w:rPr>
+                <w:rFonts w:ascii="Arial" w:hAnsi="Arial"/>
+                <w:color w:val="2D3748"/>
+                <w:sz w:val="18"/>
+              </w:rPr>
+              <w:t>Chiều dài dọc cuộn X (mm) thiết lập trên máy cắt</w:t>
+            </w:r>
+          </w:p>
+        </w:tc>
+        <w:tc>
+          <w:tcPr>
+            <w:tcW w:type="dxa" w:w="1728"/>
+            <w:shd w:fill="F7FAFC"/>
+            <w:tcMar>
+              <w:top w:w="80" w:type="dxa"/>
+              <w:bottom w:w="80" w:type="dxa"/>
+              <w:left w:w="100" w:type="dxa"/>
+              <w:right w:w="100" w:type="dxa"/>
+            </w:tcMar>
+            <w:tcBorders>
+              <w:top w:val="single" w:sz="4" w:space="0" w:color="E2E8F0"/>
+              <w:left w:val="none" w:sz="0" w:space="0" w:color="auto"/>
+              <w:bottom w:val="single" w:sz="4" w:space="0" w:color="E2E8F0"/>
+              <w:right w:val="none" w:sz="0" w:space="0" w:color="auto"/>
+            </w:tcBorders>
+          </w:tcPr>
+          <w:p>
+            <w:pPr>
+              <w:spacing w:before="40" w:after="40"/>
+            </w:pPr>
+            <w:r>
+              <w:rPr>
+                <w:rFonts w:ascii="Arial" w:hAnsi="Arial"/>
+                <w:color w:val="2D3748"/>
+                <w:sz w:val="18"/>
+              </w:rPr>
+              <w:t>3500.0</w:t>
+            </w:r>
+          </w:p>
+        </w:tc>
+      </w:tr>
+      <w:tr>
+        <w:tc>
+          <w:tcPr>
+            <w:tcW w:type="dxa" w:w="1872"/>
+            <w:shd w:fill="FFFFFF"/>
+            <w:tcMar>
+              <w:top w:w="80" w:type="dxa"/>
+              <w:bottom w:w="80" w:type="dxa"/>
+              <w:left w:w="100" w:type="dxa"/>
+              <w:right w:w="100" w:type="dxa"/>
+            </w:tcMar>
+            <w:tcBorders>
+              <w:top w:val="single" w:sz="4" w:space="0" w:color="E2E8F0"/>
+              <w:left w:val="none" w:sz="0" w:space="0" w:color="auto"/>
+              <w:bottom w:val="single" w:sz="4" w:space="0" w:color="E2E8F0"/>
+              <w:right w:val="none" w:sz="0" w:space="0" w:color="auto"/>
+            </w:tcBorders>
+          </w:tcPr>
+          <w:p>
+            <w:pPr>
+              <w:spacing w:before="40" w:after="40"/>
+            </w:pPr>
+            <w:r>
+              <w:rPr>
+                <w:rFonts w:ascii="Arial" w:hAnsi="Arial"/>
+                <w:color w:val="2D3748"/>
+                <w:sz w:val="18"/>
+              </w:rPr>
+              <w:t>axisX / axisY</w:t>
+            </w:r>
+          </w:p>
+        </w:tc>
+        <w:tc>
+          <w:tcPr>
+            <w:tcW w:type="dxa" w:w="1152"/>
+            <w:shd w:fill="FFFFFF"/>
+            <w:tcMar>
+              <w:top w:w="80" w:type="dxa"/>
+              <w:bottom w:w="80" w:type="dxa"/>
+              <w:left w:w="100" w:type="dxa"/>
+              <w:right w:w="100" w:type="dxa"/>
+            </w:tcMar>
+            <w:tcBorders>
+              <w:top w:val="single" w:sz="4" w:space="0" w:color="E2E8F0"/>
+              <w:left w:val="none" w:sz="0" w:space="0" w:color="auto"/>
+              <w:bottom w:val="single" w:sz="4" w:space="0" w:color="E2E8F0"/>
+              <w:right w:val="none" w:sz="0" w:space="0" w:color="auto"/>
+            </w:tcBorders>
+          </w:tcPr>
+          <w:p>
+            <w:pPr>
+              <w:spacing w:before="40" w:after="40"/>
+            </w:pPr>
+            <w:r>
+              <w:rPr>
+                <w:rFonts w:ascii="Arial" w:hAnsi="Arial"/>
+                <w:color w:val="2D3748"/>
+                <w:sz w:val="18"/>
+              </w:rPr>
+              <w:t>Double</w:t>
+            </w:r>
+          </w:p>
+        </w:tc>
+        <w:tc>
+          <w:tcPr>
+            <w:tcW w:type="dxa" w:w="1440"/>
+            <w:shd w:fill="FFFFFF"/>
+            <w:tcMar>
+              <w:top w:w="80" w:type="dxa"/>
+              <w:bottom w:w="80" w:type="dxa"/>
+              <w:left w:w="100" w:type="dxa"/>
+              <w:right w:w="100" w:type="dxa"/>
+            </w:tcMar>
+            <w:tcBorders>
+              <w:top w:val="single" w:sz="4" w:space="0" w:color="E2E8F0"/>
+              <w:left w:val="none" w:sz="0" w:space="0" w:color="auto"/>
+              <w:bottom w:val="single" w:sz="4" w:space="0" w:color="E2E8F0"/>
+              <w:right w:val="none" w:sz="0" w:space="0" w:color="auto"/>
+            </w:tcBorders>
+          </w:tcPr>
+          <w:p>
+            <w:pPr>
+              <w:spacing w:before="40" w:after="40"/>
+            </w:pPr>
+            <w:r>
+              <w:rPr>
+                <w:rFonts w:ascii="Arial" w:hAnsi="Arial"/>
+                <w:color w:val="2D3748"/>
+                <w:sz w:val="18"/>
+              </w:rPr>
+              <w:t>Tùy chọn</w:t>
+            </w:r>
+          </w:p>
+        </w:tc>
+        <w:tc>
+          <w:tcPr>
+            <w:tcW w:type="dxa" w:w="3168"/>
+            <w:shd w:fill="FFFFFF"/>
+            <w:tcMar>
+              <w:top w:w="80" w:type="dxa"/>
+              <w:bottom w:w="80" w:type="dxa"/>
+              <w:left w:w="100" w:type="dxa"/>
+              <w:right w:w="100" w:type="dxa"/>
+            </w:tcMar>
+            <w:tcBorders>
+              <w:top w:val="single" w:sz="4" w:space="0" w:color="E2E8F0"/>
+              <w:left w:val="none" w:sz="0" w:space="0" w:color="auto"/>
+              <w:bottom w:val="single" w:sz="4" w:space="0" w:color="E2E8F0"/>
+              <w:right w:val="none" w:sz="0" w:space="0" w:color="auto"/>
+            </w:tcBorders>
+          </w:tcPr>
+          <w:p>
+            <w:pPr>
+              <w:spacing w:before="40" w:after="40"/>
+            </w:pPr>
+            <w:r>
+              <w:rPr>
+                <w:rFonts w:ascii="Arial" w:hAnsi="Arial"/>
+                <w:color w:val="2D3748"/>
+                <w:sz w:val="18"/>
+              </w:rPr>
+              <w:t>Tọa độ trục cắt X và Y (mm)</w:t>
+            </w:r>
+          </w:p>
+        </w:tc>
+        <w:tc>
+          <w:tcPr>
+            <w:tcW w:type="dxa" w:w="1728"/>
+            <w:shd w:fill="FFFFFF"/>
+            <w:tcMar>
+              <w:top w:w="80" w:type="dxa"/>
+              <w:bottom w:w="80" w:type="dxa"/>
+              <w:left w:w="100" w:type="dxa"/>
+              <w:right w:w="100" w:type="dxa"/>
+            </w:tcMar>
+            <w:tcBorders>
+              <w:top w:val="single" w:sz="4" w:space="0" w:color="E2E8F0"/>
+              <w:left w:val="none" w:sz="0" w:space="0" w:color="auto"/>
+              <w:bottom w:val="single" w:sz="4" w:space="0" w:color="E2E8F0"/>
+              <w:right w:val="none" w:sz="0" w:space="0" w:color="auto"/>
+            </w:tcBorders>
+          </w:tcPr>
+          <w:p>
+            <w:pPr>
+              <w:spacing w:before="40" w:after="40"/>
+            </w:pPr>
+            <w:r>
+              <w:rPr>
+                <w:rFonts w:ascii="Arial" w:hAnsi="Arial"/>
+                <w:color w:val="2D3748"/>
+                <w:sz w:val="18"/>
+              </w:rPr>
+              <w:t>3500.0 / 1520.0</w:t>
+            </w:r>
+          </w:p>
+        </w:tc>
+      </w:tr>
+      <w:tr>
+        <w:tc>
+          <w:tcPr>
+            <w:tcW w:type="dxa" w:w="1872"/>
+            <w:shd w:fill="F7FAFC"/>
+            <w:tcMar>
+              <w:top w:w="80" w:type="dxa"/>
+              <w:bottom w:w="80" w:type="dxa"/>
+              <w:left w:w="100" w:type="dxa"/>
+              <w:right w:w="100" w:type="dxa"/>
+            </w:tcMar>
+            <w:tcBorders>
+              <w:top w:val="single" w:sz="4" w:space="0" w:color="E2E8F0"/>
+              <w:left w:val="none" w:sz="0" w:space="0" w:color="auto"/>
+              <w:bottom w:val="single" w:sz="4" w:space="0" w:color="E2E8F0"/>
+              <w:right w:val="none" w:sz="0" w:space="0" w:color="auto"/>
+            </w:tcBorders>
+          </w:tcPr>
+          <w:p>
+            <w:pPr>
+              <w:spacing w:before="40" w:after="40"/>
+            </w:pPr>
+            <w:r>
+              <w:rPr>
+                <w:rFonts w:ascii="Arial" w:hAnsi="Arial"/>
+                <w:color w:val="2D3748"/>
+                <w:sz w:val="18"/>
+              </w:rPr>
+              <w:t>description</w:t>
+            </w:r>
+          </w:p>
+        </w:tc>
+        <w:tc>
+          <w:tcPr>
+            <w:tcW w:type="dxa" w:w="1152"/>
+            <w:shd w:fill="F7FAFC"/>
+            <w:tcMar>
+              <w:top w:w="80" w:type="dxa"/>
+              <w:bottom w:w="80" w:type="dxa"/>
+              <w:left w:w="100" w:type="dxa"/>
+              <w:right w:w="100" w:type="dxa"/>
+            </w:tcMar>
+            <w:tcBorders>
+              <w:top w:val="single" w:sz="4" w:space="0" w:color="E2E8F0"/>
+              <w:left w:val="none" w:sz="0" w:space="0" w:color="auto"/>
+              <w:bottom w:val="single" w:sz="4" w:space="0" w:color="E2E8F0"/>
+              <w:right w:val="none" w:sz="0" w:space="0" w:color="auto"/>
+            </w:tcBorders>
+          </w:tcPr>
+          <w:p>
+            <w:pPr>
+              <w:spacing w:before="40" w:after="40"/>
+            </w:pPr>
+            <w:r>
+              <w:rPr>
+                <w:rFonts w:ascii="Arial" w:hAnsi="Arial"/>
+                <w:color w:val="2D3748"/>
+                <w:sz w:val="18"/>
+              </w:rPr>
+              <w:t>String</w:t>
+            </w:r>
+          </w:p>
+        </w:tc>
+        <w:tc>
+          <w:tcPr>
+            <w:tcW w:type="dxa" w:w="1440"/>
+            <w:shd w:fill="F7FAFC"/>
+            <w:tcMar>
+              <w:top w:w="80" w:type="dxa"/>
+              <w:bottom w:w="80" w:type="dxa"/>
+              <w:left w:w="100" w:type="dxa"/>
+              <w:right w:w="100" w:type="dxa"/>
+            </w:tcMar>
+            <w:tcBorders>
+              <w:top w:val="single" w:sz="4" w:space="0" w:color="E2E8F0"/>
+              <w:left w:val="none" w:sz="0" w:space="0" w:color="auto"/>
+              <w:bottom w:val="single" w:sz="4" w:space="0" w:color="E2E8F0"/>
+              <w:right w:val="none" w:sz="0" w:space="0" w:color="auto"/>
+            </w:tcBorders>
+          </w:tcPr>
+          <w:p>
+            <w:pPr>
+              <w:spacing w:before="40" w:after="40"/>
+            </w:pPr>
+            <w:r>
+              <w:rPr>
+                <w:rFonts w:ascii="Arial" w:hAnsi="Arial"/>
+                <w:color w:val="2D3748"/>
+                <w:sz w:val="18"/>
+              </w:rPr>
+              <w:t>Tùy chọn</w:t>
+            </w:r>
+          </w:p>
+        </w:tc>
+        <w:tc>
+          <w:tcPr>
+            <w:tcW w:type="dxa" w:w="3168"/>
+            <w:shd w:fill="F7FAFC"/>
+            <w:tcMar>
+              <w:top w:w="80" w:type="dxa"/>
+              <w:bottom w:w="80" w:type="dxa"/>
+              <w:left w:w="100" w:type="dxa"/>
+              <w:right w:w="100" w:type="dxa"/>
+            </w:tcMar>
+            <w:tcBorders>
+              <w:top w:val="single" w:sz="4" w:space="0" w:color="E2E8F0"/>
+              <w:left w:val="none" w:sz="0" w:space="0" w:color="auto"/>
+              <w:bottom w:val="single" w:sz="4" w:space="0" w:color="E2E8F0"/>
+              <w:right w:val="none" w:sz="0" w:space="0" w:color="auto"/>
+            </w:tcBorders>
+          </w:tcPr>
+          <w:p>
+            <w:pPr>
+              <w:spacing w:before="40" w:after="40"/>
+            </w:pPr>
+            <w:r>
+              <w:rPr>
+                <w:rFonts w:ascii="Arial" w:hAnsi="Arial"/>
+                <w:color w:val="2D3748"/>
+                <w:sz w:val="18"/>
+              </w:rPr>
+              <w:t>Ghi chú mô tả bản lưu</w:t>
+            </w:r>
+          </w:p>
+        </w:tc>
+        <w:tc>
+          <w:tcPr>
+            <w:tcW w:type="dxa" w:w="1728"/>
+            <w:shd w:fill="F7FAFC"/>
+            <w:tcMar>
+              <w:top w:w="80" w:type="dxa"/>
+              <w:bottom w:w="80" w:type="dxa"/>
+              <w:left w:w="100" w:type="dxa"/>
+              <w:right w:w="100" w:type="dxa"/>
+            </w:tcMar>
+            <w:tcBorders>
+              <w:top w:val="single" w:sz="4" w:space="0" w:color="E2E8F0"/>
+              <w:left w:val="none" w:sz="0" w:space="0" w:color="auto"/>
+              <w:bottom w:val="single" w:sz="4" w:space="0" w:color="E2E8F0"/>
+              <w:right w:val="none" w:sz="0" w:space="0" w:color="auto"/>
+            </w:tcBorders>
+          </w:tcPr>
+          <w:p>
+            <w:pPr>
+              <w:spacing w:before="40" w:after="40"/>
+            </w:pPr>
+            <w:r>
+              <w:rPr>
+                <w:rFonts w:ascii="Arial" w:hAnsi="Arial"/>
+                <w:color w:val="2D3748"/>
+                <w:sz w:val="18"/>
+              </w:rPr>
+              <w:t>Bản cắt cửa sau trái</w:t>
+            </w:r>
+          </w:p>
+        </w:tc>
+      </w:tr>
+    </w:tbl>
+    <w:p>
+      <w:pPr>
+        <w:spacing w:after="80"/>
+      </w:pPr>
+    </w:p>
+    <w:p>
+      <w:r>
+        <w:rPr>
+          <w:b/>
+        </w:rPr>
+        <w:t>Ví dụ Payload JSON Lưu File (POST /api/internal/user-files):</w:t>
+      </w:r>
+    </w:p>
+    <w:tbl>
+      <w:tblPr>
+        <w:tblW w:type="auto" w:w="0"/>
+        <w:jc w:val="center"/>
+        <w:tblLayout w:type="fixed"/>
+        <w:tblLook w:firstColumn="1" w:firstRow="1" w:lastColumn="0" w:lastRow="0" w:noHBand="0" w:noVBand="1" w:val="04A0"/>
+      </w:tblPr>
+      <w:tblGrid>
+        <w:gridCol w:w="9648"/>
+      </w:tblGrid>
+      <w:tr>
+        <w:tc>
+          <w:tcPr>
+            <w:tcW w:type="dxa" w:w="9360"/>
+            <w:shd w:fill="F7FAFC"/>
+            <w:tcMar>
+              <w:top w:w="100" w:type="dxa"/>
+              <w:bottom w:w="100" w:type="dxa"/>
+              <w:left w:w="150" w:type="dxa"/>
+              <w:right w:w="150" w:type="dxa"/>
+            </w:tcMar>
+            <w:tcBorders>
+              <w:top w:val="single" w:sz="6" w:space="0" w:color="E2E8F0"/>
+              <w:left w:val="single" w:sz="6" w:space="0" w:color="E2E8F0"/>
+              <w:bottom w:val="single" w:sz="6" w:space="0" w:color="E2E8F0"/>
+              <w:right w:val="single" w:sz="6" w:space="0" w:color="E2E8F0"/>
+            </w:tcBorders>
+          </w:tcPr>
+          <w:p>
+            <w:pPr>
+              <w:spacing w:before="40" w:after="40" w:line="276" w:lineRule="auto"/>
+            </w:pPr>
+            <w:r>
+              <w:rPr>
+                <w:rFonts w:ascii="Courier New" w:hAnsi="Courier New"/>
+                <w:color w:val="2D3748"/>
+                <w:sz w:val="17"/>
+              </w:rPr>
+              <w:t>{</w:t>
+              <w:br/>
+              <w:t xml:space="preserve">  "fileName": "BMW_X5_G05_DOOR_CUT.svg",</w:t>
+              <w:br/>
+              <w:t xml:space="preserve">  "svgContent": "&lt;?xml version="1.0" encoding="UTF-8"?&gt;&lt;svg viewBox="0 0 1520 3500"&gt;&lt;path d="M10 10 L100 100"/&gt;&lt;/svg&gt;",</w:t>
+              <w:br/>
+              <w:t xml:space="preserve">  "categoryId": 1,</w:t>
+              <w:br/>
+              <w:t xml:space="preserve">  "vehicleNodeId": 12,</w:t>
+              <w:br/>
+              <w:t xml:space="preserve">  "brandName": "BMW",</w:t>
+              <w:br/>
+              <w:t xml:space="preserve">  "modelName": "X5",</w:t>
+              <w:br/>
+              <w:t xml:space="preserve">  "yearFrom": 2019,</w:t>
+              <w:br/>
+              <w:t xml:space="preserve">  "yearTo": 2024,</w:t>
+              <w:br/>
+              <w:t xml:space="preserve">  "generationCode": "G05",</w:t>
+              <w:br/>
+              <w:t xml:space="preserve">  "productGroup": "PPF_EXTERIOR",</w:t>
+              <w:br/>
+              <w:t xml:space="preserve">  "productGroupName": "PPF Exterior",</w:t>
+              <w:br/>
+              <w:t xml:space="preserve">  "filmWidth": 1520.0,</w:t>
+              <w:br/>
+              <w:t xml:space="preserve">  "filmWidthUnit": "MM",</w:t>
+              <w:br/>
+              <w:t xml:space="preserve">  "rollLength": 3500.0,</w:t>
+              <w:br/>
+              <w:t xml:space="preserve">  "rollLengthUnit": "MM",</w:t>
+              <w:br/>
+              <w:t xml:space="preserve">  "axisX": 3500.0,</w:t>
+              <w:br/>
+              <w:t xml:space="preserve">  "axisY": 1520.0,</w:t>
+              <w:br/>
+              <w:t xml:space="preserve">  "description": "Bản cắt thử nghiệm cửa trước xe BMW X5"</w:t>
+              <w:br/>
+              <w:t>}</w:t>
+            </w:r>
+          </w:p>
+        </w:tc>
+      </w:tr>
+    </w:tbl>
+    <w:p>
+      <w:pPr>
+        <w:spacing w:after="80"/>
+      </w:pPr>
+    </w:p>
+    <w:p>
+      <w:r>
+        <w:rPr>
+          <w:b/>
+        </w:rPr>
+        <w:t>Ví dụ Phản hồi Thành công (HTTP 201 Created):</w:t>
+      </w:r>
+    </w:p>
+    <w:tbl>
+      <w:tblPr>
+        <w:tblW w:type="auto" w:w="0"/>
+        <w:jc w:val="center"/>
+        <w:tblLayout w:type="fixed"/>
+        <w:tblLook w:firstColumn="1" w:firstRow="1" w:lastColumn="0" w:lastRow="0" w:noHBand="0" w:noVBand="1" w:val="04A0"/>
+      </w:tblPr>
+      <w:tblGrid>
+        <w:gridCol w:w="9648"/>
+      </w:tblGrid>
+      <w:tr>
+        <w:tc>
+          <w:tcPr>
+            <w:tcW w:type="dxa" w:w="9360"/>
+            <w:shd w:fill="F7FAFC"/>
+            <w:tcMar>
+              <w:top w:w="100" w:type="dxa"/>
+              <w:bottom w:w="100" w:type="dxa"/>
+              <w:left w:w="150" w:type="dxa"/>
+              <w:right w:w="150" w:type="dxa"/>
+            </w:tcMar>
+            <w:tcBorders>
+              <w:top w:val="single" w:sz="6" w:space="0" w:color="E2E8F0"/>
+              <w:left w:val="single" w:sz="6" w:space="0" w:color="E2E8F0"/>
+              <w:bottom w:val="single" w:sz="6" w:space="0" w:color="E2E8F0"/>
+              <w:right w:val="single" w:sz="6" w:space="0" w:color="E2E8F0"/>
+            </w:tcBorders>
+          </w:tcPr>
+          <w:p>
+            <w:pPr>
+              <w:spacing w:before="40" w:after="40" w:line="276" w:lineRule="auto"/>
+            </w:pPr>
+            <w:r>
+              <w:rPr>
+                <w:rFonts w:ascii="Courier New" w:hAnsi="Courier New"/>
+                <w:color w:val="2D3748"/>
+                <w:sz w:val="17"/>
+              </w:rPr>
+              <w:t>{</w:t>
+              <w:br/>
+              <w:t xml:space="preserve">  "id": 5001,</w:t>
+              <w:br/>
+              <w:t xml:space="preserve">  "fileName": "BMW_X5_G05_DOOR_CUT.svg",</w:t>
+              <w:br/>
+              <w:t xml:space="preserve">  "originalFileName": "BMW_X5_G05_DOOR_CUT.svg",</w:t>
+              <w:br/>
+              <w:t xml:space="preserve">  "category": {</w:t>
+              <w:br/>
+              <w:t xml:space="preserve">    "id": 1,</w:t>
+              <w:br/>
+              <w:t xml:space="preserve">    "name": "PPF Exterior"</w:t>
+              <w:br/>
+              <w:t xml:space="preserve">  },</w:t>
+              <w:br/>
+              <w:t xml:space="preserve">  "vehicleConfiguration": {</w:t>
+              <w:br/>
+              <w:t xml:space="preserve">    "id": 12,</w:t>
+              <w:br/>
+              <w:t xml:space="preserve">    "productGroup": "PPF_EXTERIOR",</w:t>
+              <w:br/>
+              <w:t xml:space="preserve">    "productGroupName": "PPF Exterior",</w:t>
+              <w:br/>
+              <w:t xml:space="preserve">    "brandName": "BMW",</w:t>
+              <w:br/>
+              <w:t xml:space="preserve">    "modelName": "X5",</w:t>
+              <w:br/>
+              <w:t xml:space="preserve">    "yearFrom": 2019,</w:t>
+              <w:br/>
+              <w:t xml:space="preserve">    "yearTo": 2024,</w:t>
+              <w:br/>
+              <w:t xml:space="preserve">    "generationCode": "G05"</w:t>
+              <w:br/>
+              <w:t xml:space="preserve">  },</w:t>
+              <w:br/>
+              <w:t xml:space="preserve">  "cutSize": {</w:t>
+              <w:br/>
+              <w:t xml:space="preserve">    "filmWidth": 1520.0,</w:t>
+              <w:br/>
+              <w:t xml:space="preserve">    "filmWidthUnit": "MM",</w:t>
+              <w:br/>
+              <w:t xml:space="preserve">    "rollLength": 3500.0,</w:t>
+              <w:br/>
+              <w:t xml:space="preserve">    "rollLengthUnit": "MM",</w:t>
+              <w:br/>
+              <w:t xml:space="preserve">    "axisX": 3500.0,</w:t>
+              <w:br/>
+              <w:t xml:space="preserve">    "axisY": 1520.0</w:t>
+              <w:br/>
+              <w:t xml:space="preserve">  },</w:t>
+              <w:br/>
+              <w:t xml:space="preserve">  "description": "Bản cắt thử nghiệm cửa trước xe BMW X5",</w:t>
+              <w:br/>
+              <w:t xml:space="preserve">  "createdAt": "2026-10-03T22:00:00+07:00",</w:t>
+              <w:br/>
+              <w:t xml:space="preserve">  "createdBy": {</w:t>
+              <w:br/>
+              <w:t xml:space="preserve">    "id": 15,</w:t>
+              <w:br/>
+              <w:t xml:space="preserve">    "username": "operator1@gmail.com",</w:t>
+              <w:br/>
+              <w:t xml:space="preserve">    "displayName": "Kỹ thuật viên Cắt 01"</w:t>
+              <w:br/>
+              <w:t xml:space="preserve">  },</w:t>
+              <w:br/>
+              <w:t xml:space="preserve">  "dealer": {</w:t>
+              <w:br/>
+              <w:t xml:space="preserve">    "id": 2,</w:t>
+              <w:br/>
+              <w:t xml:space="preserve">    "name": "Đại lý Hà Nội - AutoCare"</w:t>
+              <w:br/>
+              <w:t xml:space="preserve">  },</w:t>
+              <w:br/>
+              <w:t xml:space="preserve">  "fileSize": 1258291,</w:t>
+              <w:br/>
+              <w:t xml:space="preserve">  "mimeType": "image/svg+xml",</w:t>
+              <w:br/>
+              <w:t xml:space="preserve">  "checksum": "sha256:e3b0c44298fc1c149afbf4c8996fb92427ae41e4649b934ca495991b7852b855",</w:t>
+              <w:br/>
+              <w:t xml:space="preserve">  "status": "ACTIVE"</w:t>
+              <w:br/>
+              <w:t>}</w:t>
+            </w:r>
+          </w:p>
+        </w:tc>
+      </w:tr>
+    </w:tbl>
+    <w:p>
+      <w:pPr>
+        <w:spacing w:after="80"/>
+      </w:pPr>
+    </w:p>
+    <w:p>
+      <w:pPr>
+        <w:pStyle w:val="Heading2"/>
+        <w:keepNext/>
+        <w:spacing w:before="280" w:after="120"/>
+      </w:pPr>
+      <w:r>
+        <w:rPr>
+          <w:rFonts w:ascii="Arial" w:hAnsi="Arial"/>
+          <w:b/>
+          <w:color w:val="2B6CB0"/>
+          <w:sz w:val="26"/>
+        </w:rPr>
+        <w:t>2.8. Danh Sách &amp; Chi Tiết Bản Lưu Của Chính Người Dùng (Internal User Files)</w:t>
+      </w:r>
+    </w:p>
+    <w:p>
+      <w:r>
+        <w:rPr>
+          <w:b/>
+        </w:rPr>
+        <w:t xml:space="preserve">• Endpoint danh sách: </w:t>
+      </w:r>
+      <w:r>
+        <w:t>GET /api/internal/user-files?keyword=...&amp;categoryId=...&amp;status=...&amp;page=0&amp;size=20</w:t>
+        <w:br/>
+      </w:r>
+      <w:r>
+        <w:rPr>
+          <w:b/>
+        </w:rPr>
+        <w:t xml:space="preserve">• Endpoint chi tiết: </w:t>
+      </w:r>
+      <w:r>
+        <w:t>GET /api/internal/user-files/{id}</w:t>
+        <w:br/>
+      </w:r>
+      <w:r>
+        <w:rPr>
+          <w:b/>
+        </w:rPr>
+        <w:t xml:space="preserve">• Header: </w:t>
+      </w:r>
+      <w:r>
+        <w:t>Authorization: Bearer &lt;accessToken&gt; (Bắt buộc)</w:t>
+        <w:br/>
+      </w:r>
+      <w:r>
+        <w:rPr>
+          <w:b/>
+        </w:rPr>
+        <w:t xml:space="preserve">• Nguyên tắc Bảo mật Ownership: </w:t>
+      </w:r>
+      <w:r>
+        <w:t>Chỉ trả về danh sách và chi tiết các bản lưu do CHÍNH người dùng hiện tại tạo. Người dùng tuyệt đối không thể truy vấn hoặc xem bản lưu của người dùng khác qua nhóm endpoint này.</w:t>
+      </w:r>
+    </w:p>
+    <w:p>
+      <w:pPr>
+        <w:pStyle w:val="Heading2"/>
+        <w:keepNext/>
+        <w:spacing w:before="280" w:after="120"/>
+      </w:pPr>
+      <w:r>
+        <w:rPr>
+          <w:rFonts w:ascii="Arial" w:hAnsi="Arial"/>
+          <w:b/>
+          <w:color w:val="2B6CB0"/>
+          <w:sz w:val="26"/>
+        </w:rPr>
+        <w:t>2.9. Tải Xuống File SVG Bản Lưu Của Người Dùng (Internal Download User File)</w:t>
+      </w:r>
+    </w:p>
+    <w:p>
+      <w:r>
+        <w:rPr>
+          <w:b/>
+        </w:rPr>
+        <w:t xml:space="preserve">• Endpoint: </w:t>
+      </w:r>
+      <w:r>
+        <w:t>GET /api/internal/user-files/{id}/download</w:t>
+        <w:br/>
+      </w:r>
+      <w:r>
+        <w:rPr>
+          <w:b/>
+        </w:rPr>
+        <w:t xml:space="preserve">• Header: </w:t>
+      </w:r>
+      <w:r>
+        <w:t>Authorization: Bearer &lt;accessToken&gt; (Bắt buộc)</w:t>
+        <w:br/>
+      </w:r>
+      <w:r>
+        <w:rPr>
+          <w:b/>
+        </w:rPr>
+        <w:t xml:space="preserve">• Phản hồi: </w:t>
+      </w:r>
+      <w:r>
+        <w:t>HTTP 200 OK trả về file stream SVG nhị phân kèm Content-Type: image/svg+xml và Content-Disposition: attachment; filename="...".</w:t>
+      </w:r>
+    </w:p>
+    <w:p>
       <w:r>
         <w:br w:type="page"/>
       </w:r>
@@ -7524,7 +10315,3009 @@
           <w:color w:val="1A365D"/>
           <w:sz w:val="32"/>
         </w:rPr>
-        <w:t>5. Nhóm API Quản trị Người Dùng &amp; Đại Lý (Users &amp; Dealers)</w:t>
+        <w:t>5. Nhóm API Quản trị Bản Đã Lưu Người Dùng (Admin User Saved SVG Files)</w:t>
+      </w:r>
+    </w:p>
+    <w:p>
+      <w:r>
+        <w:t>Module 'Bản đã lưu' trên Web Admin phục vụ việc quản lý, giám sát và kiểm tra toàn bộ các file SVG do người dùng máy cắt tại các Đại lý lưu thông qua Internal API (POST /api/internal/user-files). Dữ liệu được lấy trực tiếp từ bảng cơ sở dữ liệu user_svg_files mà không sử dụng dữ liệu giả lập (mock).</w:t>
+      </w:r>
+    </w:p>
+    <w:p>
+      <w:pPr>
+        <w:pStyle w:val="Heading2"/>
+        <w:keepNext/>
+        <w:spacing w:before="280" w:after="120"/>
+      </w:pPr>
+      <w:r>
+        <w:rPr>
+          <w:rFonts w:ascii="Arial" w:hAnsi="Arial"/>
+          <w:b/>
+          <w:color w:val="2B6CB0"/>
+          <w:sz w:val="26"/>
+        </w:rPr>
+        <w:t>5.1. Nguyên tắc Quản trị &amp; Quyền Xem Toàn Bộ của ADMIN</w:t>
+      </w:r>
+    </w:p>
+    <w:tbl>
+      <w:tblPr>
+        <w:tblW w:type="auto" w:w="0"/>
+        <w:jc w:val="center"/>
+        <w:tblLayout w:type="fixed"/>
+        <w:tblLook w:firstColumn="1" w:firstRow="1" w:lastColumn="0" w:lastRow="0" w:noHBand="0" w:noVBand="1" w:val="04A0"/>
+      </w:tblPr>
+      <w:tblGrid>
+        <w:gridCol w:w="9648"/>
+      </w:tblGrid>
+      <w:tr>
+        <w:tc>
+          <w:tcPr>
+            <w:tcW w:type="dxa" w:w="9360"/>
+            <w:shd w:fill="EBF8FF"/>
+            <w:tcMar>
+              <w:top w:w="140" w:type="dxa"/>
+              <w:bottom w:w="140" w:type="dxa"/>
+              <w:left w:w="200" w:type="dxa"/>
+              <w:right w:w="140" w:type="dxa"/>
+            </w:tcMar>
+            <w:tcBorders>
+              <w:top w:val="none"/>
+              <w:left w:val="single" w:sz="24" w:space="0" w:color="3182CE"/>
+              <w:bottom w:val="none"/>
+              <w:right w:val="none"/>
+            </w:tcBorders>
+          </w:tcPr>
+          <w:p>
+            <w:pPr>
+              <w:spacing w:before="40" w:after="40"/>
+            </w:pPr>
+            <w:r>
+              <w:rPr>
+                <w:rFonts w:ascii="Arial" w:hAnsi="Arial"/>
+                <w:b/>
+                <w:color w:val="2B6CB0"/>
+                <w:sz w:val="20"/>
+              </w:rPr>
+              <w:t xml:space="preserve">📌 NGUYÊN TẮC BẢO MẬT &amp; PHÂN QUYỀN ADMIN: </w:t>
+            </w:r>
+            <w:r>
+              <w:rPr>
+                <w:rFonts w:ascii="Arial" w:hAnsi="Arial"/>
+                <w:color w:val="2D3748"/>
+                <w:sz w:val="19"/>
+              </w:rPr>
+              <w:t>1. Phân quyền ADMIN độc lập: Khác với người dùng máy cắt thông thường chỉ được xem file của chính mình, ADMIN có quyền xem TOÀN BỘ file SVG do mọi User đã lưu trên toàn bộ hệ thống đại lý.</w:t>
+              <w:br/>
+              <w:t>2. Bảo mật đường dẫn vật lý: API Admin TUYỆT ĐỐI KHÔNG để lộ các trường storageKey, physicalPath hoặc URL lưu trữ nội bộ máy chủ.</w:t>
+              <w:br/>
+              <w:t>3. Enforce Phân quyền Backend: Quyền hạn được kiểm soát nghiêm ngặt ở tầng backend bằng @PreAuthorize("hasRole('ADMIN')"). Tài khoản ROLE_USER hoặc ROLE_AGENT gọi vào nhóm API này sẽ bị từ chối với HTTP 403 Forbidden.</w:t>
+            </w:r>
+          </w:p>
+        </w:tc>
+      </w:tr>
+    </w:tbl>
+    <w:p>
+      <w:pPr>
+        <w:spacing w:after="80"/>
+      </w:pPr>
+    </w:p>
+    <w:p>
+      <w:pPr>
+        <w:pStyle w:val="Heading2"/>
+        <w:keepNext/>
+        <w:spacing w:before="280" w:after="120"/>
+      </w:pPr>
+      <w:r>
+        <w:rPr>
+          <w:rFonts w:ascii="Arial" w:hAnsi="Arial"/>
+          <w:b/>
+          <w:color w:val="2B6CB0"/>
+          <w:sz w:val="26"/>
+        </w:rPr>
+        <w:t>5.2. Danh sách các API Admin Bản Đã Lưu</w:t>
+      </w:r>
+    </w:p>
+    <w:tbl>
+      <w:tblPr>
+        <w:tblW w:type="auto" w:w="0"/>
+        <w:jc w:val="center"/>
+        <w:tblLayout w:type="fixed"/>
+        <w:tblLook w:firstColumn="1" w:firstRow="1" w:lastColumn="0" w:lastRow="0" w:noHBand="0" w:noVBand="1" w:val="04A0"/>
+      </w:tblPr>
+      <w:tblGrid>
+        <w:gridCol w:w="2412"/>
+        <w:gridCol w:w="2412"/>
+        <w:gridCol w:w="2412"/>
+        <w:gridCol w:w="2412"/>
+      </w:tblGrid>
+      <w:tr>
+        <w:tc>
+          <w:tcPr>
+            <w:tcW w:type="dxa" w:w="1584"/>
+            <w:shd w:fill="2B6CB0"/>
+            <w:tcMar>
+              <w:top w:w="120" w:type="dxa"/>
+              <w:bottom w:w="120" w:type="dxa"/>
+              <w:left w:w="120" w:type="dxa"/>
+              <w:right w:w="120" w:type="dxa"/>
+            </w:tcMar>
+            <w:tcBorders>
+              <w:top w:val="single" w:sz="4" w:space="0" w:color="2B6CB0"/>
+              <w:left w:val="none" w:sz="0" w:space="0" w:color="auto"/>
+              <w:bottom w:val="single" w:sz="12" w:space="0" w:color="2B6CB0"/>
+              <w:right w:val="none" w:sz="0" w:space="0" w:color="auto"/>
+            </w:tcBorders>
+          </w:tcPr>
+          <w:p>
+            <w:pPr>
+              <w:spacing w:before="40" w:after="40"/>
+            </w:pPr>
+            <w:r>
+              <w:rPr>
+                <w:rFonts w:ascii="Arial" w:hAnsi="Arial"/>
+                <w:b/>
+                <w:color w:val="FFFFFF"/>
+                <w:sz w:val="19"/>
+              </w:rPr>
+              <w:t>Phương thức</w:t>
+            </w:r>
+          </w:p>
+        </w:tc>
+        <w:tc>
+          <w:tcPr>
+            <w:tcW w:type="dxa" w:w="3312"/>
+            <w:shd w:fill="2B6CB0"/>
+            <w:tcMar>
+              <w:top w:w="120" w:type="dxa"/>
+              <w:bottom w:w="120" w:type="dxa"/>
+              <w:left w:w="120" w:type="dxa"/>
+              <w:right w:w="120" w:type="dxa"/>
+            </w:tcMar>
+            <w:tcBorders>
+              <w:top w:val="single" w:sz="4" w:space="0" w:color="2B6CB0"/>
+              <w:left w:val="none" w:sz="0" w:space="0" w:color="auto"/>
+              <w:bottom w:val="single" w:sz="12" w:space="0" w:color="2B6CB0"/>
+              <w:right w:val="none" w:sz="0" w:space="0" w:color="auto"/>
+            </w:tcBorders>
+          </w:tcPr>
+          <w:p>
+            <w:pPr>
+              <w:spacing w:before="40" w:after="40"/>
+            </w:pPr>
+            <w:r>
+              <w:rPr>
+                <w:rFonts w:ascii="Arial" w:hAnsi="Arial"/>
+                <w:b/>
+                <w:color w:val="FFFFFF"/>
+                <w:sz w:val="19"/>
+              </w:rPr>
+              <w:t>Endpoint</w:t>
+            </w:r>
+          </w:p>
+        </w:tc>
+        <w:tc>
+          <w:tcPr>
+            <w:tcW w:type="dxa" w:w="1584"/>
+            <w:shd w:fill="2B6CB0"/>
+            <w:tcMar>
+              <w:top w:w="120" w:type="dxa"/>
+              <w:bottom w:w="120" w:type="dxa"/>
+              <w:left w:w="120" w:type="dxa"/>
+              <w:right w:w="120" w:type="dxa"/>
+            </w:tcMar>
+            <w:tcBorders>
+              <w:top w:val="single" w:sz="4" w:space="0" w:color="2B6CB0"/>
+              <w:left w:val="none" w:sz="0" w:space="0" w:color="auto"/>
+              <w:bottom w:val="single" w:sz="12" w:space="0" w:color="2B6CB0"/>
+              <w:right w:val="none" w:sz="0" w:space="0" w:color="auto"/>
+            </w:tcBorders>
+          </w:tcPr>
+          <w:p>
+            <w:pPr>
+              <w:spacing w:before="40" w:after="40"/>
+            </w:pPr>
+            <w:r>
+              <w:rPr>
+                <w:rFonts w:ascii="Arial" w:hAnsi="Arial"/>
+                <w:b/>
+                <w:color w:val="FFFFFF"/>
+                <w:sz w:val="19"/>
+              </w:rPr>
+              <w:t>Vai trò</w:t>
+            </w:r>
+          </w:p>
+        </w:tc>
+        <w:tc>
+          <w:tcPr>
+            <w:tcW w:type="dxa" w:w="2880"/>
+            <w:shd w:fill="2B6CB0"/>
+            <w:tcMar>
+              <w:top w:w="120" w:type="dxa"/>
+              <w:bottom w:w="120" w:type="dxa"/>
+              <w:left w:w="120" w:type="dxa"/>
+              <w:right w:w="120" w:type="dxa"/>
+            </w:tcMar>
+            <w:tcBorders>
+              <w:top w:val="single" w:sz="4" w:space="0" w:color="2B6CB0"/>
+              <w:left w:val="none" w:sz="0" w:space="0" w:color="auto"/>
+              <w:bottom w:val="single" w:sz="12" w:space="0" w:color="2B6CB0"/>
+              <w:right w:val="none" w:sz="0" w:space="0" w:color="auto"/>
+            </w:tcBorders>
+          </w:tcPr>
+          <w:p>
+            <w:pPr>
+              <w:spacing w:before="40" w:after="40"/>
+            </w:pPr>
+            <w:r>
+              <w:rPr>
+                <w:rFonts w:ascii="Arial" w:hAnsi="Arial"/>
+                <w:b/>
+                <w:color w:val="FFFFFF"/>
+                <w:sz w:val="19"/>
+              </w:rPr>
+              <w:t>Chức năng</w:t>
+            </w:r>
+          </w:p>
+        </w:tc>
+      </w:tr>
+      <w:tr>
+        <w:tc>
+          <w:tcPr>
+            <w:tcW w:type="dxa" w:w="1584"/>
+            <w:shd w:fill="FFFFFF"/>
+            <w:tcMar>
+              <w:top w:w="80" w:type="dxa"/>
+              <w:bottom w:w="80" w:type="dxa"/>
+              <w:left w:w="100" w:type="dxa"/>
+              <w:right w:w="100" w:type="dxa"/>
+            </w:tcMar>
+            <w:tcBorders>
+              <w:top w:val="single" w:sz="4" w:space="0" w:color="E2E8F0"/>
+              <w:left w:val="none" w:sz="0" w:space="0" w:color="auto"/>
+              <w:bottom w:val="single" w:sz="4" w:space="0" w:color="E2E8F0"/>
+              <w:right w:val="none" w:sz="0" w:space="0" w:color="auto"/>
+            </w:tcBorders>
+          </w:tcPr>
+          <w:p>
+            <w:pPr>
+              <w:spacing w:before="40" w:after="40"/>
+            </w:pPr>
+            <w:r>
+              <w:rPr>
+                <w:rFonts w:ascii="Arial" w:hAnsi="Arial"/>
+                <w:color w:val="2D3748"/>
+                <w:sz w:val="18"/>
+              </w:rPr>
+              <w:t>GET</w:t>
+            </w:r>
+          </w:p>
+        </w:tc>
+        <w:tc>
+          <w:tcPr>
+            <w:tcW w:type="dxa" w:w="3312"/>
+            <w:shd w:fill="FFFFFF"/>
+            <w:tcMar>
+              <w:top w:w="80" w:type="dxa"/>
+              <w:bottom w:w="80" w:type="dxa"/>
+              <w:left w:w="100" w:type="dxa"/>
+              <w:right w:w="100" w:type="dxa"/>
+            </w:tcMar>
+            <w:tcBorders>
+              <w:top w:val="single" w:sz="4" w:space="0" w:color="E2E8F0"/>
+              <w:left w:val="none" w:sz="0" w:space="0" w:color="auto"/>
+              <w:bottom w:val="single" w:sz="4" w:space="0" w:color="E2E8F0"/>
+              <w:right w:val="none" w:sz="0" w:space="0" w:color="auto"/>
+            </w:tcBorders>
+          </w:tcPr>
+          <w:p>
+            <w:pPr>
+              <w:spacing w:before="40" w:after="40"/>
+            </w:pPr>
+            <w:r>
+              <w:rPr>
+                <w:rFonts w:ascii="Arial" w:hAnsi="Arial"/>
+                <w:color w:val="2D3748"/>
+                <w:sz w:val="18"/>
+              </w:rPr>
+              <w:t>/api/admin/user-files</w:t>
+            </w:r>
+          </w:p>
+        </w:tc>
+        <w:tc>
+          <w:tcPr>
+            <w:tcW w:type="dxa" w:w="1584"/>
+            <w:shd w:fill="FFFFFF"/>
+            <w:tcMar>
+              <w:top w:w="80" w:type="dxa"/>
+              <w:bottom w:w="80" w:type="dxa"/>
+              <w:left w:w="100" w:type="dxa"/>
+              <w:right w:w="100" w:type="dxa"/>
+            </w:tcMar>
+            <w:tcBorders>
+              <w:top w:val="single" w:sz="4" w:space="0" w:color="E2E8F0"/>
+              <w:left w:val="none" w:sz="0" w:space="0" w:color="auto"/>
+              <w:bottom w:val="single" w:sz="4" w:space="0" w:color="E2E8F0"/>
+              <w:right w:val="none" w:sz="0" w:space="0" w:color="auto"/>
+            </w:tcBorders>
+          </w:tcPr>
+          <w:p>
+            <w:pPr>
+              <w:spacing w:before="40" w:after="40"/>
+            </w:pPr>
+            <w:r>
+              <w:rPr>
+                <w:rFonts w:ascii="Arial" w:hAnsi="Arial"/>
+                <w:color w:val="2D3748"/>
+                <w:sz w:val="18"/>
+              </w:rPr>
+              <w:t>ADMIN</w:t>
+            </w:r>
+          </w:p>
+        </w:tc>
+        <w:tc>
+          <w:tcPr>
+            <w:tcW w:type="dxa" w:w="2880"/>
+            <w:shd w:fill="FFFFFF"/>
+            <w:tcMar>
+              <w:top w:w="80" w:type="dxa"/>
+              <w:bottom w:w="80" w:type="dxa"/>
+              <w:left w:w="100" w:type="dxa"/>
+              <w:right w:w="100" w:type="dxa"/>
+            </w:tcMar>
+            <w:tcBorders>
+              <w:top w:val="single" w:sz="4" w:space="0" w:color="E2E8F0"/>
+              <w:left w:val="none" w:sz="0" w:space="0" w:color="auto"/>
+              <w:bottom w:val="single" w:sz="4" w:space="0" w:color="E2E8F0"/>
+              <w:right w:val="none" w:sz="0" w:space="0" w:color="auto"/>
+            </w:tcBorders>
+          </w:tcPr>
+          <w:p>
+            <w:pPr>
+              <w:spacing w:before="40" w:after="40"/>
+            </w:pPr>
+            <w:r>
+              <w:rPr>
+                <w:rFonts w:ascii="Arial" w:hAnsi="Arial"/>
+                <w:color w:val="2D3748"/>
+                <w:sz w:val="18"/>
+              </w:rPr>
+              <w:t>Lấy danh sách toàn bộ bản lưu SVG (phân trang, tìm kiếm, lọc theo nhiều tiêu chí)</w:t>
+            </w:r>
+          </w:p>
+        </w:tc>
+      </w:tr>
+      <w:tr>
+        <w:tc>
+          <w:tcPr>
+            <w:tcW w:type="dxa" w:w="1584"/>
+            <w:shd w:fill="F7FAFC"/>
+            <w:tcMar>
+              <w:top w:w="80" w:type="dxa"/>
+              <w:bottom w:w="80" w:type="dxa"/>
+              <w:left w:w="100" w:type="dxa"/>
+              <w:right w:w="100" w:type="dxa"/>
+            </w:tcMar>
+            <w:tcBorders>
+              <w:top w:val="single" w:sz="4" w:space="0" w:color="E2E8F0"/>
+              <w:left w:val="none" w:sz="0" w:space="0" w:color="auto"/>
+              <w:bottom w:val="single" w:sz="4" w:space="0" w:color="E2E8F0"/>
+              <w:right w:val="none" w:sz="0" w:space="0" w:color="auto"/>
+            </w:tcBorders>
+          </w:tcPr>
+          <w:p>
+            <w:pPr>
+              <w:spacing w:before="40" w:after="40"/>
+            </w:pPr>
+            <w:r>
+              <w:rPr>
+                <w:rFonts w:ascii="Arial" w:hAnsi="Arial"/>
+                <w:color w:val="2D3748"/>
+                <w:sz w:val="18"/>
+              </w:rPr>
+              <w:t>GET</w:t>
+            </w:r>
+          </w:p>
+        </w:tc>
+        <w:tc>
+          <w:tcPr>
+            <w:tcW w:type="dxa" w:w="3312"/>
+            <w:shd w:fill="F7FAFC"/>
+            <w:tcMar>
+              <w:top w:w="80" w:type="dxa"/>
+              <w:bottom w:w="80" w:type="dxa"/>
+              <w:left w:w="100" w:type="dxa"/>
+              <w:right w:w="100" w:type="dxa"/>
+            </w:tcMar>
+            <w:tcBorders>
+              <w:top w:val="single" w:sz="4" w:space="0" w:color="E2E8F0"/>
+              <w:left w:val="none" w:sz="0" w:space="0" w:color="auto"/>
+              <w:bottom w:val="single" w:sz="4" w:space="0" w:color="E2E8F0"/>
+              <w:right w:val="none" w:sz="0" w:space="0" w:color="auto"/>
+            </w:tcBorders>
+          </w:tcPr>
+          <w:p>
+            <w:pPr>
+              <w:spacing w:before="40" w:after="40"/>
+            </w:pPr>
+            <w:r>
+              <w:rPr>
+                <w:rFonts w:ascii="Arial" w:hAnsi="Arial"/>
+                <w:color w:val="2D3748"/>
+                <w:sz w:val="18"/>
+              </w:rPr>
+              <w:t>/api/admin/user-files/{id}</w:t>
+            </w:r>
+          </w:p>
+        </w:tc>
+        <w:tc>
+          <w:tcPr>
+            <w:tcW w:type="dxa" w:w="1584"/>
+            <w:shd w:fill="F7FAFC"/>
+            <w:tcMar>
+              <w:top w:w="80" w:type="dxa"/>
+              <w:bottom w:w="80" w:type="dxa"/>
+              <w:left w:w="100" w:type="dxa"/>
+              <w:right w:w="100" w:type="dxa"/>
+            </w:tcMar>
+            <w:tcBorders>
+              <w:top w:val="single" w:sz="4" w:space="0" w:color="E2E8F0"/>
+              <w:left w:val="none" w:sz="0" w:space="0" w:color="auto"/>
+              <w:bottom w:val="single" w:sz="4" w:space="0" w:color="E2E8F0"/>
+              <w:right w:val="none" w:sz="0" w:space="0" w:color="auto"/>
+            </w:tcBorders>
+          </w:tcPr>
+          <w:p>
+            <w:pPr>
+              <w:spacing w:before="40" w:after="40"/>
+            </w:pPr>
+            <w:r>
+              <w:rPr>
+                <w:rFonts w:ascii="Arial" w:hAnsi="Arial"/>
+                <w:color w:val="2D3748"/>
+                <w:sz w:val="18"/>
+              </w:rPr>
+              <w:t>ADMIN</w:t>
+            </w:r>
+          </w:p>
+        </w:tc>
+        <w:tc>
+          <w:tcPr>
+            <w:tcW w:type="dxa" w:w="2880"/>
+            <w:shd w:fill="F7FAFC"/>
+            <w:tcMar>
+              <w:top w:w="80" w:type="dxa"/>
+              <w:bottom w:w="80" w:type="dxa"/>
+              <w:left w:w="100" w:type="dxa"/>
+              <w:right w:w="100" w:type="dxa"/>
+            </w:tcMar>
+            <w:tcBorders>
+              <w:top w:val="single" w:sz="4" w:space="0" w:color="E2E8F0"/>
+              <w:left w:val="none" w:sz="0" w:space="0" w:color="auto"/>
+              <w:bottom w:val="single" w:sz="4" w:space="0" w:color="E2E8F0"/>
+              <w:right w:val="none" w:sz="0" w:space="0" w:color="auto"/>
+            </w:tcBorders>
+          </w:tcPr>
+          <w:p>
+            <w:pPr>
+              <w:spacing w:before="40" w:after="40"/>
+            </w:pPr>
+            <w:r>
+              <w:rPr>
+                <w:rFonts w:ascii="Arial" w:hAnsi="Arial"/>
+                <w:color w:val="2D3748"/>
+                <w:sz w:val="18"/>
+              </w:rPr>
+              <w:t>Xem chi tiết metadata đầy đủ của một bản lưu SVG (không lộ storageKey/path)</w:t>
+            </w:r>
+          </w:p>
+        </w:tc>
+      </w:tr>
+      <w:tr>
+        <w:tc>
+          <w:tcPr>
+            <w:tcW w:type="dxa" w:w="1584"/>
+            <w:shd w:fill="FFFFFF"/>
+            <w:tcMar>
+              <w:top w:w="80" w:type="dxa"/>
+              <w:bottom w:w="80" w:type="dxa"/>
+              <w:left w:w="100" w:type="dxa"/>
+              <w:right w:w="100" w:type="dxa"/>
+            </w:tcMar>
+            <w:tcBorders>
+              <w:top w:val="single" w:sz="4" w:space="0" w:color="E2E8F0"/>
+              <w:left w:val="none" w:sz="0" w:space="0" w:color="auto"/>
+              <w:bottom w:val="single" w:sz="4" w:space="0" w:color="E2E8F0"/>
+              <w:right w:val="none" w:sz="0" w:space="0" w:color="auto"/>
+            </w:tcBorders>
+          </w:tcPr>
+          <w:p>
+            <w:pPr>
+              <w:spacing w:before="40" w:after="40"/>
+            </w:pPr>
+            <w:r>
+              <w:rPr>
+                <w:rFonts w:ascii="Arial" w:hAnsi="Arial"/>
+                <w:color w:val="2D3748"/>
+                <w:sz w:val="18"/>
+              </w:rPr>
+              <w:t>GET</w:t>
+            </w:r>
+          </w:p>
+        </w:tc>
+        <w:tc>
+          <w:tcPr>
+            <w:tcW w:type="dxa" w:w="3312"/>
+            <w:shd w:fill="FFFFFF"/>
+            <w:tcMar>
+              <w:top w:w="80" w:type="dxa"/>
+              <w:bottom w:w="80" w:type="dxa"/>
+              <w:left w:w="100" w:type="dxa"/>
+              <w:right w:w="100" w:type="dxa"/>
+            </w:tcMar>
+            <w:tcBorders>
+              <w:top w:val="single" w:sz="4" w:space="0" w:color="E2E8F0"/>
+              <w:left w:val="none" w:sz="0" w:space="0" w:color="auto"/>
+              <w:bottom w:val="single" w:sz="4" w:space="0" w:color="E2E8F0"/>
+              <w:right w:val="none" w:sz="0" w:space="0" w:color="auto"/>
+            </w:tcBorders>
+          </w:tcPr>
+          <w:p>
+            <w:pPr>
+              <w:spacing w:before="40" w:after="40"/>
+            </w:pPr>
+            <w:r>
+              <w:rPr>
+                <w:rFonts w:ascii="Arial" w:hAnsi="Arial"/>
+                <w:color w:val="2D3748"/>
+                <w:sz w:val="18"/>
+              </w:rPr>
+              <w:t>/api/admin/user-files/{id}/download</w:t>
+            </w:r>
+          </w:p>
+        </w:tc>
+        <w:tc>
+          <w:tcPr>
+            <w:tcW w:type="dxa" w:w="1584"/>
+            <w:shd w:fill="FFFFFF"/>
+            <w:tcMar>
+              <w:top w:w="80" w:type="dxa"/>
+              <w:bottom w:w="80" w:type="dxa"/>
+              <w:left w:w="100" w:type="dxa"/>
+              <w:right w:w="100" w:type="dxa"/>
+            </w:tcMar>
+            <w:tcBorders>
+              <w:top w:val="single" w:sz="4" w:space="0" w:color="E2E8F0"/>
+              <w:left w:val="none" w:sz="0" w:space="0" w:color="auto"/>
+              <w:bottom w:val="single" w:sz="4" w:space="0" w:color="E2E8F0"/>
+              <w:right w:val="none" w:sz="0" w:space="0" w:color="auto"/>
+            </w:tcBorders>
+          </w:tcPr>
+          <w:p>
+            <w:pPr>
+              <w:spacing w:before="40" w:after="40"/>
+            </w:pPr>
+            <w:r>
+              <w:rPr>
+                <w:rFonts w:ascii="Arial" w:hAnsi="Arial"/>
+                <w:color w:val="2D3748"/>
+                <w:sz w:val="18"/>
+              </w:rPr>
+              <w:t>ADMIN</w:t>
+            </w:r>
+          </w:p>
+        </w:tc>
+        <w:tc>
+          <w:tcPr>
+            <w:tcW w:type="dxa" w:w="2880"/>
+            <w:shd w:fill="FFFFFF"/>
+            <w:tcMar>
+              <w:top w:w="80" w:type="dxa"/>
+              <w:bottom w:w="80" w:type="dxa"/>
+              <w:left w:w="100" w:type="dxa"/>
+              <w:right w:w="100" w:type="dxa"/>
+            </w:tcMar>
+            <w:tcBorders>
+              <w:top w:val="single" w:sz="4" w:space="0" w:color="E2E8F0"/>
+              <w:left w:val="none" w:sz="0" w:space="0" w:color="auto"/>
+              <w:bottom w:val="single" w:sz="4" w:space="0" w:color="E2E8F0"/>
+              <w:right w:val="none" w:sz="0" w:space="0" w:color="auto"/>
+            </w:tcBorders>
+          </w:tcPr>
+          <w:p>
+            <w:pPr>
+              <w:spacing w:before="40" w:after="40"/>
+            </w:pPr>
+            <w:r>
+              <w:rPr>
+                <w:rFonts w:ascii="Arial" w:hAnsi="Arial"/>
+                <w:color w:val="2D3748"/>
+                <w:sz w:val="18"/>
+              </w:rPr>
+              <w:t>Tải trực tiếp file SVG nhị phân về máy quản trị viên</w:t>
+            </w:r>
+          </w:p>
+        </w:tc>
+      </w:tr>
+      <w:tr>
+        <w:tc>
+          <w:tcPr>
+            <w:tcW w:type="dxa" w:w="1584"/>
+            <w:shd w:fill="F7FAFC"/>
+            <w:tcMar>
+              <w:top w:w="80" w:type="dxa"/>
+              <w:bottom w:w="80" w:type="dxa"/>
+              <w:left w:w="100" w:type="dxa"/>
+              <w:right w:w="100" w:type="dxa"/>
+            </w:tcMar>
+            <w:tcBorders>
+              <w:top w:val="single" w:sz="4" w:space="0" w:color="E2E8F0"/>
+              <w:left w:val="none" w:sz="0" w:space="0" w:color="auto"/>
+              <w:bottom w:val="single" w:sz="4" w:space="0" w:color="E2E8F0"/>
+              <w:right w:val="none" w:sz="0" w:space="0" w:color="auto"/>
+            </w:tcBorders>
+          </w:tcPr>
+          <w:p>
+            <w:pPr>
+              <w:spacing w:before="40" w:after="40"/>
+            </w:pPr>
+            <w:r>
+              <w:rPr>
+                <w:rFonts w:ascii="Arial" w:hAnsi="Arial"/>
+                <w:color w:val="2D3748"/>
+                <w:sz w:val="18"/>
+              </w:rPr>
+              <w:t>GET</w:t>
+            </w:r>
+          </w:p>
+        </w:tc>
+        <w:tc>
+          <w:tcPr>
+            <w:tcW w:type="dxa" w:w="3312"/>
+            <w:shd w:fill="F7FAFC"/>
+            <w:tcMar>
+              <w:top w:w="80" w:type="dxa"/>
+              <w:bottom w:w="80" w:type="dxa"/>
+              <w:left w:w="100" w:type="dxa"/>
+              <w:right w:w="100" w:type="dxa"/>
+            </w:tcMar>
+            <w:tcBorders>
+              <w:top w:val="single" w:sz="4" w:space="0" w:color="E2E8F0"/>
+              <w:left w:val="none" w:sz="0" w:space="0" w:color="auto"/>
+              <w:bottom w:val="single" w:sz="4" w:space="0" w:color="E2E8F0"/>
+              <w:right w:val="none" w:sz="0" w:space="0" w:color="auto"/>
+            </w:tcBorders>
+          </w:tcPr>
+          <w:p>
+            <w:pPr>
+              <w:spacing w:before="40" w:after="40"/>
+            </w:pPr>
+            <w:r>
+              <w:rPr>
+                <w:rFonts w:ascii="Arial" w:hAnsi="Arial"/>
+                <w:color w:val="2D3748"/>
+                <w:sz w:val="18"/>
+              </w:rPr>
+              <w:t>/api/admin/user-files/{id}/preview</w:t>
+            </w:r>
+          </w:p>
+        </w:tc>
+        <w:tc>
+          <w:tcPr>
+            <w:tcW w:type="dxa" w:w="1584"/>
+            <w:shd w:fill="F7FAFC"/>
+            <w:tcMar>
+              <w:top w:w="80" w:type="dxa"/>
+              <w:bottom w:w="80" w:type="dxa"/>
+              <w:left w:w="100" w:type="dxa"/>
+              <w:right w:w="100" w:type="dxa"/>
+            </w:tcMar>
+            <w:tcBorders>
+              <w:top w:val="single" w:sz="4" w:space="0" w:color="E2E8F0"/>
+              <w:left w:val="none" w:sz="0" w:space="0" w:color="auto"/>
+              <w:bottom w:val="single" w:sz="4" w:space="0" w:color="E2E8F0"/>
+              <w:right w:val="none" w:sz="0" w:space="0" w:color="auto"/>
+            </w:tcBorders>
+          </w:tcPr>
+          <w:p>
+            <w:pPr>
+              <w:spacing w:before="40" w:after="40"/>
+            </w:pPr>
+            <w:r>
+              <w:rPr>
+                <w:rFonts w:ascii="Arial" w:hAnsi="Arial"/>
+                <w:color w:val="2D3748"/>
+                <w:sz w:val="18"/>
+              </w:rPr>
+              <w:t>ADMIN</w:t>
+            </w:r>
+          </w:p>
+        </w:tc>
+        <w:tc>
+          <w:tcPr>
+            <w:tcW w:type="dxa" w:w="2880"/>
+            <w:shd w:fill="F7FAFC"/>
+            <w:tcMar>
+              <w:top w:w="80" w:type="dxa"/>
+              <w:bottom w:w="80" w:type="dxa"/>
+              <w:left w:w="100" w:type="dxa"/>
+              <w:right w:w="100" w:type="dxa"/>
+            </w:tcMar>
+            <w:tcBorders>
+              <w:top w:val="single" w:sz="4" w:space="0" w:color="E2E8F0"/>
+              <w:left w:val="none" w:sz="0" w:space="0" w:color="auto"/>
+              <w:bottom w:val="single" w:sz="4" w:space="0" w:color="E2E8F0"/>
+              <w:right w:val="none" w:sz="0" w:space="0" w:color="auto"/>
+            </w:tcBorders>
+          </w:tcPr>
+          <w:p>
+            <w:pPr>
+              <w:spacing w:before="40" w:after="40"/>
+            </w:pPr>
+            <w:r>
+              <w:rPr>
+                <w:rFonts w:ascii="Arial" w:hAnsi="Arial"/>
+                <w:color w:val="2D3748"/>
+                <w:sz w:val="18"/>
+              </w:rPr>
+              <w:t>Stream nội dung SVG inline an toàn để component Web hiển thị xem trước</w:t>
+            </w:r>
+          </w:p>
+        </w:tc>
+      </w:tr>
+    </w:tbl>
+    <w:p>
+      <w:pPr>
+        <w:spacing w:after="80"/>
+      </w:pPr>
+    </w:p>
+    <w:p>
+      <w:r>
+        <w:rPr>
+          <w:b/>
+        </w:rPr>
+        <w:t>Các Tham số Lọc &amp; Tìm kiếm của API GET /api/admin/user-files:</w:t>
+      </w:r>
+    </w:p>
+    <w:tbl>
+      <w:tblPr>
+        <w:tblW w:type="auto" w:w="0"/>
+        <w:jc w:val="center"/>
+        <w:tblLayout w:type="fixed"/>
+        <w:tblLook w:firstColumn="1" w:firstRow="1" w:lastColumn="0" w:lastRow="0" w:noHBand="0" w:noVBand="1" w:val="04A0"/>
+      </w:tblPr>
+      <w:tblGrid>
+        <w:gridCol w:w="1930"/>
+        <w:gridCol w:w="1930"/>
+        <w:gridCol w:w="1930"/>
+        <w:gridCol w:w="1930"/>
+        <w:gridCol w:w="1930"/>
+      </w:tblGrid>
+      <w:tr>
+        <w:tc>
+          <w:tcPr>
+            <w:tcW w:type="dxa" w:w="1872"/>
+            <w:shd w:fill="2B6CB0"/>
+            <w:tcMar>
+              <w:top w:w="120" w:type="dxa"/>
+              <w:bottom w:w="120" w:type="dxa"/>
+              <w:left w:w="120" w:type="dxa"/>
+              <w:right w:w="120" w:type="dxa"/>
+            </w:tcMar>
+            <w:tcBorders>
+              <w:top w:val="single" w:sz="4" w:space="0" w:color="2B6CB0"/>
+              <w:left w:val="none" w:sz="0" w:space="0" w:color="auto"/>
+              <w:bottom w:val="single" w:sz="12" w:space="0" w:color="2B6CB0"/>
+              <w:right w:val="none" w:sz="0" w:space="0" w:color="auto"/>
+            </w:tcBorders>
+          </w:tcPr>
+          <w:p>
+            <w:pPr>
+              <w:spacing w:before="40" w:after="40"/>
+            </w:pPr>
+            <w:r>
+              <w:rPr>
+                <w:rFonts w:ascii="Arial" w:hAnsi="Arial"/>
+                <w:b/>
+                <w:color w:val="FFFFFF"/>
+                <w:sz w:val="19"/>
+              </w:rPr>
+              <w:t>Tham số Query</w:t>
+            </w:r>
+          </w:p>
+        </w:tc>
+        <w:tc>
+          <w:tcPr>
+            <w:tcW w:type="dxa" w:w="1152"/>
+            <w:shd w:fill="2B6CB0"/>
+            <w:tcMar>
+              <w:top w:w="120" w:type="dxa"/>
+              <w:bottom w:w="120" w:type="dxa"/>
+              <w:left w:w="120" w:type="dxa"/>
+              <w:right w:w="120" w:type="dxa"/>
+            </w:tcMar>
+            <w:tcBorders>
+              <w:top w:val="single" w:sz="4" w:space="0" w:color="2B6CB0"/>
+              <w:left w:val="none" w:sz="0" w:space="0" w:color="auto"/>
+              <w:bottom w:val="single" w:sz="12" w:space="0" w:color="2B6CB0"/>
+              <w:right w:val="none" w:sz="0" w:space="0" w:color="auto"/>
+            </w:tcBorders>
+          </w:tcPr>
+          <w:p>
+            <w:pPr>
+              <w:spacing w:before="40" w:after="40"/>
+            </w:pPr>
+            <w:r>
+              <w:rPr>
+                <w:rFonts w:ascii="Arial" w:hAnsi="Arial"/>
+                <w:b/>
+                <w:color w:val="FFFFFF"/>
+                <w:sz w:val="19"/>
+              </w:rPr>
+              <w:t>Kiểu</w:t>
+            </w:r>
+          </w:p>
+        </w:tc>
+        <w:tc>
+          <w:tcPr>
+            <w:tcW w:type="dxa" w:w="1296"/>
+            <w:shd w:fill="2B6CB0"/>
+            <w:tcMar>
+              <w:top w:w="120" w:type="dxa"/>
+              <w:bottom w:w="120" w:type="dxa"/>
+              <w:left w:w="120" w:type="dxa"/>
+              <w:right w:w="120" w:type="dxa"/>
+            </w:tcMar>
+            <w:tcBorders>
+              <w:top w:val="single" w:sz="4" w:space="0" w:color="2B6CB0"/>
+              <w:left w:val="none" w:sz="0" w:space="0" w:color="auto"/>
+              <w:bottom w:val="single" w:sz="12" w:space="0" w:color="2B6CB0"/>
+              <w:right w:val="none" w:sz="0" w:space="0" w:color="auto"/>
+            </w:tcBorders>
+          </w:tcPr>
+          <w:p>
+            <w:pPr>
+              <w:spacing w:before="40" w:after="40"/>
+            </w:pPr>
+            <w:r>
+              <w:rPr>
+                <w:rFonts w:ascii="Arial" w:hAnsi="Arial"/>
+                <w:b/>
+                <w:color w:val="FFFFFF"/>
+                <w:sz w:val="19"/>
+              </w:rPr>
+              <w:t>Bắt buộc</w:t>
+            </w:r>
+          </w:p>
+        </w:tc>
+        <w:tc>
+          <w:tcPr>
+            <w:tcW w:type="dxa" w:w="3312"/>
+            <w:shd w:fill="2B6CB0"/>
+            <w:tcMar>
+              <w:top w:w="120" w:type="dxa"/>
+              <w:bottom w:w="120" w:type="dxa"/>
+              <w:left w:w="120" w:type="dxa"/>
+              <w:right w:w="120" w:type="dxa"/>
+            </w:tcMar>
+            <w:tcBorders>
+              <w:top w:val="single" w:sz="4" w:space="0" w:color="2B6CB0"/>
+              <w:left w:val="none" w:sz="0" w:space="0" w:color="auto"/>
+              <w:bottom w:val="single" w:sz="12" w:space="0" w:color="2B6CB0"/>
+              <w:right w:val="none" w:sz="0" w:space="0" w:color="auto"/>
+            </w:tcBorders>
+          </w:tcPr>
+          <w:p>
+            <w:pPr>
+              <w:spacing w:before="40" w:after="40"/>
+            </w:pPr>
+            <w:r>
+              <w:rPr>
+                <w:rFonts w:ascii="Arial" w:hAnsi="Arial"/>
+                <w:b/>
+                <w:color w:val="FFFFFF"/>
+                <w:sz w:val="19"/>
+              </w:rPr>
+              <w:t>Mô tả</w:t>
+            </w:r>
+          </w:p>
+        </w:tc>
+        <w:tc>
+          <w:tcPr>
+            <w:tcW w:type="dxa" w:w="1728"/>
+            <w:shd w:fill="2B6CB0"/>
+            <w:tcMar>
+              <w:top w:w="120" w:type="dxa"/>
+              <w:bottom w:w="120" w:type="dxa"/>
+              <w:left w:w="120" w:type="dxa"/>
+              <w:right w:w="120" w:type="dxa"/>
+            </w:tcMar>
+            <w:tcBorders>
+              <w:top w:val="single" w:sz="4" w:space="0" w:color="2B6CB0"/>
+              <w:left w:val="none" w:sz="0" w:space="0" w:color="auto"/>
+              <w:bottom w:val="single" w:sz="12" w:space="0" w:color="2B6CB0"/>
+              <w:right w:val="none" w:sz="0" w:space="0" w:color="auto"/>
+            </w:tcBorders>
+          </w:tcPr>
+          <w:p>
+            <w:pPr>
+              <w:spacing w:before="40" w:after="40"/>
+            </w:pPr>
+            <w:r>
+              <w:rPr>
+                <w:rFonts w:ascii="Arial" w:hAnsi="Arial"/>
+                <w:b/>
+                <w:color w:val="FFFFFF"/>
+                <w:sz w:val="19"/>
+              </w:rPr>
+              <w:t>Ví dụ</w:t>
+            </w:r>
+          </w:p>
+        </w:tc>
+      </w:tr>
+      <w:tr>
+        <w:tc>
+          <w:tcPr>
+            <w:tcW w:type="dxa" w:w="1872"/>
+            <w:shd w:fill="FFFFFF"/>
+            <w:tcMar>
+              <w:top w:w="80" w:type="dxa"/>
+              <w:bottom w:w="80" w:type="dxa"/>
+              <w:left w:w="100" w:type="dxa"/>
+              <w:right w:w="100" w:type="dxa"/>
+            </w:tcMar>
+            <w:tcBorders>
+              <w:top w:val="single" w:sz="4" w:space="0" w:color="E2E8F0"/>
+              <w:left w:val="none" w:sz="0" w:space="0" w:color="auto"/>
+              <w:bottom w:val="single" w:sz="4" w:space="0" w:color="E2E8F0"/>
+              <w:right w:val="none" w:sz="0" w:space="0" w:color="auto"/>
+            </w:tcBorders>
+          </w:tcPr>
+          <w:p>
+            <w:pPr>
+              <w:spacing w:before="40" w:after="40"/>
+            </w:pPr>
+            <w:r>
+              <w:rPr>
+                <w:rFonts w:ascii="Arial" w:hAnsi="Arial"/>
+                <w:color w:val="2D3748"/>
+                <w:sz w:val="18"/>
+              </w:rPr>
+              <w:t>keyword</w:t>
+            </w:r>
+          </w:p>
+        </w:tc>
+        <w:tc>
+          <w:tcPr>
+            <w:tcW w:type="dxa" w:w="1152"/>
+            <w:shd w:fill="FFFFFF"/>
+            <w:tcMar>
+              <w:top w:w="80" w:type="dxa"/>
+              <w:bottom w:w="80" w:type="dxa"/>
+              <w:left w:w="100" w:type="dxa"/>
+              <w:right w:w="100" w:type="dxa"/>
+            </w:tcMar>
+            <w:tcBorders>
+              <w:top w:val="single" w:sz="4" w:space="0" w:color="E2E8F0"/>
+              <w:left w:val="none" w:sz="0" w:space="0" w:color="auto"/>
+              <w:bottom w:val="single" w:sz="4" w:space="0" w:color="E2E8F0"/>
+              <w:right w:val="none" w:sz="0" w:space="0" w:color="auto"/>
+            </w:tcBorders>
+          </w:tcPr>
+          <w:p>
+            <w:pPr>
+              <w:spacing w:before="40" w:after="40"/>
+            </w:pPr>
+            <w:r>
+              <w:rPr>
+                <w:rFonts w:ascii="Arial" w:hAnsi="Arial"/>
+                <w:color w:val="2D3748"/>
+                <w:sz w:val="18"/>
+              </w:rPr>
+              <w:t>String</w:t>
+            </w:r>
+          </w:p>
+        </w:tc>
+        <w:tc>
+          <w:tcPr>
+            <w:tcW w:type="dxa" w:w="1296"/>
+            <w:shd w:fill="FFFFFF"/>
+            <w:tcMar>
+              <w:top w:w="80" w:type="dxa"/>
+              <w:bottom w:w="80" w:type="dxa"/>
+              <w:left w:w="100" w:type="dxa"/>
+              <w:right w:w="100" w:type="dxa"/>
+            </w:tcMar>
+            <w:tcBorders>
+              <w:top w:val="single" w:sz="4" w:space="0" w:color="E2E8F0"/>
+              <w:left w:val="none" w:sz="0" w:space="0" w:color="auto"/>
+              <w:bottom w:val="single" w:sz="4" w:space="0" w:color="E2E8F0"/>
+              <w:right w:val="none" w:sz="0" w:space="0" w:color="auto"/>
+            </w:tcBorders>
+          </w:tcPr>
+          <w:p>
+            <w:pPr>
+              <w:spacing w:before="40" w:after="40"/>
+            </w:pPr>
+            <w:r>
+              <w:rPr>
+                <w:rFonts w:ascii="Arial" w:hAnsi="Arial"/>
+                <w:color w:val="2D3748"/>
+                <w:sz w:val="18"/>
+              </w:rPr>
+              <w:t>Tùy chọn</w:t>
+            </w:r>
+          </w:p>
+        </w:tc>
+        <w:tc>
+          <w:tcPr>
+            <w:tcW w:type="dxa" w:w="3312"/>
+            <w:shd w:fill="FFFFFF"/>
+            <w:tcMar>
+              <w:top w:w="80" w:type="dxa"/>
+              <w:bottom w:w="80" w:type="dxa"/>
+              <w:left w:w="100" w:type="dxa"/>
+              <w:right w:w="100" w:type="dxa"/>
+            </w:tcMar>
+            <w:tcBorders>
+              <w:top w:val="single" w:sz="4" w:space="0" w:color="E2E8F0"/>
+              <w:left w:val="none" w:sz="0" w:space="0" w:color="auto"/>
+              <w:bottom w:val="single" w:sz="4" w:space="0" w:color="E2E8F0"/>
+              <w:right w:val="none" w:sz="0" w:space="0" w:color="auto"/>
+            </w:tcBorders>
+          </w:tcPr>
+          <w:p>
+            <w:pPr>
+              <w:spacing w:before="40" w:after="40"/>
+            </w:pPr>
+            <w:r>
+              <w:rPr>
+                <w:rFonts w:ascii="Arial" w:hAnsi="Arial"/>
+                <w:color w:val="2D3748"/>
+                <w:sz w:val="18"/>
+              </w:rPr>
+              <w:t>Tìm kiếm theo tên file, tên file gốc hoặc mô tả bản lưu</w:t>
+            </w:r>
+          </w:p>
+        </w:tc>
+        <w:tc>
+          <w:tcPr>
+            <w:tcW w:type="dxa" w:w="1728"/>
+            <w:shd w:fill="FFFFFF"/>
+            <w:tcMar>
+              <w:top w:w="80" w:type="dxa"/>
+              <w:bottom w:w="80" w:type="dxa"/>
+              <w:left w:w="100" w:type="dxa"/>
+              <w:right w:w="100" w:type="dxa"/>
+            </w:tcMar>
+            <w:tcBorders>
+              <w:top w:val="single" w:sz="4" w:space="0" w:color="E2E8F0"/>
+              <w:left w:val="none" w:sz="0" w:space="0" w:color="auto"/>
+              <w:bottom w:val="single" w:sz="4" w:space="0" w:color="E2E8F0"/>
+              <w:right w:val="none" w:sz="0" w:space="0" w:color="auto"/>
+            </w:tcBorders>
+          </w:tcPr>
+          <w:p>
+            <w:pPr>
+              <w:spacing w:before="40" w:after="40"/>
+            </w:pPr>
+            <w:r>
+              <w:rPr>
+                <w:rFonts w:ascii="Arial" w:hAnsi="Arial"/>
+                <w:color w:val="2D3748"/>
+                <w:sz w:val="18"/>
+              </w:rPr>
+              <w:t>BMW_X5</w:t>
+            </w:r>
+          </w:p>
+        </w:tc>
+      </w:tr>
+      <w:tr>
+        <w:tc>
+          <w:tcPr>
+            <w:tcW w:type="dxa" w:w="1872"/>
+            <w:shd w:fill="F7FAFC"/>
+            <w:tcMar>
+              <w:top w:w="80" w:type="dxa"/>
+              <w:bottom w:w="80" w:type="dxa"/>
+              <w:left w:w="100" w:type="dxa"/>
+              <w:right w:w="100" w:type="dxa"/>
+            </w:tcMar>
+            <w:tcBorders>
+              <w:top w:val="single" w:sz="4" w:space="0" w:color="E2E8F0"/>
+              <w:left w:val="none" w:sz="0" w:space="0" w:color="auto"/>
+              <w:bottom w:val="single" w:sz="4" w:space="0" w:color="E2E8F0"/>
+              <w:right w:val="none" w:sz="0" w:space="0" w:color="auto"/>
+            </w:tcBorders>
+          </w:tcPr>
+          <w:p>
+            <w:pPr>
+              <w:spacing w:before="40" w:after="40"/>
+            </w:pPr>
+            <w:r>
+              <w:rPr>
+                <w:rFonts w:ascii="Arial" w:hAnsi="Arial"/>
+                <w:color w:val="2D3748"/>
+                <w:sz w:val="18"/>
+              </w:rPr>
+              <w:t>categoryId</w:t>
+            </w:r>
+          </w:p>
+        </w:tc>
+        <w:tc>
+          <w:tcPr>
+            <w:tcW w:type="dxa" w:w="1152"/>
+            <w:shd w:fill="F7FAFC"/>
+            <w:tcMar>
+              <w:top w:w="80" w:type="dxa"/>
+              <w:bottom w:w="80" w:type="dxa"/>
+              <w:left w:w="100" w:type="dxa"/>
+              <w:right w:w="100" w:type="dxa"/>
+            </w:tcMar>
+            <w:tcBorders>
+              <w:top w:val="single" w:sz="4" w:space="0" w:color="E2E8F0"/>
+              <w:left w:val="none" w:sz="0" w:space="0" w:color="auto"/>
+              <w:bottom w:val="single" w:sz="4" w:space="0" w:color="E2E8F0"/>
+              <w:right w:val="none" w:sz="0" w:space="0" w:color="auto"/>
+            </w:tcBorders>
+          </w:tcPr>
+          <w:p>
+            <w:pPr>
+              <w:spacing w:before="40" w:after="40"/>
+            </w:pPr>
+            <w:r>
+              <w:rPr>
+                <w:rFonts w:ascii="Arial" w:hAnsi="Arial"/>
+                <w:color w:val="2D3748"/>
+                <w:sz w:val="18"/>
+              </w:rPr>
+              <w:t>Long</w:t>
+            </w:r>
+          </w:p>
+        </w:tc>
+        <w:tc>
+          <w:tcPr>
+            <w:tcW w:type="dxa" w:w="1296"/>
+            <w:shd w:fill="F7FAFC"/>
+            <w:tcMar>
+              <w:top w:w="80" w:type="dxa"/>
+              <w:bottom w:w="80" w:type="dxa"/>
+              <w:left w:w="100" w:type="dxa"/>
+              <w:right w:w="100" w:type="dxa"/>
+            </w:tcMar>
+            <w:tcBorders>
+              <w:top w:val="single" w:sz="4" w:space="0" w:color="E2E8F0"/>
+              <w:left w:val="none" w:sz="0" w:space="0" w:color="auto"/>
+              <w:bottom w:val="single" w:sz="4" w:space="0" w:color="E2E8F0"/>
+              <w:right w:val="none" w:sz="0" w:space="0" w:color="auto"/>
+            </w:tcBorders>
+          </w:tcPr>
+          <w:p>
+            <w:pPr>
+              <w:spacing w:before="40" w:after="40"/>
+            </w:pPr>
+            <w:r>
+              <w:rPr>
+                <w:rFonts w:ascii="Arial" w:hAnsi="Arial"/>
+                <w:color w:val="2D3748"/>
+                <w:sz w:val="18"/>
+              </w:rPr>
+              <w:t>Tùy chọn</w:t>
+            </w:r>
+          </w:p>
+        </w:tc>
+        <w:tc>
+          <w:tcPr>
+            <w:tcW w:type="dxa" w:w="3312"/>
+            <w:shd w:fill="F7FAFC"/>
+            <w:tcMar>
+              <w:top w:w="80" w:type="dxa"/>
+              <w:bottom w:w="80" w:type="dxa"/>
+              <w:left w:w="100" w:type="dxa"/>
+              <w:right w:w="100" w:type="dxa"/>
+            </w:tcMar>
+            <w:tcBorders>
+              <w:top w:val="single" w:sz="4" w:space="0" w:color="E2E8F0"/>
+              <w:left w:val="none" w:sz="0" w:space="0" w:color="auto"/>
+              <w:bottom w:val="single" w:sz="4" w:space="0" w:color="E2E8F0"/>
+              <w:right w:val="none" w:sz="0" w:space="0" w:color="auto"/>
+            </w:tcBorders>
+          </w:tcPr>
+          <w:p>
+            <w:pPr>
+              <w:spacing w:before="40" w:after="40"/>
+            </w:pPr>
+            <w:r>
+              <w:rPr>
+                <w:rFonts w:ascii="Arial" w:hAnsi="Arial"/>
+                <w:color w:val="2D3748"/>
+                <w:sz w:val="18"/>
+              </w:rPr>
+              <w:t>Lọc theo ID danh mục sản phẩm</w:t>
+            </w:r>
+          </w:p>
+        </w:tc>
+        <w:tc>
+          <w:tcPr>
+            <w:tcW w:type="dxa" w:w="1728"/>
+            <w:shd w:fill="F7FAFC"/>
+            <w:tcMar>
+              <w:top w:w="80" w:type="dxa"/>
+              <w:bottom w:w="80" w:type="dxa"/>
+              <w:left w:w="100" w:type="dxa"/>
+              <w:right w:w="100" w:type="dxa"/>
+            </w:tcMar>
+            <w:tcBorders>
+              <w:top w:val="single" w:sz="4" w:space="0" w:color="E2E8F0"/>
+              <w:left w:val="none" w:sz="0" w:space="0" w:color="auto"/>
+              <w:bottom w:val="single" w:sz="4" w:space="0" w:color="E2E8F0"/>
+              <w:right w:val="none" w:sz="0" w:space="0" w:color="auto"/>
+            </w:tcBorders>
+          </w:tcPr>
+          <w:p>
+            <w:pPr>
+              <w:spacing w:before="40" w:after="40"/>
+            </w:pPr>
+            <w:r>
+              <w:rPr>
+                <w:rFonts w:ascii="Arial" w:hAnsi="Arial"/>
+                <w:color w:val="2D3748"/>
+                <w:sz w:val="18"/>
+              </w:rPr>
+              <w:t>1</w:t>
+            </w:r>
+          </w:p>
+        </w:tc>
+      </w:tr>
+      <w:tr>
+        <w:tc>
+          <w:tcPr>
+            <w:tcW w:type="dxa" w:w="1872"/>
+            <w:shd w:fill="FFFFFF"/>
+            <w:tcMar>
+              <w:top w:w="80" w:type="dxa"/>
+              <w:bottom w:w="80" w:type="dxa"/>
+              <w:left w:w="100" w:type="dxa"/>
+              <w:right w:w="100" w:type="dxa"/>
+            </w:tcMar>
+            <w:tcBorders>
+              <w:top w:val="single" w:sz="4" w:space="0" w:color="E2E8F0"/>
+              <w:left w:val="none" w:sz="0" w:space="0" w:color="auto"/>
+              <w:bottom w:val="single" w:sz="4" w:space="0" w:color="E2E8F0"/>
+              <w:right w:val="none" w:sz="0" w:space="0" w:color="auto"/>
+            </w:tcBorders>
+          </w:tcPr>
+          <w:p>
+            <w:pPr>
+              <w:spacing w:before="40" w:after="40"/>
+            </w:pPr>
+            <w:r>
+              <w:rPr>
+                <w:rFonts w:ascii="Arial" w:hAnsi="Arial"/>
+                <w:color w:val="2D3748"/>
+                <w:sz w:val="18"/>
+              </w:rPr>
+              <w:t>vehicleNodeId</w:t>
+            </w:r>
+          </w:p>
+        </w:tc>
+        <w:tc>
+          <w:tcPr>
+            <w:tcW w:type="dxa" w:w="1152"/>
+            <w:shd w:fill="FFFFFF"/>
+            <w:tcMar>
+              <w:top w:w="80" w:type="dxa"/>
+              <w:bottom w:w="80" w:type="dxa"/>
+              <w:left w:w="100" w:type="dxa"/>
+              <w:right w:w="100" w:type="dxa"/>
+            </w:tcMar>
+            <w:tcBorders>
+              <w:top w:val="single" w:sz="4" w:space="0" w:color="E2E8F0"/>
+              <w:left w:val="none" w:sz="0" w:space="0" w:color="auto"/>
+              <w:bottom w:val="single" w:sz="4" w:space="0" w:color="E2E8F0"/>
+              <w:right w:val="none" w:sz="0" w:space="0" w:color="auto"/>
+            </w:tcBorders>
+          </w:tcPr>
+          <w:p>
+            <w:pPr>
+              <w:spacing w:before="40" w:after="40"/>
+            </w:pPr>
+            <w:r>
+              <w:rPr>
+                <w:rFonts w:ascii="Arial" w:hAnsi="Arial"/>
+                <w:color w:val="2D3748"/>
+                <w:sz w:val="18"/>
+              </w:rPr>
+              <w:t>Long</w:t>
+            </w:r>
+          </w:p>
+        </w:tc>
+        <w:tc>
+          <w:tcPr>
+            <w:tcW w:type="dxa" w:w="1296"/>
+            <w:shd w:fill="FFFFFF"/>
+            <w:tcMar>
+              <w:top w:w="80" w:type="dxa"/>
+              <w:bottom w:w="80" w:type="dxa"/>
+              <w:left w:w="100" w:type="dxa"/>
+              <w:right w:w="100" w:type="dxa"/>
+            </w:tcMar>
+            <w:tcBorders>
+              <w:top w:val="single" w:sz="4" w:space="0" w:color="E2E8F0"/>
+              <w:left w:val="none" w:sz="0" w:space="0" w:color="auto"/>
+              <w:bottom w:val="single" w:sz="4" w:space="0" w:color="E2E8F0"/>
+              <w:right w:val="none" w:sz="0" w:space="0" w:color="auto"/>
+            </w:tcBorders>
+          </w:tcPr>
+          <w:p>
+            <w:pPr>
+              <w:spacing w:before="40" w:after="40"/>
+            </w:pPr>
+            <w:r>
+              <w:rPr>
+                <w:rFonts w:ascii="Arial" w:hAnsi="Arial"/>
+                <w:color w:val="2D3748"/>
+                <w:sz w:val="18"/>
+              </w:rPr>
+              <w:t>Tùy chọn</w:t>
+            </w:r>
+          </w:p>
+        </w:tc>
+        <w:tc>
+          <w:tcPr>
+            <w:tcW w:type="dxa" w:w="3312"/>
+            <w:shd w:fill="FFFFFF"/>
+            <w:tcMar>
+              <w:top w:w="80" w:type="dxa"/>
+              <w:bottom w:w="80" w:type="dxa"/>
+              <w:left w:w="100" w:type="dxa"/>
+              <w:right w:w="100" w:type="dxa"/>
+            </w:tcMar>
+            <w:tcBorders>
+              <w:top w:val="single" w:sz="4" w:space="0" w:color="E2E8F0"/>
+              <w:left w:val="none" w:sz="0" w:space="0" w:color="auto"/>
+              <w:bottom w:val="single" w:sz="4" w:space="0" w:color="E2E8F0"/>
+              <w:right w:val="none" w:sz="0" w:space="0" w:color="auto"/>
+            </w:tcBorders>
+          </w:tcPr>
+          <w:p>
+            <w:pPr>
+              <w:spacing w:before="40" w:after="40"/>
+            </w:pPr>
+            <w:r>
+              <w:rPr>
+                <w:rFonts w:ascii="Arial" w:hAnsi="Arial"/>
+                <w:color w:val="2D3748"/>
+                <w:sz w:val="18"/>
+              </w:rPr>
+              <w:t>Lọc theo ID node xe / cấu hình xe</w:t>
+            </w:r>
+          </w:p>
+        </w:tc>
+        <w:tc>
+          <w:tcPr>
+            <w:tcW w:type="dxa" w:w="1728"/>
+            <w:shd w:fill="FFFFFF"/>
+            <w:tcMar>
+              <w:top w:w="80" w:type="dxa"/>
+              <w:bottom w:w="80" w:type="dxa"/>
+              <w:left w:w="100" w:type="dxa"/>
+              <w:right w:w="100" w:type="dxa"/>
+            </w:tcMar>
+            <w:tcBorders>
+              <w:top w:val="single" w:sz="4" w:space="0" w:color="E2E8F0"/>
+              <w:left w:val="none" w:sz="0" w:space="0" w:color="auto"/>
+              <w:bottom w:val="single" w:sz="4" w:space="0" w:color="E2E8F0"/>
+              <w:right w:val="none" w:sz="0" w:space="0" w:color="auto"/>
+            </w:tcBorders>
+          </w:tcPr>
+          <w:p>
+            <w:pPr>
+              <w:spacing w:before="40" w:after="40"/>
+            </w:pPr>
+            <w:r>
+              <w:rPr>
+                <w:rFonts w:ascii="Arial" w:hAnsi="Arial"/>
+                <w:color w:val="2D3748"/>
+                <w:sz w:val="18"/>
+              </w:rPr>
+              <w:t>12</w:t>
+            </w:r>
+          </w:p>
+        </w:tc>
+      </w:tr>
+      <w:tr>
+        <w:tc>
+          <w:tcPr>
+            <w:tcW w:type="dxa" w:w="1872"/>
+            <w:shd w:fill="F7FAFC"/>
+            <w:tcMar>
+              <w:top w:w="80" w:type="dxa"/>
+              <w:bottom w:w="80" w:type="dxa"/>
+              <w:left w:w="100" w:type="dxa"/>
+              <w:right w:w="100" w:type="dxa"/>
+            </w:tcMar>
+            <w:tcBorders>
+              <w:top w:val="single" w:sz="4" w:space="0" w:color="E2E8F0"/>
+              <w:left w:val="none" w:sz="0" w:space="0" w:color="auto"/>
+              <w:bottom w:val="single" w:sz="4" w:space="0" w:color="E2E8F0"/>
+              <w:right w:val="none" w:sz="0" w:space="0" w:color="auto"/>
+            </w:tcBorders>
+          </w:tcPr>
+          <w:p>
+            <w:pPr>
+              <w:spacing w:before="40" w:after="40"/>
+            </w:pPr>
+            <w:r>
+              <w:rPr>
+                <w:rFonts w:ascii="Arial" w:hAnsi="Arial"/>
+                <w:color w:val="2D3748"/>
+                <w:sz w:val="18"/>
+              </w:rPr>
+              <w:t>brandId</w:t>
+            </w:r>
+          </w:p>
+        </w:tc>
+        <w:tc>
+          <w:tcPr>
+            <w:tcW w:type="dxa" w:w="1152"/>
+            <w:shd w:fill="F7FAFC"/>
+            <w:tcMar>
+              <w:top w:w="80" w:type="dxa"/>
+              <w:bottom w:w="80" w:type="dxa"/>
+              <w:left w:w="100" w:type="dxa"/>
+              <w:right w:w="100" w:type="dxa"/>
+            </w:tcMar>
+            <w:tcBorders>
+              <w:top w:val="single" w:sz="4" w:space="0" w:color="E2E8F0"/>
+              <w:left w:val="none" w:sz="0" w:space="0" w:color="auto"/>
+              <w:bottom w:val="single" w:sz="4" w:space="0" w:color="E2E8F0"/>
+              <w:right w:val="none" w:sz="0" w:space="0" w:color="auto"/>
+            </w:tcBorders>
+          </w:tcPr>
+          <w:p>
+            <w:pPr>
+              <w:spacing w:before="40" w:after="40"/>
+            </w:pPr>
+            <w:r>
+              <w:rPr>
+                <w:rFonts w:ascii="Arial" w:hAnsi="Arial"/>
+                <w:color w:val="2D3748"/>
+                <w:sz w:val="18"/>
+              </w:rPr>
+              <w:t>Long</w:t>
+            </w:r>
+          </w:p>
+        </w:tc>
+        <w:tc>
+          <w:tcPr>
+            <w:tcW w:type="dxa" w:w="1296"/>
+            <w:shd w:fill="F7FAFC"/>
+            <w:tcMar>
+              <w:top w:w="80" w:type="dxa"/>
+              <w:bottom w:w="80" w:type="dxa"/>
+              <w:left w:w="100" w:type="dxa"/>
+              <w:right w:w="100" w:type="dxa"/>
+            </w:tcMar>
+            <w:tcBorders>
+              <w:top w:val="single" w:sz="4" w:space="0" w:color="E2E8F0"/>
+              <w:left w:val="none" w:sz="0" w:space="0" w:color="auto"/>
+              <w:bottom w:val="single" w:sz="4" w:space="0" w:color="E2E8F0"/>
+              <w:right w:val="none" w:sz="0" w:space="0" w:color="auto"/>
+            </w:tcBorders>
+          </w:tcPr>
+          <w:p>
+            <w:pPr>
+              <w:spacing w:before="40" w:after="40"/>
+            </w:pPr>
+            <w:r>
+              <w:rPr>
+                <w:rFonts w:ascii="Arial" w:hAnsi="Arial"/>
+                <w:color w:val="2D3748"/>
+                <w:sz w:val="18"/>
+              </w:rPr>
+              <w:t>Tùy chọn</w:t>
+            </w:r>
+          </w:p>
+        </w:tc>
+        <w:tc>
+          <w:tcPr>
+            <w:tcW w:type="dxa" w:w="3312"/>
+            <w:shd w:fill="F7FAFC"/>
+            <w:tcMar>
+              <w:top w:w="80" w:type="dxa"/>
+              <w:bottom w:w="80" w:type="dxa"/>
+              <w:left w:w="100" w:type="dxa"/>
+              <w:right w:w="100" w:type="dxa"/>
+            </w:tcMar>
+            <w:tcBorders>
+              <w:top w:val="single" w:sz="4" w:space="0" w:color="E2E8F0"/>
+              <w:left w:val="none" w:sz="0" w:space="0" w:color="auto"/>
+              <w:bottom w:val="single" w:sz="4" w:space="0" w:color="E2E8F0"/>
+              <w:right w:val="none" w:sz="0" w:space="0" w:color="auto"/>
+            </w:tcBorders>
+          </w:tcPr>
+          <w:p>
+            <w:pPr>
+              <w:spacing w:before="40" w:after="40"/>
+            </w:pPr>
+            <w:r>
+              <w:rPr>
+                <w:rFonts w:ascii="Arial" w:hAnsi="Arial"/>
+                <w:color w:val="2D3748"/>
+                <w:sz w:val="18"/>
+              </w:rPr>
+              <w:t>Lọc theo ID hãng xe (BMW, Toyota, Mercedes...)</w:t>
+            </w:r>
+          </w:p>
+        </w:tc>
+        <w:tc>
+          <w:tcPr>
+            <w:tcW w:type="dxa" w:w="1728"/>
+            <w:shd w:fill="F7FAFC"/>
+            <w:tcMar>
+              <w:top w:w="80" w:type="dxa"/>
+              <w:bottom w:w="80" w:type="dxa"/>
+              <w:left w:w="100" w:type="dxa"/>
+              <w:right w:w="100" w:type="dxa"/>
+            </w:tcMar>
+            <w:tcBorders>
+              <w:top w:val="single" w:sz="4" w:space="0" w:color="E2E8F0"/>
+              <w:left w:val="none" w:sz="0" w:space="0" w:color="auto"/>
+              <w:bottom w:val="single" w:sz="4" w:space="0" w:color="E2E8F0"/>
+              <w:right w:val="none" w:sz="0" w:space="0" w:color="auto"/>
+            </w:tcBorders>
+          </w:tcPr>
+          <w:p>
+            <w:pPr>
+              <w:spacing w:before="40" w:after="40"/>
+            </w:pPr>
+            <w:r>
+              <w:rPr>
+                <w:rFonts w:ascii="Arial" w:hAnsi="Arial"/>
+                <w:color w:val="2D3748"/>
+                <w:sz w:val="18"/>
+              </w:rPr>
+              <w:t>1</w:t>
+            </w:r>
+          </w:p>
+        </w:tc>
+      </w:tr>
+      <w:tr>
+        <w:tc>
+          <w:tcPr>
+            <w:tcW w:type="dxa" w:w="1872"/>
+            <w:shd w:fill="FFFFFF"/>
+            <w:tcMar>
+              <w:top w:w="80" w:type="dxa"/>
+              <w:bottom w:w="80" w:type="dxa"/>
+              <w:left w:w="100" w:type="dxa"/>
+              <w:right w:w="100" w:type="dxa"/>
+            </w:tcMar>
+            <w:tcBorders>
+              <w:top w:val="single" w:sz="4" w:space="0" w:color="E2E8F0"/>
+              <w:left w:val="none" w:sz="0" w:space="0" w:color="auto"/>
+              <w:bottom w:val="single" w:sz="4" w:space="0" w:color="E2E8F0"/>
+              <w:right w:val="none" w:sz="0" w:space="0" w:color="auto"/>
+            </w:tcBorders>
+          </w:tcPr>
+          <w:p>
+            <w:pPr>
+              <w:spacing w:before="40" w:after="40"/>
+            </w:pPr>
+            <w:r>
+              <w:rPr>
+                <w:rFonts w:ascii="Arial" w:hAnsi="Arial"/>
+                <w:color w:val="2D3748"/>
+                <w:sz w:val="18"/>
+              </w:rPr>
+              <w:t>modelId</w:t>
+            </w:r>
+          </w:p>
+        </w:tc>
+        <w:tc>
+          <w:tcPr>
+            <w:tcW w:type="dxa" w:w="1152"/>
+            <w:shd w:fill="FFFFFF"/>
+            <w:tcMar>
+              <w:top w:w="80" w:type="dxa"/>
+              <w:bottom w:w="80" w:type="dxa"/>
+              <w:left w:w="100" w:type="dxa"/>
+              <w:right w:w="100" w:type="dxa"/>
+            </w:tcMar>
+            <w:tcBorders>
+              <w:top w:val="single" w:sz="4" w:space="0" w:color="E2E8F0"/>
+              <w:left w:val="none" w:sz="0" w:space="0" w:color="auto"/>
+              <w:bottom w:val="single" w:sz="4" w:space="0" w:color="E2E8F0"/>
+              <w:right w:val="none" w:sz="0" w:space="0" w:color="auto"/>
+            </w:tcBorders>
+          </w:tcPr>
+          <w:p>
+            <w:pPr>
+              <w:spacing w:before="40" w:after="40"/>
+            </w:pPr>
+            <w:r>
+              <w:rPr>
+                <w:rFonts w:ascii="Arial" w:hAnsi="Arial"/>
+                <w:color w:val="2D3748"/>
+                <w:sz w:val="18"/>
+              </w:rPr>
+              <w:t>Long</w:t>
+            </w:r>
+          </w:p>
+        </w:tc>
+        <w:tc>
+          <w:tcPr>
+            <w:tcW w:type="dxa" w:w="1296"/>
+            <w:shd w:fill="FFFFFF"/>
+            <w:tcMar>
+              <w:top w:w="80" w:type="dxa"/>
+              <w:bottom w:w="80" w:type="dxa"/>
+              <w:left w:w="100" w:type="dxa"/>
+              <w:right w:w="100" w:type="dxa"/>
+            </w:tcMar>
+            <w:tcBorders>
+              <w:top w:val="single" w:sz="4" w:space="0" w:color="E2E8F0"/>
+              <w:left w:val="none" w:sz="0" w:space="0" w:color="auto"/>
+              <w:bottom w:val="single" w:sz="4" w:space="0" w:color="E2E8F0"/>
+              <w:right w:val="none" w:sz="0" w:space="0" w:color="auto"/>
+            </w:tcBorders>
+          </w:tcPr>
+          <w:p>
+            <w:pPr>
+              <w:spacing w:before="40" w:after="40"/>
+            </w:pPr>
+            <w:r>
+              <w:rPr>
+                <w:rFonts w:ascii="Arial" w:hAnsi="Arial"/>
+                <w:color w:val="2D3748"/>
+                <w:sz w:val="18"/>
+              </w:rPr>
+              <w:t>Tùy chọn</w:t>
+            </w:r>
+          </w:p>
+        </w:tc>
+        <w:tc>
+          <w:tcPr>
+            <w:tcW w:type="dxa" w:w="3312"/>
+            <w:shd w:fill="FFFFFF"/>
+            <w:tcMar>
+              <w:top w:w="80" w:type="dxa"/>
+              <w:bottom w:w="80" w:type="dxa"/>
+              <w:left w:w="100" w:type="dxa"/>
+              <w:right w:w="100" w:type="dxa"/>
+            </w:tcMar>
+            <w:tcBorders>
+              <w:top w:val="single" w:sz="4" w:space="0" w:color="E2E8F0"/>
+              <w:left w:val="none" w:sz="0" w:space="0" w:color="auto"/>
+              <w:bottom w:val="single" w:sz="4" w:space="0" w:color="E2E8F0"/>
+              <w:right w:val="none" w:sz="0" w:space="0" w:color="auto"/>
+            </w:tcBorders>
+          </w:tcPr>
+          <w:p>
+            <w:pPr>
+              <w:spacing w:before="40" w:after="40"/>
+            </w:pPr>
+            <w:r>
+              <w:rPr>
+                <w:rFonts w:ascii="Arial" w:hAnsi="Arial"/>
+                <w:color w:val="2D3748"/>
+                <w:sz w:val="18"/>
+              </w:rPr>
+              <w:t>Lọc theo ID dòng xe (X5, Camry, GLC...)</w:t>
+            </w:r>
+          </w:p>
+        </w:tc>
+        <w:tc>
+          <w:tcPr>
+            <w:tcW w:type="dxa" w:w="1728"/>
+            <w:shd w:fill="FFFFFF"/>
+            <w:tcMar>
+              <w:top w:w="80" w:type="dxa"/>
+              <w:bottom w:w="80" w:type="dxa"/>
+              <w:left w:w="100" w:type="dxa"/>
+              <w:right w:w="100" w:type="dxa"/>
+            </w:tcMar>
+            <w:tcBorders>
+              <w:top w:val="single" w:sz="4" w:space="0" w:color="E2E8F0"/>
+              <w:left w:val="none" w:sz="0" w:space="0" w:color="auto"/>
+              <w:bottom w:val="single" w:sz="4" w:space="0" w:color="E2E8F0"/>
+              <w:right w:val="none" w:sz="0" w:space="0" w:color="auto"/>
+            </w:tcBorders>
+          </w:tcPr>
+          <w:p>
+            <w:pPr>
+              <w:spacing w:before="40" w:after="40"/>
+            </w:pPr>
+            <w:r>
+              <w:rPr>
+                <w:rFonts w:ascii="Arial" w:hAnsi="Arial"/>
+                <w:color w:val="2D3748"/>
+                <w:sz w:val="18"/>
+              </w:rPr>
+              <w:t>12</w:t>
+            </w:r>
+          </w:p>
+        </w:tc>
+      </w:tr>
+      <w:tr>
+        <w:tc>
+          <w:tcPr>
+            <w:tcW w:type="dxa" w:w="1872"/>
+            <w:shd w:fill="F7FAFC"/>
+            <w:tcMar>
+              <w:top w:w="80" w:type="dxa"/>
+              <w:bottom w:w="80" w:type="dxa"/>
+              <w:left w:w="100" w:type="dxa"/>
+              <w:right w:w="100" w:type="dxa"/>
+            </w:tcMar>
+            <w:tcBorders>
+              <w:top w:val="single" w:sz="4" w:space="0" w:color="E2E8F0"/>
+              <w:left w:val="none" w:sz="0" w:space="0" w:color="auto"/>
+              <w:bottom w:val="single" w:sz="4" w:space="0" w:color="E2E8F0"/>
+              <w:right w:val="none" w:sz="0" w:space="0" w:color="auto"/>
+            </w:tcBorders>
+          </w:tcPr>
+          <w:p>
+            <w:pPr>
+              <w:spacing w:before="40" w:after="40"/>
+            </w:pPr>
+            <w:r>
+              <w:rPr>
+                <w:rFonts w:ascii="Arial" w:hAnsi="Arial"/>
+                <w:color w:val="2D3748"/>
+                <w:sz w:val="18"/>
+              </w:rPr>
+              <w:t>dealerId</w:t>
+            </w:r>
+          </w:p>
+        </w:tc>
+        <w:tc>
+          <w:tcPr>
+            <w:tcW w:type="dxa" w:w="1152"/>
+            <w:shd w:fill="F7FAFC"/>
+            <w:tcMar>
+              <w:top w:w="80" w:type="dxa"/>
+              <w:bottom w:w="80" w:type="dxa"/>
+              <w:left w:w="100" w:type="dxa"/>
+              <w:right w:w="100" w:type="dxa"/>
+            </w:tcMar>
+            <w:tcBorders>
+              <w:top w:val="single" w:sz="4" w:space="0" w:color="E2E8F0"/>
+              <w:left w:val="none" w:sz="0" w:space="0" w:color="auto"/>
+              <w:bottom w:val="single" w:sz="4" w:space="0" w:color="E2E8F0"/>
+              <w:right w:val="none" w:sz="0" w:space="0" w:color="auto"/>
+            </w:tcBorders>
+          </w:tcPr>
+          <w:p>
+            <w:pPr>
+              <w:spacing w:before="40" w:after="40"/>
+            </w:pPr>
+            <w:r>
+              <w:rPr>
+                <w:rFonts w:ascii="Arial" w:hAnsi="Arial"/>
+                <w:color w:val="2D3748"/>
+                <w:sz w:val="18"/>
+              </w:rPr>
+              <w:t>Long</w:t>
+            </w:r>
+          </w:p>
+        </w:tc>
+        <w:tc>
+          <w:tcPr>
+            <w:tcW w:type="dxa" w:w="1296"/>
+            <w:shd w:fill="F7FAFC"/>
+            <w:tcMar>
+              <w:top w:w="80" w:type="dxa"/>
+              <w:bottom w:w="80" w:type="dxa"/>
+              <w:left w:w="100" w:type="dxa"/>
+              <w:right w:w="100" w:type="dxa"/>
+            </w:tcMar>
+            <w:tcBorders>
+              <w:top w:val="single" w:sz="4" w:space="0" w:color="E2E8F0"/>
+              <w:left w:val="none" w:sz="0" w:space="0" w:color="auto"/>
+              <w:bottom w:val="single" w:sz="4" w:space="0" w:color="E2E8F0"/>
+              <w:right w:val="none" w:sz="0" w:space="0" w:color="auto"/>
+            </w:tcBorders>
+          </w:tcPr>
+          <w:p>
+            <w:pPr>
+              <w:spacing w:before="40" w:after="40"/>
+            </w:pPr>
+            <w:r>
+              <w:rPr>
+                <w:rFonts w:ascii="Arial" w:hAnsi="Arial"/>
+                <w:color w:val="2D3748"/>
+                <w:sz w:val="18"/>
+              </w:rPr>
+              <w:t>Tùy chọn</w:t>
+            </w:r>
+          </w:p>
+        </w:tc>
+        <w:tc>
+          <w:tcPr>
+            <w:tcW w:type="dxa" w:w="3312"/>
+            <w:shd w:fill="F7FAFC"/>
+            <w:tcMar>
+              <w:top w:w="80" w:type="dxa"/>
+              <w:bottom w:w="80" w:type="dxa"/>
+              <w:left w:w="100" w:type="dxa"/>
+              <w:right w:w="100" w:type="dxa"/>
+            </w:tcMar>
+            <w:tcBorders>
+              <w:top w:val="single" w:sz="4" w:space="0" w:color="E2E8F0"/>
+              <w:left w:val="none" w:sz="0" w:space="0" w:color="auto"/>
+              <w:bottom w:val="single" w:sz="4" w:space="0" w:color="E2E8F0"/>
+              <w:right w:val="none" w:sz="0" w:space="0" w:color="auto"/>
+            </w:tcBorders>
+          </w:tcPr>
+          <w:p>
+            <w:pPr>
+              <w:spacing w:before="40" w:after="40"/>
+            </w:pPr>
+            <w:r>
+              <w:rPr>
+                <w:rFonts w:ascii="Arial" w:hAnsi="Arial"/>
+                <w:color w:val="2D3748"/>
+                <w:sz w:val="18"/>
+              </w:rPr>
+              <w:t>Lọc theo ID Đại lý</w:t>
+            </w:r>
+          </w:p>
+        </w:tc>
+        <w:tc>
+          <w:tcPr>
+            <w:tcW w:type="dxa" w:w="1728"/>
+            <w:shd w:fill="F7FAFC"/>
+            <w:tcMar>
+              <w:top w:w="80" w:type="dxa"/>
+              <w:bottom w:w="80" w:type="dxa"/>
+              <w:left w:w="100" w:type="dxa"/>
+              <w:right w:w="100" w:type="dxa"/>
+            </w:tcMar>
+            <w:tcBorders>
+              <w:top w:val="single" w:sz="4" w:space="0" w:color="E2E8F0"/>
+              <w:left w:val="none" w:sz="0" w:space="0" w:color="auto"/>
+              <w:bottom w:val="single" w:sz="4" w:space="0" w:color="E2E8F0"/>
+              <w:right w:val="none" w:sz="0" w:space="0" w:color="auto"/>
+            </w:tcBorders>
+          </w:tcPr>
+          <w:p>
+            <w:pPr>
+              <w:spacing w:before="40" w:after="40"/>
+            </w:pPr>
+            <w:r>
+              <w:rPr>
+                <w:rFonts w:ascii="Arial" w:hAnsi="Arial"/>
+                <w:color w:val="2D3748"/>
+                <w:sz w:val="18"/>
+              </w:rPr>
+              <w:t>2</w:t>
+            </w:r>
+          </w:p>
+        </w:tc>
+      </w:tr>
+      <w:tr>
+        <w:tc>
+          <w:tcPr>
+            <w:tcW w:type="dxa" w:w="1872"/>
+            <w:shd w:fill="FFFFFF"/>
+            <w:tcMar>
+              <w:top w:w="80" w:type="dxa"/>
+              <w:bottom w:w="80" w:type="dxa"/>
+              <w:left w:w="100" w:type="dxa"/>
+              <w:right w:w="100" w:type="dxa"/>
+            </w:tcMar>
+            <w:tcBorders>
+              <w:top w:val="single" w:sz="4" w:space="0" w:color="E2E8F0"/>
+              <w:left w:val="none" w:sz="0" w:space="0" w:color="auto"/>
+              <w:bottom w:val="single" w:sz="4" w:space="0" w:color="E2E8F0"/>
+              <w:right w:val="none" w:sz="0" w:space="0" w:color="auto"/>
+            </w:tcBorders>
+          </w:tcPr>
+          <w:p>
+            <w:pPr>
+              <w:spacing w:before="40" w:after="40"/>
+            </w:pPr>
+            <w:r>
+              <w:rPr>
+                <w:rFonts w:ascii="Arial" w:hAnsi="Arial"/>
+                <w:color w:val="2D3748"/>
+                <w:sz w:val="18"/>
+              </w:rPr>
+              <w:t>userId</w:t>
+            </w:r>
+          </w:p>
+        </w:tc>
+        <w:tc>
+          <w:tcPr>
+            <w:tcW w:type="dxa" w:w="1152"/>
+            <w:shd w:fill="FFFFFF"/>
+            <w:tcMar>
+              <w:top w:w="80" w:type="dxa"/>
+              <w:bottom w:w="80" w:type="dxa"/>
+              <w:left w:w="100" w:type="dxa"/>
+              <w:right w:w="100" w:type="dxa"/>
+            </w:tcMar>
+            <w:tcBorders>
+              <w:top w:val="single" w:sz="4" w:space="0" w:color="E2E8F0"/>
+              <w:left w:val="none" w:sz="0" w:space="0" w:color="auto"/>
+              <w:bottom w:val="single" w:sz="4" w:space="0" w:color="E2E8F0"/>
+              <w:right w:val="none" w:sz="0" w:space="0" w:color="auto"/>
+            </w:tcBorders>
+          </w:tcPr>
+          <w:p>
+            <w:pPr>
+              <w:spacing w:before="40" w:after="40"/>
+            </w:pPr>
+            <w:r>
+              <w:rPr>
+                <w:rFonts w:ascii="Arial" w:hAnsi="Arial"/>
+                <w:color w:val="2D3748"/>
+                <w:sz w:val="18"/>
+              </w:rPr>
+              <w:t>Long</w:t>
+            </w:r>
+          </w:p>
+        </w:tc>
+        <w:tc>
+          <w:tcPr>
+            <w:tcW w:type="dxa" w:w="1296"/>
+            <w:shd w:fill="FFFFFF"/>
+            <w:tcMar>
+              <w:top w:w="80" w:type="dxa"/>
+              <w:bottom w:w="80" w:type="dxa"/>
+              <w:left w:w="100" w:type="dxa"/>
+              <w:right w:w="100" w:type="dxa"/>
+            </w:tcMar>
+            <w:tcBorders>
+              <w:top w:val="single" w:sz="4" w:space="0" w:color="E2E8F0"/>
+              <w:left w:val="none" w:sz="0" w:space="0" w:color="auto"/>
+              <w:bottom w:val="single" w:sz="4" w:space="0" w:color="E2E8F0"/>
+              <w:right w:val="none" w:sz="0" w:space="0" w:color="auto"/>
+            </w:tcBorders>
+          </w:tcPr>
+          <w:p>
+            <w:pPr>
+              <w:spacing w:before="40" w:after="40"/>
+            </w:pPr>
+            <w:r>
+              <w:rPr>
+                <w:rFonts w:ascii="Arial" w:hAnsi="Arial"/>
+                <w:color w:val="2D3748"/>
+                <w:sz w:val="18"/>
+              </w:rPr>
+              <w:t>Tùy chọn</w:t>
+            </w:r>
+          </w:p>
+        </w:tc>
+        <w:tc>
+          <w:tcPr>
+            <w:tcW w:type="dxa" w:w="3312"/>
+            <w:shd w:fill="FFFFFF"/>
+            <w:tcMar>
+              <w:top w:w="80" w:type="dxa"/>
+              <w:bottom w:w="80" w:type="dxa"/>
+              <w:left w:w="100" w:type="dxa"/>
+              <w:right w:w="100" w:type="dxa"/>
+            </w:tcMar>
+            <w:tcBorders>
+              <w:top w:val="single" w:sz="4" w:space="0" w:color="E2E8F0"/>
+              <w:left w:val="none" w:sz="0" w:space="0" w:color="auto"/>
+              <w:bottom w:val="single" w:sz="4" w:space="0" w:color="E2E8F0"/>
+              <w:right w:val="none" w:sz="0" w:space="0" w:color="auto"/>
+            </w:tcBorders>
+          </w:tcPr>
+          <w:p>
+            <w:pPr>
+              <w:spacing w:before="40" w:after="40"/>
+            </w:pPr>
+            <w:r>
+              <w:rPr>
+                <w:rFonts w:ascii="Arial" w:hAnsi="Arial"/>
+                <w:color w:val="2D3748"/>
+                <w:sz w:val="18"/>
+              </w:rPr>
+              <w:t>Lọc theo ID người dùng tạo bản lưu</w:t>
+            </w:r>
+          </w:p>
+        </w:tc>
+        <w:tc>
+          <w:tcPr>
+            <w:tcW w:type="dxa" w:w="1728"/>
+            <w:shd w:fill="FFFFFF"/>
+            <w:tcMar>
+              <w:top w:w="80" w:type="dxa"/>
+              <w:bottom w:w="80" w:type="dxa"/>
+              <w:left w:w="100" w:type="dxa"/>
+              <w:right w:w="100" w:type="dxa"/>
+            </w:tcMar>
+            <w:tcBorders>
+              <w:top w:val="single" w:sz="4" w:space="0" w:color="E2E8F0"/>
+              <w:left w:val="none" w:sz="0" w:space="0" w:color="auto"/>
+              <w:bottom w:val="single" w:sz="4" w:space="0" w:color="E2E8F0"/>
+              <w:right w:val="none" w:sz="0" w:space="0" w:color="auto"/>
+            </w:tcBorders>
+          </w:tcPr>
+          <w:p>
+            <w:pPr>
+              <w:spacing w:before="40" w:after="40"/>
+            </w:pPr>
+            <w:r>
+              <w:rPr>
+                <w:rFonts w:ascii="Arial" w:hAnsi="Arial"/>
+                <w:color w:val="2D3748"/>
+                <w:sz w:val="18"/>
+              </w:rPr>
+              <w:t>15</w:t>
+            </w:r>
+          </w:p>
+        </w:tc>
+      </w:tr>
+      <w:tr>
+        <w:tc>
+          <w:tcPr>
+            <w:tcW w:type="dxa" w:w="1872"/>
+            <w:shd w:fill="F7FAFC"/>
+            <w:tcMar>
+              <w:top w:w="80" w:type="dxa"/>
+              <w:bottom w:w="80" w:type="dxa"/>
+              <w:left w:w="100" w:type="dxa"/>
+              <w:right w:w="100" w:type="dxa"/>
+            </w:tcMar>
+            <w:tcBorders>
+              <w:top w:val="single" w:sz="4" w:space="0" w:color="E2E8F0"/>
+              <w:left w:val="none" w:sz="0" w:space="0" w:color="auto"/>
+              <w:bottom w:val="single" w:sz="4" w:space="0" w:color="E2E8F0"/>
+              <w:right w:val="none" w:sz="0" w:space="0" w:color="auto"/>
+            </w:tcBorders>
+          </w:tcPr>
+          <w:p>
+            <w:pPr>
+              <w:spacing w:before="40" w:after="40"/>
+            </w:pPr>
+            <w:r>
+              <w:rPr>
+                <w:rFonts w:ascii="Arial" w:hAnsi="Arial"/>
+                <w:color w:val="2D3748"/>
+                <w:sz w:val="18"/>
+              </w:rPr>
+              <w:t>createdFrom</w:t>
+            </w:r>
+          </w:p>
+        </w:tc>
+        <w:tc>
+          <w:tcPr>
+            <w:tcW w:type="dxa" w:w="1152"/>
+            <w:shd w:fill="F7FAFC"/>
+            <w:tcMar>
+              <w:top w:w="80" w:type="dxa"/>
+              <w:bottom w:w="80" w:type="dxa"/>
+              <w:left w:w="100" w:type="dxa"/>
+              <w:right w:w="100" w:type="dxa"/>
+            </w:tcMar>
+            <w:tcBorders>
+              <w:top w:val="single" w:sz="4" w:space="0" w:color="E2E8F0"/>
+              <w:left w:val="none" w:sz="0" w:space="0" w:color="auto"/>
+              <w:bottom w:val="single" w:sz="4" w:space="0" w:color="E2E8F0"/>
+              <w:right w:val="none" w:sz="0" w:space="0" w:color="auto"/>
+            </w:tcBorders>
+          </w:tcPr>
+          <w:p>
+            <w:pPr>
+              <w:spacing w:before="40" w:after="40"/>
+            </w:pPr>
+            <w:r>
+              <w:rPr>
+                <w:rFonts w:ascii="Arial" w:hAnsi="Arial"/>
+                <w:color w:val="2D3748"/>
+                <w:sz w:val="18"/>
+              </w:rPr>
+              <w:t>ISO 8601</w:t>
+            </w:r>
+          </w:p>
+        </w:tc>
+        <w:tc>
+          <w:tcPr>
+            <w:tcW w:type="dxa" w:w="1296"/>
+            <w:shd w:fill="F7FAFC"/>
+            <w:tcMar>
+              <w:top w:w="80" w:type="dxa"/>
+              <w:bottom w:w="80" w:type="dxa"/>
+              <w:left w:w="100" w:type="dxa"/>
+              <w:right w:w="100" w:type="dxa"/>
+            </w:tcMar>
+            <w:tcBorders>
+              <w:top w:val="single" w:sz="4" w:space="0" w:color="E2E8F0"/>
+              <w:left w:val="none" w:sz="0" w:space="0" w:color="auto"/>
+              <w:bottom w:val="single" w:sz="4" w:space="0" w:color="E2E8F0"/>
+              <w:right w:val="none" w:sz="0" w:space="0" w:color="auto"/>
+            </w:tcBorders>
+          </w:tcPr>
+          <w:p>
+            <w:pPr>
+              <w:spacing w:before="40" w:after="40"/>
+            </w:pPr>
+            <w:r>
+              <w:rPr>
+                <w:rFonts w:ascii="Arial" w:hAnsi="Arial"/>
+                <w:color w:val="2D3748"/>
+                <w:sz w:val="18"/>
+              </w:rPr>
+              <w:t>Tùy chọn</w:t>
+            </w:r>
+          </w:p>
+        </w:tc>
+        <w:tc>
+          <w:tcPr>
+            <w:tcW w:type="dxa" w:w="3312"/>
+            <w:shd w:fill="F7FAFC"/>
+            <w:tcMar>
+              <w:top w:w="80" w:type="dxa"/>
+              <w:bottom w:w="80" w:type="dxa"/>
+              <w:left w:w="100" w:type="dxa"/>
+              <w:right w:w="100" w:type="dxa"/>
+            </w:tcMar>
+            <w:tcBorders>
+              <w:top w:val="single" w:sz="4" w:space="0" w:color="E2E8F0"/>
+              <w:left w:val="none" w:sz="0" w:space="0" w:color="auto"/>
+              <w:bottom w:val="single" w:sz="4" w:space="0" w:color="E2E8F0"/>
+              <w:right w:val="none" w:sz="0" w:space="0" w:color="auto"/>
+            </w:tcBorders>
+          </w:tcPr>
+          <w:p>
+            <w:pPr>
+              <w:spacing w:before="40" w:after="40"/>
+            </w:pPr>
+            <w:r>
+              <w:rPr>
+                <w:rFonts w:ascii="Arial" w:hAnsi="Arial"/>
+                <w:color w:val="2D3748"/>
+                <w:sz w:val="18"/>
+              </w:rPr>
+              <w:t>Lọc từ ngày tạo (VD: 2026-10-01T00:00:00)</w:t>
+            </w:r>
+          </w:p>
+        </w:tc>
+        <w:tc>
+          <w:tcPr>
+            <w:tcW w:type="dxa" w:w="1728"/>
+            <w:shd w:fill="F7FAFC"/>
+            <w:tcMar>
+              <w:top w:w="80" w:type="dxa"/>
+              <w:bottom w:w="80" w:type="dxa"/>
+              <w:left w:w="100" w:type="dxa"/>
+              <w:right w:w="100" w:type="dxa"/>
+            </w:tcMar>
+            <w:tcBorders>
+              <w:top w:val="single" w:sz="4" w:space="0" w:color="E2E8F0"/>
+              <w:left w:val="none" w:sz="0" w:space="0" w:color="auto"/>
+              <w:bottom w:val="single" w:sz="4" w:space="0" w:color="E2E8F0"/>
+              <w:right w:val="none" w:sz="0" w:space="0" w:color="auto"/>
+            </w:tcBorders>
+          </w:tcPr>
+          <w:p>
+            <w:pPr>
+              <w:spacing w:before="40" w:after="40"/>
+            </w:pPr>
+            <w:r>
+              <w:rPr>
+                <w:rFonts w:ascii="Arial" w:hAnsi="Arial"/>
+                <w:color w:val="2D3748"/>
+                <w:sz w:val="18"/>
+              </w:rPr>
+              <w:t>2026-10-01T00:00:00</w:t>
+            </w:r>
+          </w:p>
+        </w:tc>
+      </w:tr>
+      <w:tr>
+        <w:tc>
+          <w:tcPr>
+            <w:tcW w:type="dxa" w:w="1872"/>
+            <w:shd w:fill="FFFFFF"/>
+            <w:tcMar>
+              <w:top w:w="80" w:type="dxa"/>
+              <w:bottom w:w="80" w:type="dxa"/>
+              <w:left w:w="100" w:type="dxa"/>
+              <w:right w:w="100" w:type="dxa"/>
+            </w:tcMar>
+            <w:tcBorders>
+              <w:top w:val="single" w:sz="4" w:space="0" w:color="E2E8F0"/>
+              <w:left w:val="none" w:sz="0" w:space="0" w:color="auto"/>
+              <w:bottom w:val="single" w:sz="4" w:space="0" w:color="E2E8F0"/>
+              <w:right w:val="none" w:sz="0" w:space="0" w:color="auto"/>
+            </w:tcBorders>
+          </w:tcPr>
+          <w:p>
+            <w:pPr>
+              <w:spacing w:before="40" w:after="40"/>
+            </w:pPr>
+            <w:r>
+              <w:rPr>
+                <w:rFonts w:ascii="Arial" w:hAnsi="Arial"/>
+                <w:color w:val="2D3748"/>
+                <w:sz w:val="18"/>
+              </w:rPr>
+              <w:t>createdTo</w:t>
+            </w:r>
+          </w:p>
+        </w:tc>
+        <w:tc>
+          <w:tcPr>
+            <w:tcW w:type="dxa" w:w="1152"/>
+            <w:shd w:fill="FFFFFF"/>
+            <w:tcMar>
+              <w:top w:w="80" w:type="dxa"/>
+              <w:bottom w:w="80" w:type="dxa"/>
+              <w:left w:w="100" w:type="dxa"/>
+              <w:right w:w="100" w:type="dxa"/>
+            </w:tcMar>
+            <w:tcBorders>
+              <w:top w:val="single" w:sz="4" w:space="0" w:color="E2E8F0"/>
+              <w:left w:val="none" w:sz="0" w:space="0" w:color="auto"/>
+              <w:bottom w:val="single" w:sz="4" w:space="0" w:color="E2E8F0"/>
+              <w:right w:val="none" w:sz="0" w:space="0" w:color="auto"/>
+            </w:tcBorders>
+          </w:tcPr>
+          <w:p>
+            <w:pPr>
+              <w:spacing w:before="40" w:after="40"/>
+            </w:pPr>
+            <w:r>
+              <w:rPr>
+                <w:rFonts w:ascii="Arial" w:hAnsi="Arial"/>
+                <w:color w:val="2D3748"/>
+                <w:sz w:val="18"/>
+              </w:rPr>
+              <w:t>ISO 8601</w:t>
+            </w:r>
+          </w:p>
+        </w:tc>
+        <w:tc>
+          <w:tcPr>
+            <w:tcW w:type="dxa" w:w="1296"/>
+            <w:shd w:fill="FFFFFF"/>
+            <w:tcMar>
+              <w:top w:w="80" w:type="dxa"/>
+              <w:bottom w:w="80" w:type="dxa"/>
+              <w:left w:w="100" w:type="dxa"/>
+              <w:right w:w="100" w:type="dxa"/>
+            </w:tcMar>
+            <w:tcBorders>
+              <w:top w:val="single" w:sz="4" w:space="0" w:color="E2E8F0"/>
+              <w:left w:val="none" w:sz="0" w:space="0" w:color="auto"/>
+              <w:bottom w:val="single" w:sz="4" w:space="0" w:color="E2E8F0"/>
+              <w:right w:val="none" w:sz="0" w:space="0" w:color="auto"/>
+            </w:tcBorders>
+          </w:tcPr>
+          <w:p>
+            <w:pPr>
+              <w:spacing w:before="40" w:after="40"/>
+            </w:pPr>
+            <w:r>
+              <w:rPr>
+                <w:rFonts w:ascii="Arial" w:hAnsi="Arial"/>
+                <w:color w:val="2D3748"/>
+                <w:sz w:val="18"/>
+              </w:rPr>
+              <w:t>Tùy chọn</w:t>
+            </w:r>
+          </w:p>
+        </w:tc>
+        <w:tc>
+          <w:tcPr>
+            <w:tcW w:type="dxa" w:w="3312"/>
+            <w:shd w:fill="FFFFFF"/>
+            <w:tcMar>
+              <w:top w:w="80" w:type="dxa"/>
+              <w:bottom w:w="80" w:type="dxa"/>
+              <w:left w:w="100" w:type="dxa"/>
+              <w:right w:w="100" w:type="dxa"/>
+            </w:tcMar>
+            <w:tcBorders>
+              <w:top w:val="single" w:sz="4" w:space="0" w:color="E2E8F0"/>
+              <w:left w:val="none" w:sz="0" w:space="0" w:color="auto"/>
+              <w:bottom w:val="single" w:sz="4" w:space="0" w:color="E2E8F0"/>
+              <w:right w:val="none" w:sz="0" w:space="0" w:color="auto"/>
+            </w:tcBorders>
+          </w:tcPr>
+          <w:p>
+            <w:pPr>
+              <w:spacing w:before="40" w:after="40"/>
+            </w:pPr>
+            <w:r>
+              <w:rPr>
+                <w:rFonts w:ascii="Arial" w:hAnsi="Arial"/>
+                <w:color w:val="2D3748"/>
+                <w:sz w:val="18"/>
+              </w:rPr>
+              <w:t>Lọc đến ngày tạo (VD: 2026-10-03T23:59:59)</w:t>
+            </w:r>
+          </w:p>
+        </w:tc>
+        <w:tc>
+          <w:tcPr>
+            <w:tcW w:type="dxa" w:w="1728"/>
+            <w:shd w:fill="FFFFFF"/>
+            <w:tcMar>
+              <w:top w:w="80" w:type="dxa"/>
+              <w:bottom w:w="80" w:type="dxa"/>
+              <w:left w:w="100" w:type="dxa"/>
+              <w:right w:w="100" w:type="dxa"/>
+            </w:tcMar>
+            <w:tcBorders>
+              <w:top w:val="single" w:sz="4" w:space="0" w:color="E2E8F0"/>
+              <w:left w:val="none" w:sz="0" w:space="0" w:color="auto"/>
+              <w:bottom w:val="single" w:sz="4" w:space="0" w:color="E2E8F0"/>
+              <w:right w:val="none" w:sz="0" w:space="0" w:color="auto"/>
+            </w:tcBorders>
+          </w:tcPr>
+          <w:p>
+            <w:pPr>
+              <w:spacing w:before="40" w:after="40"/>
+            </w:pPr>
+            <w:r>
+              <w:rPr>
+                <w:rFonts w:ascii="Arial" w:hAnsi="Arial"/>
+                <w:color w:val="2D3748"/>
+                <w:sz w:val="18"/>
+              </w:rPr>
+              <w:t>2026-10-03T23:59:59</w:t>
+            </w:r>
+          </w:p>
+        </w:tc>
+      </w:tr>
+      <w:tr>
+        <w:tc>
+          <w:tcPr>
+            <w:tcW w:type="dxa" w:w="1872"/>
+            <w:shd w:fill="F7FAFC"/>
+            <w:tcMar>
+              <w:top w:w="80" w:type="dxa"/>
+              <w:bottom w:w="80" w:type="dxa"/>
+              <w:left w:w="100" w:type="dxa"/>
+              <w:right w:w="100" w:type="dxa"/>
+            </w:tcMar>
+            <w:tcBorders>
+              <w:top w:val="single" w:sz="4" w:space="0" w:color="E2E8F0"/>
+              <w:left w:val="none" w:sz="0" w:space="0" w:color="auto"/>
+              <w:bottom w:val="single" w:sz="4" w:space="0" w:color="E2E8F0"/>
+              <w:right w:val="none" w:sz="0" w:space="0" w:color="auto"/>
+            </w:tcBorders>
+          </w:tcPr>
+          <w:p>
+            <w:pPr>
+              <w:spacing w:before="40" w:after="40"/>
+            </w:pPr>
+            <w:r>
+              <w:rPr>
+                <w:rFonts w:ascii="Arial" w:hAnsi="Arial"/>
+                <w:color w:val="2D3748"/>
+                <w:sz w:val="18"/>
+              </w:rPr>
+              <w:t>status</w:t>
+            </w:r>
+          </w:p>
+        </w:tc>
+        <w:tc>
+          <w:tcPr>
+            <w:tcW w:type="dxa" w:w="1152"/>
+            <w:shd w:fill="F7FAFC"/>
+            <w:tcMar>
+              <w:top w:w="80" w:type="dxa"/>
+              <w:bottom w:w="80" w:type="dxa"/>
+              <w:left w:w="100" w:type="dxa"/>
+              <w:right w:w="100" w:type="dxa"/>
+            </w:tcMar>
+            <w:tcBorders>
+              <w:top w:val="single" w:sz="4" w:space="0" w:color="E2E8F0"/>
+              <w:left w:val="none" w:sz="0" w:space="0" w:color="auto"/>
+              <w:bottom w:val="single" w:sz="4" w:space="0" w:color="E2E8F0"/>
+              <w:right w:val="none" w:sz="0" w:space="0" w:color="auto"/>
+            </w:tcBorders>
+          </w:tcPr>
+          <w:p>
+            <w:pPr>
+              <w:spacing w:before="40" w:after="40"/>
+            </w:pPr>
+            <w:r>
+              <w:rPr>
+                <w:rFonts w:ascii="Arial" w:hAnsi="Arial"/>
+                <w:color w:val="2D3748"/>
+                <w:sz w:val="18"/>
+              </w:rPr>
+              <w:t>String</w:t>
+            </w:r>
+          </w:p>
+        </w:tc>
+        <w:tc>
+          <w:tcPr>
+            <w:tcW w:type="dxa" w:w="1296"/>
+            <w:shd w:fill="F7FAFC"/>
+            <w:tcMar>
+              <w:top w:w="80" w:type="dxa"/>
+              <w:bottom w:w="80" w:type="dxa"/>
+              <w:left w:w="100" w:type="dxa"/>
+              <w:right w:w="100" w:type="dxa"/>
+            </w:tcMar>
+            <w:tcBorders>
+              <w:top w:val="single" w:sz="4" w:space="0" w:color="E2E8F0"/>
+              <w:left w:val="none" w:sz="0" w:space="0" w:color="auto"/>
+              <w:bottom w:val="single" w:sz="4" w:space="0" w:color="E2E8F0"/>
+              <w:right w:val="none" w:sz="0" w:space="0" w:color="auto"/>
+            </w:tcBorders>
+          </w:tcPr>
+          <w:p>
+            <w:pPr>
+              <w:spacing w:before="40" w:after="40"/>
+            </w:pPr>
+            <w:r>
+              <w:rPr>
+                <w:rFonts w:ascii="Arial" w:hAnsi="Arial"/>
+                <w:color w:val="2D3748"/>
+                <w:sz w:val="18"/>
+              </w:rPr>
+              <w:t>Tùy chọn</w:t>
+            </w:r>
+          </w:p>
+        </w:tc>
+        <w:tc>
+          <w:tcPr>
+            <w:tcW w:type="dxa" w:w="3312"/>
+            <w:shd w:fill="F7FAFC"/>
+            <w:tcMar>
+              <w:top w:w="80" w:type="dxa"/>
+              <w:bottom w:w="80" w:type="dxa"/>
+              <w:left w:w="100" w:type="dxa"/>
+              <w:right w:w="100" w:type="dxa"/>
+            </w:tcMar>
+            <w:tcBorders>
+              <w:top w:val="single" w:sz="4" w:space="0" w:color="E2E8F0"/>
+              <w:left w:val="none" w:sz="0" w:space="0" w:color="auto"/>
+              <w:bottom w:val="single" w:sz="4" w:space="0" w:color="E2E8F0"/>
+              <w:right w:val="none" w:sz="0" w:space="0" w:color="auto"/>
+            </w:tcBorders>
+          </w:tcPr>
+          <w:p>
+            <w:pPr>
+              <w:spacing w:before="40" w:after="40"/>
+            </w:pPr>
+            <w:r>
+              <w:rPr>
+                <w:rFonts w:ascii="Arial" w:hAnsi="Arial"/>
+                <w:color w:val="2D3748"/>
+                <w:sz w:val="18"/>
+              </w:rPr>
+              <w:t>Lọc theo trạng thái (ACTIVE, DELETED). Mặc định trừ DELETED</w:t>
+            </w:r>
+          </w:p>
+        </w:tc>
+        <w:tc>
+          <w:tcPr>
+            <w:tcW w:type="dxa" w:w="1728"/>
+            <w:shd w:fill="F7FAFC"/>
+            <w:tcMar>
+              <w:top w:w="80" w:type="dxa"/>
+              <w:bottom w:w="80" w:type="dxa"/>
+              <w:left w:w="100" w:type="dxa"/>
+              <w:right w:w="100" w:type="dxa"/>
+            </w:tcMar>
+            <w:tcBorders>
+              <w:top w:val="single" w:sz="4" w:space="0" w:color="E2E8F0"/>
+              <w:left w:val="none" w:sz="0" w:space="0" w:color="auto"/>
+              <w:bottom w:val="single" w:sz="4" w:space="0" w:color="E2E8F0"/>
+              <w:right w:val="none" w:sz="0" w:space="0" w:color="auto"/>
+            </w:tcBorders>
+          </w:tcPr>
+          <w:p>
+            <w:pPr>
+              <w:spacing w:before="40" w:after="40"/>
+            </w:pPr>
+            <w:r>
+              <w:rPr>
+                <w:rFonts w:ascii="Arial" w:hAnsi="Arial"/>
+                <w:color w:val="2D3748"/>
+                <w:sz w:val="18"/>
+              </w:rPr>
+              <w:t>ACTIVE</w:t>
+            </w:r>
+          </w:p>
+        </w:tc>
+      </w:tr>
+      <w:tr>
+        <w:tc>
+          <w:tcPr>
+            <w:tcW w:type="dxa" w:w="1872"/>
+            <w:shd w:fill="FFFFFF"/>
+            <w:tcMar>
+              <w:top w:w="80" w:type="dxa"/>
+              <w:bottom w:w="80" w:type="dxa"/>
+              <w:left w:w="100" w:type="dxa"/>
+              <w:right w:w="100" w:type="dxa"/>
+            </w:tcMar>
+            <w:tcBorders>
+              <w:top w:val="single" w:sz="4" w:space="0" w:color="E2E8F0"/>
+              <w:left w:val="none" w:sz="0" w:space="0" w:color="auto"/>
+              <w:bottom w:val="single" w:sz="4" w:space="0" w:color="E2E8F0"/>
+              <w:right w:val="none" w:sz="0" w:space="0" w:color="auto"/>
+            </w:tcBorders>
+          </w:tcPr>
+          <w:p>
+            <w:pPr>
+              <w:spacing w:before="40" w:after="40"/>
+            </w:pPr>
+            <w:r>
+              <w:rPr>
+                <w:rFonts w:ascii="Arial" w:hAnsi="Arial"/>
+                <w:color w:val="2D3748"/>
+                <w:sz w:val="18"/>
+              </w:rPr>
+              <w:t>page / size</w:t>
+            </w:r>
+          </w:p>
+        </w:tc>
+        <w:tc>
+          <w:tcPr>
+            <w:tcW w:type="dxa" w:w="1152"/>
+            <w:shd w:fill="FFFFFF"/>
+            <w:tcMar>
+              <w:top w:w="80" w:type="dxa"/>
+              <w:bottom w:w="80" w:type="dxa"/>
+              <w:left w:w="100" w:type="dxa"/>
+              <w:right w:w="100" w:type="dxa"/>
+            </w:tcMar>
+            <w:tcBorders>
+              <w:top w:val="single" w:sz="4" w:space="0" w:color="E2E8F0"/>
+              <w:left w:val="none" w:sz="0" w:space="0" w:color="auto"/>
+              <w:bottom w:val="single" w:sz="4" w:space="0" w:color="E2E8F0"/>
+              <w:right w:val="none" w:sz="0" w:space="0" w:color="auto"/>
+            </w:tcBorders>
+          </w:tcPr>
+          <w:p>
+            <w:pPr>
+              <w:spacing w:before="40" w:after="40"/>
+            </w:pPr>
+            <w:r>
+              <w:rPr>
+                <w:rFonts w:ascii="Arial" w:hAnsi="Arial"/>
+                <w:color w:val="2D3748"/>
+                <w:sz w:val="18"/>
+              </w:rPr>
+              <w:t>Integer</w:t>
+            </w:r>
+          </w:p>
+        </w:tc>
+        <w:tc>
+          <w:tcPr>
+            <w:tcW w:type="dxa" w:w="1296"/>
+            <w:shd w:fill="FFFFFF"/>
+            <w:tcMar>
+              <w:top w:w="80" w:type="dxa"/>
+              <w:bottom w:w="80" w:type="dxa"/>
+              <w:left w:w="100" w:type="dxa"/>
+              <w:right w:w="100" w:type="dxa"/>
+            </w:tcMar>
+            <w:tcBorders>
+              <w:top w:val="single" w:sz="4" w:space="0" w:color="E2E8F0"/>
+              <w:left w:val="none" w:sz="0" w:space="0" w:color="auto"/>
+              <w:bottom w:val="single" w:sz="4" w:space="0" w:color="E2E8F0"/>
+              <w:right w:val="none" w:sz="0" w:space="0" w:color="auto"/>
+            </w:tcBorders>
+          </w:tcPr>
+          <w:p>
+            <w:pPr>
+              <w:spacing w:before="40" w:after="40"/>
+            </w:pPr>
+            <w:r>
+              <w:rPr>
+                <w:rFonts w:ascii="Arial" w:hAnsi="Arial"/>
+                <w:color w:val="2D3748"/>
+                <w:sz w:val="18"/>
+              </w:rPr>
+              <w:t>Mặc định</w:t>
+            </w:r>
+          </w:p>
+        </w:tc>
+        <w:tc>
+          <w:tcPr>
+            <w:tcW w:type="dxa" w:w="3312"/>
+            <w:shd w:fill="FFFFFF"/>
+            <w:tcMar>
+              <w:top w:w="80" w:type="dxa"/>
+              <w:bottom w:w="80" w:type="dxa"/>
+              <w:left w:w="100" w:type="dxa"/>
+              <w:right w:w="100" w:type="dxa"/>
+            </w:tcMar>
+            <w:tcBorders>
+              <w:top w:val="single" w:sz="4" w:space="0" w:color="E2E8F0"/>
+              <w:left w:val="none" w:sz="0" w:space="0" w:color="auto"/>
+              <w:bottom w:val="single" w:sz="4" w:space="0" w:color="E2E8F0"/>
+              <w:right w:val="none" w:sz="0" w:space="0" w:color="auto"/>
+            </w:tcBorders>
+          </w:tcPr>
+          <w:p>
+            <w:pPr>
+              <w:spacing w:before="40" w:after="40"/>
+            </w:pPr>
+            <w:r>
+              <w:rPr>
+                <w:rFonts w:ascii="Arial" w:hAnsi="Arial"/>
+                <w:color w:val="2D3748"/>
+                <w:sz w:val="18"/>
+              </w:rPr>
+              <w:t>Phân trang: page (từ 0), size (mặc định 20)</w:t>
+            </w:r>
+          </w:p>
+        </w:tc>
+        <w:tc>
+          <w:tcPr>
+            <w:tcW w:type="dxa" w:w="1728"/>
+            <w:shd w:fill="FFFFFF"/>
+            <w:tcMar>
+              <w:top w:w="80" w:type="dxa"/>
+              <w:bottom w:w="80" w:type="dxa"/>
+              <w:left w:w="100" w:type="dxa"/>
+              <w:right w:w="100" w:type="dxa"/>
+            </w:tcMar>
+            <w:tcBorders>
+              <w:top w:val="single" w:sz="4" w:space="0" w:color="E2E8F0"/>
+              <w:left w:val="none" w:sz="0" w:space="0" w:color="auto"/>
+              <w:bottom w:val="single" w:sz="4" w:space="0" w:color="E2E8F0"/>
+              <w:right w:val="none" w:sz="0" w:space="0" w:color="auto"/>
+            </w:tcBorders>
+          </w:tcPr>
+          <w:p>
+            <w:pPr>
+              <w:spacing w:before="40" w:after="40"/>
+            </w:pPr>
+            <w:r>
+              <w:rPr>
+                <w:rFonts w:ascii="Arial" w:hAnsi="Arial"/>
+                <w:color w:val="2D3748"/>
+                <w:sz w:val="18"/>
+              </w:rPr>
+              <w:t>page=0&amp;size=20</w:t>
+            </w:r>
+          </w:p>
+        </w:tc>
+      </w:tr>
+      <w:tr>
+        <w:tc>
+          <w:tcPr>
+            <w:tcW w:type="dxa" w:w="1872"/>
+            <w:shd w:fill="F7FAFC"/>
+            <w:tcMar>
+              <w:top w:w="80" w:type="dxa"/>
+              <w:bottom w:w="80" w:type="dxa"/>
+              <w:left w:w="100" w:type="dxa"/>
+              <w:right w:w="100" w:type="dxa"/>
+            </w:tcMar>
+            <w:tcBorders>
+              <w:top w:val="single" w:sz="4" w:space="0" w:color="E2E8F0"/>
+              <w:left w:val="none" w:sz="0" w:space="0" w:color="auto"/>
+              <w:bottom w:val="single" w:sz="4" w:space="0" w:color="E2E8F0"/>
+              <w:right w:val="none" w:sz="0" w:space="0" w:color="auto"/>
+            </w:tcBorders>
+          </w:tcPr>
+          <w:p>
+            <w:pPr>
+              <w:spacing w:before="40" w:after="40"/>
+            </w:pPr>
+            <w:r>
+              <w:rPr>
+                <w:rFonts w:ascii="Arial" w:hAnsi="Arial"/>
+                <w:color w:val="2D3748"/>
+                <w:sz w:val="18"/>
+              </w:rPr>
+              <w:t>sort</w:t>
+            </w:r>
+          </w:p>
+        </w:tc>
+        <w:tc>
+          <w:tcPr>
+            <w:tcW w:type="dxa" w:w="1152"/>
+            <w:shd w:fill="F7FAFC"/>
+            <w:tcMar>
+              <w:top w:w="80" w:type="dxa"/>
+              <w:bottom w:w="80" w:type="dxa"/>
+              <w:left w:w="100" w:type="dxa"/>
+              <w:right w:w="100" w:type="dxa"/>
+            </w:tcMar>
+            <w:tcBorders>
+              <w:top w:val="single" w:sz="4" w:space="0" w:color="E2E8F0"/>
+              <w:left w:val="none" w:sz="0" w:space="0" w:color="auto"/>
+              <w:bottom w:val="single" w:sz="4" w:space="0" w:color="E2E8F0"/>
+              <w:right w:val="none" w:sz="0" w:space="0" w:color="auto"/>
+            </w:tcBorders>
+          </w:tcPr>
+          <w:p>
+            <w:pPr>
+              <w:spacing w:before="40" w:after="40"/>
+            </w:pPr>
+            <w:r>
+              <w:rPr>
+                <w:rFonts w:ascii="Arial" w:hAnsi="Arial"/>
+                <w:color w:val="2D3748"/>
+                <w:sz w:val="18"/>
+              </w:rPr>
+              <w:t>String</w:t>
+            </w:r>
+          </w:p>
+        </w:tc>
+        <w:tc>
+          <w:tcPr>
+            <w:tcW w:type="dxa" w:w="1296"/>
+            <w:shd w:fill="F7FAFC"/>
+            <w:tcMar>
+              <w:top w:w="80" w:type="dxa"/>
+              <w:bottom w:w="80" w:type="dxa"/>
+              <w:left w:w="100" w:type="dxa"/>
+              <w:right w:w="100" w:type="dxa"/>
+            </w:tcMar>
+            <w:tcBorders>
+              <w:top w:val="single" w:sz="4" w:space="0" w:color="E2E8F0"/>
+              <w:left w:val="none" w:sz="0" w:space="0" w:color="auto"/>
+              <w:bottom w:val="single" w:sz="4" w:space="0" w:color="E2E8F0"/>
+              <w:right w:val="none" w:sz="0" w:space="0" w:color="auto"/>
+            </w:tcBorders>
+          </w:tcPr>
+          <w:p>
+            <w:pPr>
+              <w:spacing w:before="40" w:after="40"/>
+            </w:pPr>
+            <w:r>
+              <w:rPr>
+                <w:rFonts w:ascii="Arial" w:hAnsi="Arial"/>
+                <w:color w:val="2D3748"/>
+                <w:sz w:val="18"/>
+              </w:rPr>
+              <w:t>Mặc định</w:t>
+            </w:r>
+          </w:p>
+        </w:tc>
+        <w:tc>
+          <w:tcPr>
+            <w:tcW w:type="dxa" w:w="3312"/>
+            <w:shd w:fill="F7FAFC"/>
+            <w:tcMar>
+              <w:top w:w="80" w:type="dxa"/>
+              <w:bottom w:w="80" w:type="dxa"/>
+              <w:left w:w="100" w:type="dxa"/>
+              <w:right w:w="100" w:type="dxa"/>
+            </w:tcMar>
+            <w:tcBorders>
+              <w:top w:val="single" w:sz="4" w:space="0" w:color="E2E8F0"/>
+              <w:left w:val="none" w:sz="0" w:space="0" w:color="auto"/>
+              <w:bottom w:val="single" w:sz="4" w:space="0" w:color="E2E8F0"/>
+              <w:right w:val="none" w:sz="0" w:space="0" w:color="auto"/>
+            </w:tcBorders>
+          </w:tcPr>
+          <w:p>
+            <w:pPr>
+              <w:spacing w:before="40" w:after="40"/>
+            </w:pPr>
+            <w:r>
+              <w:rPr>
+                <w:rFonts w:ascii="Arial" w:hAnsi="Arial"/>
+                <w:color w:val="2D3748"/>
+                <w:sz w:val="18"/>
+              </w:rPr>
+              <w:t>Sắp xếp: createdAt,desc hoặc fileName,asc</w:t>
+            </w:r>
+          </w:p>
+        </w:tc>
+        <w:tc>
+          <w:tcPr>
+            <w:tcW w:type="dxa" w:w="1728"/>
+            <w:shd w:fill="F7FAFC"/>
+            <w:tcMar>
+              <w:top w:w="80" w:type="dxa"/>
+              <w:bottom w:w="80" w:type="dxa"/>
+              <w:left w:w="100" w:type="dxa"/>
+              <w:right w:w="100" w:type="dxa"/>
+            </w:tcMar>
+            <w:tcBorders>
+              <w:top w:val="single" w:sz="4" w:space="0" w:color="E2E8F0"/>
+              <w:left w:val="none" w:sz="0" w:space="0" w:color="auto"/>
+              <w:bottom w:val="single" w:sz="4" w:space="0" w:color="E2E8F0"/>
+              <w:right w:val="none" w:sz="0" w:space="0" w:color="auto"/>
+            </w:tcBorders>
+          </w:tcPr>
+          <w:p>
+            <w:pPr>
+              <w:spacing w:before="40" w:after="40"/>
+            </w:pPr>
+            <w:r>
+              <w:rPr>
+                <w:rFonts w:ascii="Arial" w:hAnsi="Arial"/>
+                <w:color w:val="2D3748"/>
+                <w:sz w:val="18"/>
+              </w:rPr>
+              <w:t>createdAt,desc</w:t>
+            </w:r>
+          </w:p>
+        </w:tc>
+      </w:tr>
+    </w:tbl>
+    <w:p>
+      <w:pPr>
+        <w:spacing w:after="80"/>
+      </w:pPr>
+    </w:p>
+    <w:p>
+      <w:r>
+        <w:rPr>
+          <w:b/>
+        </w:rPr>
+        <w:t>Ví dụ Cấu trúc Response Phân trang (GET /api/admin/user-files):</w:t>
+      </w:r>
+    </w:p>
+    <w:tbl>
+      <w:tblPr>
+        <w:tblW w:type="auto" w:w="0"/>
+        <w:jc w:val="center"/>
+        <w:tblLayout w:type="fixed"/>
+        <w:tblLook w:firstColumn="1" w:firstRow="1" w:lastColumn="0" w:lastRow="0" w:noHBand="0" w:noVBand="1" w:val="04A0"/>
+      </w:tblPr>
+      <w:tblGrid>
+        <w:gridCol w:w="9648"/>
+      </w:tblGrid>
+      <w:tr>
+        <w:tc>
+          <w:tcPr>
+            <w:tcW w:type="dxa" w:w="9360"/>
+            <w:shd w:fill="F7FAFC"/>
+            <w:tcMar>
+              <w:top w:w="100" w:type="dxa"/>
+              <w:bottom w:w="100" w:type="dxa"/>
+              <w:left w:w="150" w:type="dxa"/>
+              <w:right w:w="150" w:type="dxa"/>
+            </w:tcMar>
+            <w:tcBorders>
+              <w:top w:val="single" w:sz="6" w:space="0" w:color="E2E8F0"/>
+              <w:left w:val="single" w:sz="6" w:space="0" w:color="E2E8F0"/>
+              <w:bottom w:val="single" w:sz="6" w:space="0" w:color="E2E8F0"/>
+              <w:right w:val="single" w:sz="6" w:space="0" w:color="E2E8F0"/>
+            </w:tcBorders>
+          </w:tcPr>
+          <w:p>
+            <w:pPr>
+              <w:spacing w:before="40" w:after="40" w:line="276" w:lineRule="auto"/>
+            </w:pPr>
+            <w:r>
+              <w:rPr>
+                <w:rFonts w:ascii="Courier New" w:hAnsi="Courier New"/>
+                <w:color w:val="2D3748"/>
+                <w:sz w:val="17"/>
+              </w:rPr>
+              <w:t>{</w:t>
+              <w:br/>
+              <w:t xml:space="preserve">  "content": [</w:t>
+              <w:br/>
+              <w:t xml:space="preserve">    {</w:t>
+              <w:br/>
+              <w:t xml:space="preserve">      "id": 5001,</w:t>
+              <w:br/>
+              <w:t xml:space="preserve">      "fileName": "BMW_X5_G05_DOOR_CUT.svg",</w:t>
+              <w:br/>
+              <w:t xml:space="preserve">      "originalFileName": "BMW_X5_G05_DOOR_CUT.svg",</w:t>
+              <w:br/>
+              <w:t xml:space="preserve">      "category": {</w:t>
+              <w:br/>
+              <w:t xml:space="preserve">        "id": 1,</w:t>
+              <w:br/>
+              <w:t xml:space="preserve">        "name": "PPF Exterior"</w:t>
+              <w:br/>
+              <w:t xml:space="preserve">      },</w:t>
+              <w:br/>
+              <w:t xml:space="preserve">      "vehicleConfiguration": {</w:t>
+              <w:br/>
+              <w:t xml:space="preserve">        "id": 12,</w:t>
+              <w:br/>
+              <w:t xml:space="preserve">        "productGroup": "PPF_EXTERIOR",</w:t>
+              <w:br/>
+              <w:t xml:space="preserve">        "productGroupName": "PPF Exterior",</w:t>
+              <w:br/>
+              <w:t xml:space="preserve">        "brandName": "BMW",</w:t>
+              <w:br/>
+              <w:t xml:space="preserve">        "modelName": "X5",</w:t>
+              <w:br/>
+              <w:t xml:space="preserve">        "yearFrom": 2019,</w:t>
+              <w:br/>
+              <w:t xml:space="preserve">        "yearTo": 2024,</w:t>
+              <w:br/>
+              <w:t xml:space="preserve">        "generationCode": "G05"</w:t>
+              <w:br/>
+              <w:t xml:space="preserve">      },</w:t>
+              <w:br/>
+              <w:t xml:space="preserve">      "cutSize": {</w:t>
+              <w:br/>
+              <w:t xml:space="preserve">        "filmWidth": 1520.0,</w:t>
+              <w:br/>
+              <w:t xml:space="preserve">        "filmWidthUnit": "MM",</w:t>
+              <w:br/>
+              <w:t xml:space="preserve">        "rollLength": 3500.0,</w:t>
+              <w:br/>
+              <w:t xml:space="preserve">        "rollLengthUnit": "MM",</w:t>
+              <w:br/>
+              <w:t xml:space="preserve">        "axisX": 3500.0,</w:t>
+              <w:br/>
+              <w:t xml:space="preserve">        "axisY": 1520.0</w:t>
+              <w:br/>
+              <w:t xml:space="preserve">      },</w:t>
+              <w:br/>
+              <w:t xml:space="preserve">      "description": "Bản cắt thử nghiệm cửa trước xe BMW X5",</w:t>
+              <w:br/>
+              <w:t xml:space="preserve">      "createdAt": "2026-10-03T22:00:00+07:00",</w:t>
+              <w:br/>
+              <w:t xml:space="preserve">      "createdBy": {</w:t>
+              <w:br/>
+              <w:t xml:space="preserve">        "id": 15,</w:t>
+              <w:br/>
+              <w:t xml:space="preserve">        "username": "operator1@gmail.com",</w:t>
+              <w:br/>
+              <w:t xml:space="preserve">        "displayName": "Kỹ thuật viên Cắt 01"</w:t>
+              <w:br/>
+              <w:t xml:space="preserve">      },</w:t>
+              <w:br/>
+              <w:t xml:space="preserve">      "dealer": {</w:t>
+              <w:br/>
+              <w:t xml:space="preserve">        "id": 2,</w:t>
+              <w:br/>
+              <w:t xml:space="preserve">        "name": "Đại lý Hà Nội - AutoCare"</w:t>
+              <w:br/>
+              <w:t xml:space="preserve">      },</w:t>
+              <w:br/>
+              <w:t xml:space="preserve">      "fileSize": 1258291,</w:t>
+              <w:br/>
+              <w:t xml:space="preserve">      "mimeType": "image/svg+xml",</w:t>
+              <w:br/>
+              <w:t xml:space="preserve">      "checksum": "sha256:e3b0c44298fc1c149afbf4c8996fb92427ae41e4649b934ca495991b7852b855",</w:t>
+              <w:br/>
+              <w:t xml:space="preserve">      "status": "ACTIVE"</w:t>
+              <w:br/>
+              <w:t xml:space="preserve">    }</w:t>
+              <w:br/>
+              <w:t xml:space="preserve">  ],</w:t>
+              <w:br/>
+              <w:t xml:space="preserve">  "page": 0,</w:t>
+              <w:br/>
+              <w:t xml:space="preserve">  "size": 20,</w:t>
+              <w:br/>
+              <w:t xml:space="preserve">  "totalElements": 1,</w:t>
+              <w:br/>
+              <w:t xml:space="preserve">  "totalPages": 1</w:t>
+              <w:br/>
+              <w:t>}</w:t>
+            </w:r>
+          </w:p>
+        </w:tc>
+      </w:tr>
+    </w:tbl>
+    <w:p>
+      <w:pPr>
+        <w:spacing w:after="80"/>
+      </w:pPr>
+    </w:p>
+    <w:p>
+      <w:r>
+        <w:br w:type="page"/>
+      </w:r>
+    </w:p>
+    <w:p>
+      <w:pPr>
+        <w:pStyle w:val="Heading1"/>
+        <w:keepNext/>
+        <w:spacing w:before="280" w:after="120"/>
+      </w:pPr>
+      <w:r>
+        <w:rPr>
+          <w:rFonts w:ascii="Arial" w:hAnsi="Arial"/>
+          <w:b/>
+          <w:color w:val="1A365D"/>
+          <w:sz w:val="32"/>
+        </w:rPr>
+        <w:t>6. Nhóm API Quản trị Người Dùng &amp; Đại Lý (Users &amp; Dealers)</w:t>
       </w:r>
     </w:p>
     <w:p>
@@ -7545,7 +13338,7 @@
           <w:color w:val="2B6CB0"/>
           <w:sz w:val="26"/>
         </w:rPr>
-        <w:t>5.1. Quy tắc Tạo Người Dùng Mới (User Creation Rules)</w:t>
+        <w:t>6.1. Quy tắc Tạo Người Dùng Mới (User Creation Rules)</w:t>
       </w:r>
     </w:p>
     <w:tbl>
@@ -7625,7 +13418,7 @@
           <w:color w:val="2B6CB0"/>
           <w:sz w:val="26"/>
         </w:rPr>
-        <w:t>5.2. Danh sách các API Người Dùng &amp; Đại Lý</w:t>
+        <w:t>6.2. Danh sách các API Người Dùng &amp; Đại Lý</w:t>
       </w:r>
     </w:p>
     <w:tbl>
@@ -8874,7 +14667,7 @@
           <w:color w:val="1A365D"/>
           <w:sz w:val="32"/>
         </w:rPr>
-        <w:t>6. Bảng Mã Lỗi Nghiệp Vụ &amp; Khuyến Nghị Tích Hợp</w:t>
+        <w:t>7. Bảng Mã Lỗi Nghiệp Vụ &amp; Khuyến Nghị Tích Hợp</w:t>
       </w:r>
     </w:p>
     <w:p>
@@ -8890,7 +14683,7 @@
           <w:color w:val="2B6CB0"/>
           <w:sz w:val="26"/>
         </w:rPr>
-        <w:t>6.1. Bảng Tra Cứu Mã Lỗi Hệ Thống (Business Error Codes)</w:t>
+        <w:t>7.1. Bảng Tra Cứu Mã Lỗi Hệ Thống (Business Error Codes)</w:t>
       </w:r>
     </w:p>
     <w:tbl>
@@ -9972,7 +15765,7 @@
           <w:color w:val="2B6CB0"/>
           <w:sz w:val="26"/>
         </w:rPr>
-        <w:t>6.2. Khuyến nghị Tích hợp cho Lập trình viên Client Máy Cắt</w:t>
+        <w:t>7.2. Khuyến nghị Tích hợp cho Lập trình viên Client Máy Cắt</w:t>
       </w:r>
     </w:p>
     <w:p>
